--- a/docs/seguridad/03-registro-de-auditoria.docx
+++ b/docs/seguridad/03-registro-de-auditoria.docx
@@ -4,118 +4,135 @@
   <w:body>
     <w:p>
       <w:pPr>
-        <w:pStyle w:val="Heading1"/>
-      </w:pPr>
-      <w:r>
-        <w:rPr>
-          <w:rFonts w:ascii="Calibri" w:cs="Calibri" w:eastAsia="Calibri" w:hAnsi="Calibri"/>
-        </w:rPr>
-        <w:t xml:space="preserve">Diseño del registro de auditoría</w:t>
+        <w:spacing w:after="60" w:before="600"/>
+      </w:pPr>
+      <w:r>
+        <w:rPr>
+          <w:rFonts w:ascii="Calibri" w:cs="Calibri" w:eastAsia="Calibri" w:hAnsi="Calibri"/>
+          <w:color w:val="55666A"/>
+          <w:sz w:val="28"/>
+          <w:szCs w:val="28"/>
+        </w:rPr>
+        <w:t xml:space="preserve">Centro Médico Altavida</w:t>
       </w:r>
     </w:p>
     <w:p>
       <w:pPr>
         <w:spacing w:after="120"/>
       </w:pPr>
-      <w:r>
-        <w:rPr>
-          <w:rFonts w:ascii="Calibri" w:cs="Calibri" w:eastAsia="Calibri" w:hAnsi="Calibri"/>
-          <w:sz w:val="22"/>
-          <w:szCs w:val="22"/>
-        </w:rPr>
-        <w:t xml:space="preserve">Centro Médico Altavida · IIT421W Seguridad y Protección de Datos · Actividad 4 (Hito 3)</w:t>
-      </w:r>
-    </w:p>
-    <w:p>
-      <w:pPr>
-        <w:pStyle w:val="Heading2"/>
-      </w:pPr>
-      <w:r>
-        <w:rPr>
-          <w:rFonts w:ascii="Calibri" w:cs="Calibri" w:eastAsia="Calibri" w:hAnsi="Calibri"/>
-        </w:rPr>
-        <w:t xml:space="preserve">1. Para qué sirve y qué no es</w:t>
-      </w:r>
-    </w:p>
-    <w:p>
-      <w:pPr>
-        <w:spacing w:after="120"/>
-      </w:pPr>
-      <w:r>
-        <w:rPr>
-          <w:rFonts w:ascii="Calibri" w:cs="Calibri" w:eastAsia="Calibri" w:hAnsi="Calibri"/>
-          <w:sz w:val="22"/>
-          <w:szCs w:val="22"/>
-        </w:rPr>
-        <w:t xml:space="preserve">El registro de auditoría permite reconstruir </w:t>
-      </w:r>
       <w:r>
         <w:rPr>
           <w:rFonts w:ascii="Calibri" w:cs="Calibri" w:eastAsia="Calibri" w:hAnsi="Calibri"/>
           <w:b/>
           <w:bCs/>
-          <w:sz w:val="22"/>
-          <w:szCs w:val="22"/>
+          <w:color w:val="0F6E6A"/>
+          <w:sz w:val="52"/>
+          <w:szCs w:val="52"/>
+        </w:rPr>
+        <w:t xml:space="preserve">Diseño del registro de auditoría</w:t>
+      </w:r>
+    </w:p>
+    <w:p>
+      <w:pPr>
+        <w:spacing w:after="120" w:line="276"/>
+      </w:pPr>
+      <w:r>
+        <w:rPr>
+          <w:rFonts w:ascii="Calibri" w:cs="Calibri" w:eastAsia="Calibri" w:hAnsi="Calibri"/>
+          <w:color w:val="55666A"/>
+          <w:sz w:val="24"/>
+          <w:szCs w:val="24"/>
+        </w:rPr>
+        <w:t xml:space="preserve">IIT421W Seguridad y Protección de Datos · Actividad 4 (Hito 3)</w:t>
+      </w:r>
+    </w:p>
+    <w:p>
+      <w:pPr>
+        <w:spacing w:after="120"/>
+      </w:pPr>
+    </w:p>
+    <w:p>
+      <w:pPr>
+        <w:pStyle w:val="Heading1"/>
+      </w:pPr>
+      <w:r>
+        <w:rPr>
+          <w:rFonts w:ascii="Calibri" w:cs="Calibri" w:eastAsia="Calibri" w:hAnsi="Calibri"/>
+        </w:rPr>
+        <w:t xml:space="preserve">1. Para qué sirve y qué no es</w:t>
+      </w:r>
+    </w:p>
+    <w:p>
+      <w:pPr>
+        <w:spacing w:after="120" w:line="276"/>
+      </w:pPr>
+      <w:r>
+        <w:rPr>
+          <w:rFonts w:ascii="Calibri" w:cs="Calibri" w:eastAsia="Calibri" w:hAnsi="Calibri"/>
+        </w:rPr>
+        <w:t xml:space="preserve">El registro de auditoría permite reconstruir </w:t>
+      </w:r>
+      <w:r>
+        <w:rPr>
+          <w:rFonts w:ascii="Calibri" w:cs="Calibri" w:eastAsia="Calibri" w:hAnsi="Calibri"/>
+          <w:b/>
+          <w:bCs/>
         </w:rPr>
         <w:t xml:space="preserve">quién hizo qué, sobre qué recurso, cuándo y con qué resultado</w:t>
       </w:r>
       <w:r>
         <w:rPr>
           <w:rFonts w:ascii="Calibri" w:cs="Calibri" w:eastAsia="Calibri" w:hAnsi="Calibri"/>
-          <w:sz w:val="22"/>
-          <w:szCs w:val="22"/>
         </w:rPr>
         <w:t xml:space="preserve">, detectar usos indebidos (alertas) y respaldar la respuesta a incidentes y los reclamos de los titulares. No es un respaldo de datos ni una copia de las fichas, y no debe permitir reconstruir información clínica: su contenido es deliberadamente pobre en datos personales.</w:t>
       </w:r>
     </w:p>
     <w:p>
       <w:pPr>
-        <w:spacing w:after="120"/>
-      </w:pPr>
-      <w:r>
-        <w:rPr>
-          <w:rFonts w:ascii="Calibri" w:cs="Calibri" w:eastAsia="Calibri" w:hAnsi="Calibri"/>
-          <w:sz w:val="22"/>
-          <w:szCs w:val="22"/>
+        <w:spacing w:after="120" w:line="276"/>
+      </w:pPr>
+      <w:r>
+        <w:rPr>
+          <w:rFonts w:ascii="Calibri" w:cs="Calibri" w:eastAsia="Calibri" w:hAnsi="Calibri"/>
         </w:rPr>
         <w:t xml:space="preserve">Se distingue de las bitácoras de acceso que ya existían (</w:t>
       </w:r>
       <w:r>
         <w:rPr>
           <w:rFonts w:ascii="Consolas" w:cs="Consolas" w:eastAsia="Consolas" w:hAnsi="Consolas"/>
-          <w:sz w:val="22"/>
-          <w:szCs w:val="22"/>
+          <w:b w:val="false"/>
+          <w:bCs w:val="false"/>
+          <w:sz w:val="19"/>
+          <w:szCs w:val="19"/>
         </w:rPr>
         <w:t xml:space="preserve">AccesoFicha</w:t>
       </w:r>
       <w:r>
         <w:rPr>
           <w:rFonts w:ascii="Calibri" w:cs="Calibri" w:eastAsia="Calibri" w:hAnsi="Calibri"/>
-          <w:sz w:val="22"/>
-          <w:szCs w:val="22"/>
         </w:rPr>
         <w:t xml:space="preserve">, </w:t>
       </w:r>
       <w:r>
         <w:rPr>
           <w:rFonts w:ascii="Consolas" w:cs="Consolas" w:eastAsia="Consolas" w:hAnsi="Consolas"/>
-          <w:sz w:val="22"/>
-          <w:szCs w:val="22"/>
+          <w:b w:val="false"/>
+          <w:bCs w:val="false"/>
+          <w:sz w:val="19"/>
+          <w:szCs w:val="19"/>
         </w:rPr>
         <w:t xml:space="preserve">AccesoIdentidad</w:t>
       </w:r>
       <w:r>
         <w:rPr>
           <w:rFonts w:ascii="Calibri" w:cs="Calibri" w:eastAsia="Calibri" w:hAnsi="Calibri"/>
-          <w:sz w:val="22"/>
-          <w:szCs w:val="22"/>
         </w:rPr>
         <w:t xml:space="preserve">), que quedan como registro funcional del módulo clínico. La auditoría es transversal, tiene integridad verificable y es lo que consultan el Encargado de privacidad y la respuesta a incidentes.</w:t>
       </w:r>
     </w:p>
     <w:p>
       <w:pPr>
-        <w:pStyle w:val="Heading2"/>
+        <w:pStyle w:val="Heading1"/>
       </w:pPr>
       <w:r>
         <w:rPr>
@@ -126,36 +143,34 @@
     </w:p>
     <w:p>
       <w:pPr>
-        <w:spacing w:after="120"/>
-      </w:pPr>
-      <w:r>
-        <w:rPr>
-          <w:rFonts w:ascii="Calibri" w:cs="Calibri" w:eastAsia="Calibri" w:hAnsi="Calibri"/>
-          <w:sz w:val="22"/>
-          <w:szCs w:val="22"/>
+        <w:spacing w:after="120" w:line="276"/>
+      </w:pPr>
+      <w:r>
+        <w:rPr>
+          <w:rFonts w:ascii="Calibri" w:cs="Calibri" w:eastAsia="Calibri" w:hAnsi="Calibri"/>
         </w:rPr>
         <w:t xml:space="preserve">El catálogo está cerrado en </w:t>
       </w:r>
       <w:r>
         <w:rPr>
           <w:rFonts w:ascii="Consolas" w:cs="Consolas" w:eastAsia="Consolas" w:hAnsi="Consolas"/>
-          <w:sz w:val="22"/>
-          <w:szCs w:val="22"/>
+          <w:b w:val="false"/>
+          <w:bCs w:val="false"/>
+          <w:sz w:val="19"/>
+          <w:szCs w:val="19"/>
         </w:rPr>
         <w:t xml:space="preserve">Operacion</w:t>
       </w:r>
       <w:r>
         <w:rPr>
           <w:rFonts w:ascii="Calibri" w:cs="Calibri" w:eastAsia="Calibri" w:hAnsi="Calibri"/>
-          <w:sz w:val="22"/>
-          <w:szCs w:val="22"/>
         </w:rPr>
         <w:t xml:space="preserve"> (35 tipos); un evento no puede inventar tipos nuevos. Agrupados:</w:t>
       </w:r>
     </w:p>
     <w:tbl>
       <w:tblPr>
-        <w:tblW w:type="dxa" w:w="9360"/>
+        <w:tblW w:type="dxa" w:w="10080"/>
         <w:tblBorders>
           <w:top w:val="single" w:color="auto" w:sz="4"/>
           <w:left w:val="single" w:color="auto" w:sz="4"/>
@@ -166,38 +181,44 @@
         </w:tblBorders>
       </w:tblPr>
       <w:tblGrid>
-        <w:gridCol w:w="4680"/>
-        <w:gridCol w:w="4680"/>
+        <w:gridCol w:w="2652"/>
+        <w:gridCol w:w="7428"/>
       </w:tblGrid>
       <w:tr>
         <w:trPr>
+          <w:cantSplit w:val="off"/>
           <w:tblHeader/>
         </w:trPr>
         <w:tc>
           <w:tcPr>
-            <w:tcW w:type="dxa" w:w="4680"/>
-            <w:tcBorders>
-              <w:top w:val="single" w:color="BBBBBB" w:sz="4"/>
-              <w:left w:val="single" w:color="BBBBBB" w:sz="4"/>
-              <w:bottom w:val="single" w:color="BBBBBB" w:sz="4"/>
-              <w:right w:val="single" w:color="BBBBBB" w:sz="4"/>
-            </w:tcBorders>
-            <w:shd w:fill="E6EEF5" w:val="clear"/>
-            <w:tcMar>
-              <w:top w:type="dxa" w:w="60"/>
-              <w:left w:type="dxa" w:w="100"/>
-              <w:bottom w:type="dxa" w:w="60"/>
-              <w:right w:type="dxa" w:w="100"/>
-            </w:tcMar>
-          </w:tcPr>
-          <w:p>
+            <w:tcW w:type="dxa" w:w="2652"/>
+            <w:tcBorders>
+              <w:top w:val="single" w:color="C9D6D3" w:sz="4"/>
+              <w:left w:val="single" w:color="C9D6D3" w:sz="4"/>
+              <w:bottom w:val="single" w:color="C9D6D3" w:sz="4"/>
+              <w:right w:val="single" w:color="C9D6D3" w:sz="4"/>
+            </w:tcBorders>
+            <w:shd w:fill="E3F1EF" w:color="auto" w:val="clear"/>
+            <w:tcMar>
+              <w:top w:type="dxa" w:w="60"/>
+              <w:left w:type="dxa" w:w="100"/>
+              <w:bottom w:type="dxa" w:w="60"/>
+              <w:right w:type="dxa" w:w="100"/>
+            </w:tcMar>
+          </w:tcPr>
+          <w:p>
+            <w:pPr>
+              <w:spacing w:after="40"/>
+              <w:jc w:val="left"/>
+            </w:pPr>
             <w:r>
               <w:rPr>
                 <w:rFonts w:ascii="Calibri" w:cs="Calibri" w:eastAsia="Calibri" w:hAnsi="Calibri"/>
                 <w:b/>
                 <w:bCs/>
-                <w:sz w:val="19"/>
-                <w:szCs w:val="19"/>
+                <w:color w:val="0F6E6A"/>
+                <w:sz w:val="18"/>
+                <w:szCs w:val="18"/>
               </w:rPr>
               <w:t xml:space="preserve">Grupo</w:t>
             </w:r>
@@ -205,29 +226,34 @@
         </w:tc>
         <w:tc>
           <w:tcPr>
-            <w:tcW w:type="dxa" w:w="4680"/>
-            <w:tcBorders>
-              <w:top w:val="single" w:color="BBBBBB" w:sz="4"/>
-              <w:left w:val="single" w:color="BBBBBB" w:sz="4"/>
-              <w:bottom w:val="single" w:color="BBBBBB" w:sz="4"/>
-              <w:right w:val="single" w:color="BBBBBB" w:sz="4"/>
-            </w:tcBorders>
-            <w:shd w:fill="E6EEF5" w:val="clear"/>
-            <w:tcMar>
-              <w:top w:type="dxa" w:w="60"/>
-              <w:left w:type="dxa" w:w="100"/>
-              <w:bottom w:type="dxa" w:w="60"/>
-              <w:right w:type="dxa" w:w="100"/>
-            </w:tcMar>
-          </w:tcPr>
-          <w:p>
+            <w:tcW w:type="dxa" w:w="7428"/>
+            <w:tcBorders>
+              <w:top w:val="single" w:color="C9D6D3" w:sz="4"/>
+              <w:left w:val="single" w:color="C9D6D3" w:sz="4"/>
+              <w:bottom w:val="single" w:color="C9D6D3" w:sz="4"/>
+              <w:right w:val="single" w:color="C9D6D3" w:sz="4"/>
+            </w:tcBorders>
+            <w:shd w:fill="E3F1EF" w:color="auto" w:val="clear"/>
+            <w:tcMar>
+              <w:top w:type="dxa" w:w="60"/>
+              <w:left w:type="dxa" w:w="100"/>
+              <w:bottom w:type="dxa" w:w="60"/>
+              <w:right w:type="dxa" w:w="100"/>
+            </w:tcMar>
+          </w:tcPr>
+          <w:p>
+            <w:pPr>
+              <w:spacing w:after="40"/>
+              <w:jc w:val="left"/>
+            </w:pPr>
             <w:r>
               <w:rPr>
                 <w:rFonts w:ascii="Calibri" w:cs="Calibri" w:eastAsia="Calibri" w:hAnsi="Calibri"/>
                 <w:b/>
                 <w:bCs/>
-                <w:sz w:val="19"/>
-                <w:szCs w:val="19"/>
+                <w:color w:val="0F6E6A"/>
+                <w:sz w:val="18"/>
+                <w:szCs w:val="18"/>
               </w:rPr>
               <w:t xml:space="preserve">Eventos</w:t>
             </w:r>
@@ -236,32 +262,35 @@
       </w:tr>
       <w:tr>
         <w:trPr>
+          <w:cantSplit/>
           <w:tblHeader w:val="off"/>
         </w:trPr>
         <w:tc>
           <w:tcPr>
-            <w:tcW w:type="dxa" w:w="4680"/>
-            <w:tcBorders>
-              <w:top w:val="single" w:color="BBBBBB" w:sz="4"/>
-              <w:left w:val="single" w:color="BBBBBB" w:sz="4"/>
-              <w:bottom w:val="single" w:color="BBBBBB" w:sz="4"/>
-              <w:right w:val="single" w:color="BBBBBB" w:sz="4"/>
-            </w:tcBorders>
-            <w:tcMar>
-              <w:top w:type="dxa" w:w="60"/>
-              <w:left w:type="dxa" w:w="100"/>
-              <w:bottom w:type="dxa" w:w="60"/>
-              <w:right w:type="dxa" w:w="100"/>
-            </w:tcMar>
-          </w:tcPr>
-          <w:p>
-            <w:r>
-              <w:rPr>
-                <w:rFonts w:ascii="Calibri" w:cs="Calibri" w:eastAsia="Calibri" w:hAnsi="Calibri"/>
-                <w:b w:val="false"/>
-                <w:bCs w:val="false"/>
-                <w:sz w:val="19"/>
-                <w:szCs w:val="19"/>
+            <w:tcW w:type="dxa" w:w="2652"/>
+            <w:tcBorders>
+              <w:top w:val="single" w:color="C9D6D3" w:sz="4"/>
+              <w:left w:val="single" w:color="C9D6D3" w:sz="4"/>
+              <w:bottom w:val="single" w:color="C9D6D3" w:sz="4"/>
+              <w:right w:val="single" w:color="C9D6D3" w:sz="4"/>
+            </w:tcBorders>
+            <w:tcMar>
+              <w:top w:type="dxa" w:w="60"/>
+              <w:left w:type="dxa" w:w="100"/>
+              <w:bottom w:type="dxa" w:w="60"/>
+              <w:right w:type="dxa" w:w="100"/>
+            </w:tcMar>
+          </w:tcPr>
+          <w:p>
+            <w:pPr>
+              <w:spacing w:after="40"/>
+              <w:jc w:val="left"/>
+            </w:pPr>
+            <w:r>
+              <w:rPr>
+                <w:rFonts w:ascii="Calibri" w:cs="Calibri" w:eastAsia="Calibri" w:hAnsi="Calibri"/>
+                <w:sz w:val="18"/>
+                <w:szCs w:val="18"/>
               </w:rPr>
               <w:t xml:space="preserve">Sesión y cuentas</w:t>
             </w:r>
@@ -269,28 +298,30 @@
         </w:tc>
         <w:tc>
           <w:tcPr>
-            <w:tcW w:type="dxa" w:w="4680"/>
-            <w:tcBorders>
-              <w:top w:val="single" w:color="BBBBBB" w:sz="4"/>
-              <w:left w:val="single" w:color="BBBBBB" w:sz="4"/>
-              <w:bottom w:val="single" w:color="BBBBBB" w:sz="4"/>
-              <w:right w:val="single" w:color="BBBBBB" w:sz="4"/>
-            </w:tcBorders>
-            <w:tcMar>
-              <w:top w:type="dxa" w:w="60"/>
-              <w:left w:type="dxa" w:w="100"/>
-              <w:bottom w:type="dxa" w:w="60"/>
-              <w:right w:type="dxa" w:w="100"/>
-            </w:tcMar>
-          </w:tcPr>
-          <w:p>
-            <w:r>
-              <w:rPr>
-                <w:rFonts w:ascii="Calibri" w:cs="Calibri" w:eastAsia="Calibri" w:hAnsi="Calibri"/>
-                <w:b w:val="false"/>
-                <w:bCs w:val="false"/>
-                <w:sz w:val="19"/>
-                <w:szCs w:val="19"/>
+            <w:tcW w:type="dxa" w:w="7428"/>
+            <w:tcBorders>
+              <w:top w:val="single" w:color="C9D6D3" w:sz="4"/>
+              <w:left w:val="single" w:color="C9D6D3" w:sz="4"/>
+              <w:bottom w:val="single" w:color="C9D6D3" w:sz="4"/>
+              <w:right w:val="single" w:color="C9D6D3" w:sz="4"/>
+            </w:tcBorders>
+            <w:tcMar>
+              <w:top w:type="dxa" w:w="60"/>
+              <w:left w:type="dxa" w:w="100"/>
+              <w:bottom w:type="dxa" w:w="60"/>
+              <w:right w:type="dxa" w:w="100"/>
+            </w:tcMar>
+          </w:tcPr>
+          <w:p>
+            <w:pPr>
+              <w:spacing w:after="40"/>
+              <w:jc w:val="left"/>
+            </w:pPr>
+            <w:r>
+              <w:rPr>
+                <w:rFonts w:ascii="Calibri" w:cs="Calibri" w:eastAsia="Calibri" w:hAnsi="Calibri"/>
+                <w:sz w:val="18"/>
+                <w:szCs w:val="18"/>
               </w:rPr>
               <w:t xml:space="preserve">Inicio de sesión, intento fallido, bloqueo por intentos, cierre de sesión, cuenta creada, cambio de rol, cuenta activada o desactivada</w:t>
             </w:r>
@@ -299,32 +330,35 @@
       </w:tr>
       <w:tr>
         <w:trPr>
+          <w:cantSplit/>
           <w:tblHeader w:val="off"/>
         </w:trPr>
         <w:tc>
           <w:tcPr>
-            <w:tcW w:type="dxa" w:w="4680"/>
-            <w:tcBorders>
-              <w:top w:val="single" w:color="BBBBBB" w:sz="4"/>
-              <w:left w:val="single" w:color="BBBBBB" w:sz="4"/>
-              <w:bottom w:val="single" w:color="BBBBBB" w:sz="4"/>
-              <w:right w:val="single" w:color="BBBBBB" w:sz="4"/>
-            </w:tcBorders>
-            <w:tcMar>
-              <w:top w:type="dxa" w:w="60"/>
-              <w:left w:type="dxa" w:w="100"/>
-              <w:bottom w:type="dxa" w:w="60"/>
-              <w:right w:type="dxa" w:w="100"/>
-            </w:tcMar>
-          </w:tcPr>
-          <w:p>
-            <w:r>
-              <w:rPr>
-                <w:rFonts w:ascii="Calibri" w:cs="Calibri" w:eastAsia="Calibri" w:hAnsi="Calibri"/>
-                <w:b w:val="false"/>
-                <w:bCs w:val="false"/>
-                <w:sz w:val="19"/>
-                <w:szCs w:val="19"/>
+            <w:tcW w:type="dxa" w:w="2652"/>
+            <w:tcBorders>
+              <w:top w:val="single" w:color="C9D6D3" w:sz="4"/>
+              <w:left w:val="single" w:color="C9D6D3" w:sz="4"/>
+              <w:bottom w:val="single" w:color="C9D6D3" w:sz="4"/>
+              <w:right w:val="single" w:color="C9D6D3" w:sz="4"/>
+            </w:tcBorders>
+            <w:tcMar>
+              <w:top w:type="dxa" w:w="60"/>
+              <w:left w:type="dxa" w:w="100"/>
+              <w:bottom w:type="dxa" w:w="60"/>
+              <w:right w:type="dxa" w:w="100"/>
+            </w:tcMar>
+          </w:tcPr>
+          <w:p>
+            <w:pPr>
+              <w:spacing w:after="40"/>
+              <w:jc w:val="left"/>
+            </w:pPr>
+            <w:r>
+              <w:rPr>
+                <w:rFonts w:ascii="Calibri" w:cs="Calibri" w:eastAsia="Calibri" w:hAnsi="Calibri"/>
+                <w:sz w:val="18"/>
+                <w:szCs w:val="18"/>
               </w:rPr>
               <w:t xml:space="preserve">Datos clínicos</w:t>
             </w:r>
@@ -332,28 +366,30 @@
         </w:tc>
         <w:tc>
           <w:tcPr>
-            <w:tcW w:type="dxa" w:w="4680"/>
-            <w:tcBorders>
-              <w:top w:val="single" w:color="BBBBBB" w:sz="4"/>
-              <w:left w:val="single" w:color="BBBBBB" w:sz="4"/>
-              <w:bottom w:val="single" w:color="BBBBBB" w:sz="4"/>
-              <w:right w:val="single" w:color="BBBBBB" w:sz="4"/>
-            </w:tcBorders>
-            <w:tcMar>
-              <w:top w:type="dxa" w:w="60"/>
-              <w:left w:type="dxa" w:w="100"/>
-              <w:bottom w:type="dxa" w:w="60"/>
-              <w:right w:type="dxa" w:w="100"/>
-            </w:tcMar>
-          </w:tcPr>
-          <w:p>
-            <w:r>
-              <w:rPr>
-                <w:rFonts w:ascii="Calibri" w:cs="Calibri" w:eastAsia="Calibri" w:hAnsi="Calibri"/>
-                <w:b w:val="false"/>
-                <w:bCs w:val="false"/>
-                <w:sz w:val="19"/>
-                <w:szCs w:val="19"/>
+            <w:tcW w:type="dxa" w:w="7428"/>
+            <w:tcBorders>
+              <w:top w:val="single" w:color="C9D6D3" w:sz="4"/>
+              <w:left w:val="single" w:color="C9D6D3" w:sz="4"/>
+              <w:bottom w:val="single" w:color="C9D6D3" w:sz="4"/>
+              <w:right w:val="single" w:color="C9D6D3" w:sz="4"/>
+            </w:tcBorders>
+            <w:tcMar>
+              <w:top w:type="dxa" w:w="60"/>
+              <w:left w:type="dxa" w:w="100"/>
+              <w:bottom w:type="dxa" w:w="60"/>
+              <w:right w:type="dxa" w:w="100"/>
+            </w:tcMar>
+          </w:tcPr>
+          <w:p>
+            <w:pPr>
+              <w:spacing w:after="40"/>
+              <w:jc w:val="left"/>
+            </w:pPr>
+            <w:r>
+              <w:rPr>
+                <w:rFonts w:ascii="Calibri" w:cs="Calibri" w:eastAsia="Calibri" w:hAnsi="Calibri"/>
+                <w:sz w:val="18"/>
+                <w:szCs w:val="18"/>
               </w:rPr>
               <w:t xml:space="preserve">Consulta y creación de ficha, registro de diagnóstico, observación de examen, emisión de receta, acceso de emergencia</w:t>
             </w:r>
@@ -362,32 +398,35 @@
       </w:tr>
       <w:tr>
         <w:trPr>
+          <w:cantSplit/>
           <w:tblHeader w:val="off"/>
         </w:trPr>
         <w:tc>
           <w:tcPr>
-            <w:tcW w:type="dxa" w:w="4680"/>
-            <w:tcBorders>
-              <w:top w:val="single" w:color="BBBBBB" w:sz="4"/>
-              <w:left w:val="single" w:color="BBBBBB" w:sz="4"/>
-              <w:bottom w:val="single" w:color="BBBBBB" w:sz="4"/>
-              <w:right w:val="single" w:color="BBBBBB" w:sz="4"/>
-            </w:tcBorders>
-            <w:tcMar>
-              <w:top w:type="dxa" w:w="60"/>
-              <w:left w:type="dxa" w:w="100"/>
-              <w:bottom w:type="dxa" w:w="60"/>
-              <w:right w:type="dxa" w:w="100"/>
-            </w:tcMar>
-          </w:tcPr>
-          <w:p>
-            <w:r>
-              <w:rPr>
-                <w:rFonts w:ascii="Calibri" w:cs="Calibri" w:eastAsia="Calibri" w:hAnsi="Calibri"/>
-                <w:b w:val="false"/>
-                <w:bCs w:val="false"/>
-                <w:sz w:val="19"/>
-                <w:szCs w:val="19"/>
+            <w:tcW w:type="dxa" w:w="2652"/>
+            <w:tcBorders>
+              <w:top w:val="single" w:color="C9D6D3" w:sz="4"/>
+              <w:left w:val="single" w:color="C9D6D3" w:sz="4"/>
+              <w:bottom w:val="single" w:color="C9D6D3" w:sz="4"/>
+              <w:right w:val="single" w:color="C9D6D3" w:sz="4"/>
+            </w:tcBorders>
+            <w:tcMar>
+              <w:top w:type="dxa" w:w="60"/>
+              <w:left w:type="dxa" w:w="100"/>
+              <w:bottom w:type="dxa" w:w="60"/>
+              <w:right w:type="dxa" w:w="100"/>
+            </w:tcMar>
+          </w:tcPr>
+          <w:p>
+            <w:pPr>
+              <w:spacing w:after="40"/>
+              <w:jc w:val="left"/>
+            </w:pPr>
+            <w:r>
+              <w:rPr>
+                <w:rFonts w:ascii="Calibri" w:cs="Calibri" w:eastAsia="Calibri" w:hAnsi="Calibri"/>
+                <w:sz w:val="18"/>
+                <w:szCs w:val="18"/>
               </w:rPr>
               <w:t xml:space="preserve">Identidad y agenda</w:t>
             </w:r>
@@ -395,28 +434,30 @@
         </w:tc>
         <w:tc>
           <w:tcPr>
-            <w:tcW w:type="dxa" w:w="4680"/>
-            <w:tcBorders>
-              <w:top w:val="single" w:color="BBBBBB" w:sz="4"/>
-              <w:left w:val="single" w:color="BBBBBB" w:sz="4"/>
-              <w:bottom w:val="single" w:color="BBBBBB" w:sz="4"/>
-              <w:right w:val="single" w:color="BBBBBB" w:sz="4"/>
-            </w:tcBorders>
-            <w:tcMar>
-              <w:top w:type="dxa" w:w="60"/>
-              <w:left w:type="dxa" w:w="100"/>
-              <w:bottom w:type="dxa" w:w="60"/>
-              <w:right w:type="dxa" w:w="100"/>
-            </w:tcMar>
-          </w:tcPr>
-          <w:p>
-            <w:r>
-              <w:rPr>
-                <w:rFonts w:ascii="Calibri" w:cs="Calibri" w:eastAsia="Calibri" w:hAnsi="Calibri"/>
-                <w:b w:val="false"/>
-                <w:bCs w:val="false"/>
-                <w:sz w:val="19"/>
-                <w:szCs w:val="19"/>
+            <w:tcW w:type="dxa" w:w="7428"/>
+            <w:tcBorders>
+              <w:top w:val="single" w:color="C9D6D3" w:sz="4"/>
+              <w:left w:val="single" w:color="C9D6D3" w:sz="4"/>
+              <w:bottom w:val="single" w:color="C9D6D3" w:sz="4"/>
+              <w:right w:val="single" w:color="C9D6D3" w:sz="4"/>
+            </w:tcBorders>
+            <w:tcMar>
+              <w:top w:type="dxa" w:w="60"/>
+              <w:left w:type="dxa" w:w="100"/>
+              <w:bottom w:type="dxa" w:w="60"/>
+              <w:right w:type="dxa" w:w="100"/>
+            </w:tcMar>
+          </w:tcPr>
+          <w:p>
+            <w:pPr>
+              <w:spacing w:after="40"/>
+              <w:jc w:val="left"/>
+            </w:pPr>
+            <w:r>
+              <w:rPr>
+                <w:rFonts w:ascii="Calibri" w:cs="Calibri" w:eastAsia="Calibri" w:hAnsi="Calibri"/>
+                <w:sz w:val="18"/>
+                <w:szCs w:val="18"/>
               </w:rPr>
               <w:t xml:space="preserve">Búsqueda de pacientes (re-identificación), consulta de la agenda, corrección de contacto, reserva y cambio de cita</w:t>
             </w:r>
@@ -425,32 +466,35 @@
       </w:tr>
       <w:tr>
         <w:trPr>
+          <w:cantSplit/>
           <w:tblHeader w:val="off"/>
         </w:trPr>
         <w:tc>
           <w:tcPr>
-            <w:tcW w:type="dxa" w:w="4680"/>
-            <w:tcBorders>
-              <w:top w:val="single" w:color="BBBBBB" w:sz="4"/>
-              <w:left w:val="single" w:color="BBBBBB" w:sz="4"/>
-              <w:bottom w:val="single" w:color="BBBBBB" w:sz="4"/>
-              <w:right w:val="single" w:color="BBBBBB" w:sz="4"/>
-            </w:tcBorders>
-            <w:tcMar>
-              <w:top w:type="dxa" w:w="60"/>
-              <w:left w:type="dxa" w:w="100"/>
-              <w:bottom w:type="dxa" w:w="60"/>
-              <w:right w:type="dxa" w:w="100"/>
-            </w:tcMar>
-          </w:tcPr>
-          <w:p>
-            <w:r>
-              <w:rPr>
-                <w:rFonts w:ascii="Calibri" w:cs="Calibri" w:eastAsia="Calibri" w:hAnsi="Calibri"/>
-                <w:b w:val="false"/>
-                <w:bCs w:val="false"/>
-                <w:sz w:val="19"/>
-                <w:szCs w:val="19"/>
+            <w:tcW w:type="dxa" w:w="2652"/>
+            <w:tcBorders>
+              <w:top w:val="single" w:color="C9D6D3" w:sz="4"/>
+              <w:left w:val="single" w:color="C9D6D3" w:sz="4"/>
+              <w:bottom w:val="single" w:color="C9D6D3" w:sz="4"/>
+              <w:right w:val="single" w:color="C9D6D3" w:sz="4"/>
+            </w:tcBorders>
+            <w:tcMar>
+              <w:top w:type="dxa" w:w="60"/>
+              <w:left w:type="dxa" w:w="100"/>
+              <w:bottom w:type="dxa" w:w="60"/>
+              <w:right w:type="dxa" w:w="100"/>
+            </w:tcMar>
+          </w:tcPr>
+          <w:p>
+            <w:pPr>
+              <w:spacing w:after="40"/>
+              <w:jc w:val="left"/>
+            </w:pPr>
+            <w:r>
+              <w:rPr>
+                <w:rFonts w:ascii="Calibri" w:cs="Calibri" w:eastAsia="Calibri" w:hAnsi="Calibri"/>
+                <w:sz w:val="18"/>
+                <w:szCs w:val="18"/>
               </w:rPr>
               <w:t xml:space="preserve">Consentimiento y derechos</w:t>
             </w:r>
@@ -458,28 +502,30 @@
         </w:tc>
         <w:tc>
           <w:tcPr>
-            <w:tcW w:type="dxa" w:w="4680"/>
-            <w:tcBorders>
-              <w:top w:val="single" w:color="BBBBBB" w:sz="4"/>
-              <w:left w:val="single" w:color="BBBBBB" w:sz="4"/>
-              <w:bottom w:val="single" w:color="BBBBBB" w:sz="4"/>
-              <w:right w:val="single" w:color="BBBBBB" w:sz="4"/>
-            </w:tcBorders>
-            <w:tcMar>
-              <w:top w:type="dxa" w:w="60"/>
-              <w:left w:type="dxa" w:w="100"/>
-              <w:bottom w:type="dxa" w:w="60"/>
-              <w:right w:type="dxa" w:w="100"/>
-            </w:tcMar>
-          </w:tcPr>
-          <w:p>
-            <w:r>
-              <w:rPr>
-                <w:rFonts w:ascii="Calibri" w:cs="Calibri" w:eastAsia="Calibri" w:hAnsi="Calibri"/>
-                <w:b w:val="false"/>
-                <w:bCs w:val="false"/>
-                <w:sz w:val="19"/>
-                <w:szCs w:val="19"/>
+            <w:tcW w:type="dxa" w:w="7428"/>
+            <w:tcBorders>
+              <w:top w:val="single" w:color="C9D6D3" w:sz="4"/>
+              <w:left w:val="single" w:color="C9D6D3" w:sz="4"/>
+              <w:bottom w:val="single" w:color="C9D6D3" w:sz="4"/>
+              <w:right w:val="single" w:color="C9D6D3" w:sz="4"/>
+            </w:tcBorders>
+            <w:tcMar>
+              <w:top w:type="dxa" w:w="60"/>
+              <w:left w:type="dxa" w:w="100"/>
+              <w:bottom w:type="dxa" w:w="60"/>
+              <w:right w:type="dxa" w:w="100"/>
+            </w:tcMar>
+          </w:tcPr>
+          <w:p>
+            <w:pPr>
+              <w:spacing w:after="40"/>
+              <w:jc w:val="left"/>
+            </w:pPr>
+            <w:r>
+              <w:rPr>
+                <w:rFonts w:ascii="Calibri" w:cs="Calibri" w:eastAsia="Calibri" w:hAnsi="Calibri"/>
+                <w:sz w:val="18"/>
+                <w:szCs w:val="18"/>
               </w:rPr>
               <w:t xml:space="preserve">Cambio de consentimiento, solicitud, verificación y resolución de derechos, exportación de datos, rectificación, supresión</w:t>
             </w:r>
@@ -488,32 +534,35 @@
       </w:tr>
       <w:tr>
         <w:trPr>
+          <w:cantSplit/>
           <w:tblHeader w:val="off"/>
         </w:trPr>
         <w:tc>
           <w:tcPr>
-            <w:tcW w:type="dxa" w:w="4680"/>
-            <w:tcBorders>
-              <w:top w:val="single" w:color="BBBBBB" w:sz="4"/>
-              <w:left w:val="single" w:color="BBBBBB" w:sz="4"/>
-              <w:bottom w:val="single" w:color="BBBBBB" w:sz="4"/>
-              <w:right w:val="single" w:color="BBBBBB" w:sz="4"/>
-            </w:tcBorders>
-            <w:tcMar>
-              <w:top w:type="dxa" w:w="60"/>
-              <w:left w:type="dxa" w:w="100"/>
-              <w:bottom w:type="dxa" w:w="60"/>
-              <w:right w:type="dxa" w:w="100"/>
-            </w:tcMar>
-          </w:tcPr>
-          <w:p>
-            <w:r>
-              <w:rPr>
-                <w:rFonts w:ascii="Calibri" w:cs="Calibri" w:eastAsia="Calibri" w:hAnsi="Calibri"/>
-                <w:b w:val="false"/>
-                <w:bCs w:val="false"/>
-                <w:sz w:val="19"/>
-                <w:szCs w:val="19"/>
+            <w:tcW w:type="dxa" w:w="2652"/>
+            <w:tcBorders>
+              <w:top w:val="single" w:color="C9D6D3" w:sz="4"/>
+              <w:left w:val="single" w:color="C9D6D3" w:sz="4"/>
+              <w:bottom w:val="single" w:color="C9D6D3" w:sz="4"/>
+              <w:right w:val="single" w:color="C9D6D3" w:sz="4"/>
+            </w:tcBorders>
+            <w:tcMar>
+              <w:top w:type="dxa" w:w="60"/>
+              <w:left w:type="dxa" w:w="100"/>
+              <w:bottom w:type="dxa" w:w="60"/>
+              <w:right w:type="dxa" w:w="100"/>
+            </w:tcMar>
+          </w:tcPr>
+          <w:p>
+            <w:pPr>
+              <w:spacing w:after="40"/>
+              <w:jc w:val="left"/>
+            </w:pPr>
+            <w:r>
+              <w:rPr>
+                <w:rFonts w:ascii="Calibri" w:cs="Calibri" w:eastAsia="Calibri" w:hAnsi="Calibri"/>
+                <w:sz w:val="18"/>
+                <w:szCs w:val="18"/>
               </w:rPr>
               <w:t xml:space="preserve">Controles</w:t>
             </w:r>
@@ -521,28 +570,30 @@
         </w:tc>
         <w:tc>
           <w:tcPr>
-            <w:tcW w:type="dxa" w:w="4680"/>
-            <w:tcBorders>
-              <w:top w:val="single" w:color="BBBBBB" w:sz="4"/>
-              <w:left w:val="single" w:color="BBBBBB" w:sz="4"/>
-              <w:bottom w:val="single" w:color="BBBBBB" w:sz="4"/>
-              <w:right w:val="single" w:color="BBBBBB" w:sz="4"/>
-            </w:tcBorders>
-            <w:tcMar>
-              <w:top w:type="dxa" w:w="60"/>
-              <w:left w:type="dxa" w:w="100"/>
-              <w:bottom w:type="dxa" w:w="60"/>
-              <w:right w:type="dxa" w:w="100"/>
-            </w:tcMar>
-          </w:tcPr>
-          <w:p>
-            <w:r>
-              <w:rPr>
-                <w:rFonts w:ascii="Calibri" w:cs="Calibri" w:eastAsia="Calibri" w:hAnsi="Calibri"/>
-                <w:b w:val="false"/>
-                <w:bCs w:val="false"/>
-                <w:sz w:val="19"/>
-                <w:szCs w:val="19"/>
+            <w:tcW w:type="dxa" w:w="7428"/>
+            <w:tcBorders>
+              <w:top w:val="single" w:color="C9D6D3" w:sz="4"/>
+              <w:left w:val="single" w:color="C9D6D3" w:sz="4"/>
+              <w:bottom w:val="single" w:color="C9D6D3" w:sz="4"/>
+              <w:right w:val="single" w:color="C9D6D3" w:sz="4"/>
+            </w:tcBorders>
+            <w:tcMar>
+              <w:top w:type="dxa" w:w="60"/>
+              <w:left w:type="dxa" w:w="100"/>
+              <w:bottom w:type="dxa" w:w="60"/>
+              <w:right w:type="dxa" w:w="100"/>
+            </w:tcMar>
+          </w:tcPr>
+          <w:p>
+            <w:pPr>
+              <w:spacing w:after="40"/>
+              <w:jc w:val="left"/>
+            </w:pPr>
+            <w:r>
+              <w:rPr>
+                <w:rFonts w:ascii="Calibri" w:cs="Calibri" w:eastAsia="Calibri" w:hAnsi="Calibri"/>
+                <w:sz w:val="18"/>
+                <w:szCs w:val="18"/>
               </w:rPr>
               <w:t xml:space="preserve">Acceso denegado por permisos, alerta generada y revisada, acción de contención, gestión de incidentes</w:t>
             </w:r>
@@ -551,32 +602,35 @@
       </w:tr>
       <w:tr>
         <w:trPr>
+          <w:cantSplit/>
           <w:tblHeader w:val="off"/>
         </w:trPr>
         <w:tc>
           <w:tcPr>
-            <w:tcW w:type="dxa" w:w="4680"/>
-            <w:tcBorders>
-              <w:top w:val="single" w:color="BBBBBB" w:sz="4"/>
-              <w:left w:val="single" w:color="BBBBBB" w:sz="4"/>
-              <w:bottom w:val="single" w:color="BBBBBB" w:sz="4"/>
-              <w:right w:val="single" w:color="BBBBBB" w:sz="4"/>
-            </w:tcBorders>
-            <w:tcMar>
-              <w:top w:type="dxa" w:w="60"/>
-              <w:left w:type="dxa" w:w="100"/>
-              <w:bottom w:type="dxa" w:w="60"/>
-              <w:right w:type="dxa" w:w="100"/>
-            </w:tcMar>
-          </w:tcPr>
-          <w:p>
-            <w:r>
-              <w:rPr>
-                <w:rFonts w:ascii="Calibri" w:cs="Calibri" w:eastAsia="Calibri" w:hAnsi="Calibri"/>
-                <w:b w:val="false"/>
-                <w:bCs w:val="false"/>
-                <w:sz w:val="19"/>
-                <w:szCs w:val="19"/>
+            <w:tcW w:type="dxa" w:w="2652"/>
+            <w:tcBorders>
+              <w:top w:val="single" w:color="C9D6D3" w:sz="4"/>
+              <w:left w:val="single" w:color="C9D6D3" w:sz="4"/>
+              <w:bottom w:val="single" w:color="C9D6D3" w:sz="4"/>
+              <w:right w:val="single" w:color="C9D6D3" w:sz="4"/>
+            </w:tcBorders>
+            <w:tcMar>
+              <w:top w:type="dxa" w:w="60"/>
+              <w:left w:type="dxa" w:w="100"/>
+              <w:bottom w:type="dxa" w:w="60"/>
+              <w:right w:type="dxa" w:w="100"/>
+            </w:tcMar>
+          </w:tcPr>
+          <w:p>
+            <w:pPr>
+              <w:spacing w:after="40"/>
+              <w:jc w:val="left"/>
+            </w:pPr>
+            <w:r>
+              <w:rPr>
+                <w:rFonts w:ascii="Calibri" w:cs="Calibri" w:eastAsia="Calibri" w:hAnsi="Calibri"/>
+                <w:sz w:val="18"/>
+                <w:szCs w:val="18"/>
               </w:rPr>
               <w:t xml:space="preserve">Auditoría y sistema</w:t>
             </w:r>
@@ -584,28 +638,30 @@
         </w:tc>
         <w:tc>
           <w:tcPr>
-            <w:tcW w:type="dxa" w:w="4680"/>
-            <w:tcBorders>
-              <w:top w:val="single" w:color="BBBBBB" w:sz="4"/>
-              <w:left w:val="single" w:color="BBBBBB" w:sz="4"/>
-              <w:bottom w:val="single" w:color="BBBBBB" w:sz="4"/>
-              <w:right w:val="single" w:color="BBBBBB" w:sz="4"/>
-            </w:tcBorders>
-            <w:tcMar>
-              <w:top w:type="dxa" w:w="60"/>
-              <w:left w:type="dxa" w:w="100"/>
-              <w:bottom w:type="dxa" w:w="60"/>
-              <w:right w:type="dxa" w:w="100"/>
-            </w:tcMar>
-          </w:tcPr>
-          <w:p>
-            <w:r>
-              <w:rPr>
-                <w:rFonts w:ascii="Calibri" w:cs="Calibri" w:eastAsia="Calibri" w:hAnsi="Calibri"/>
-                <w:b w:val="false"/>
-                <w:bCs w:val="false"/>
-                <w:sz w:val="19"/>
-                <w:szCs w:val="19"/>
+            <w:tcW w:type="dxa" w:w="7428"/>
+            <w:tcBorders>
+              <w:top w:val="single" w:color="C9D6D3" w:sz="4"/>
+              <w:left w:val="single" w:color="C9D6D3" w:sz="4"/>
+              <w:bottom w:val="single" w:color="C9D6D3" w:sz="4"/>
+              <w:right w:val="single" w:color="C9D6D3" w:sz="4"/>
+            </w:tcBorders>
+            <w:tcMar>
+              <w:top w:type="dxa" w:w="60"/>
+              <w:left w:type="dxa" w:w="100"/>
+              <w:bottom w:type="dxa" w:w="60"/>
+              <w:right w:type="dxa" w:w="100"/>
+            </w:tcMar>
+          </w:tcPr>
+          <w:p>
+            <w:pPr>
+              <w:spacing w:after="40"/>
+              <w:jc w:val="left"/>
+            </w:pPr>
+            <w:r>
+              <w:rPr>
+                <w:rFonts w:ascii="Calibri" w:cs="Calibri" w:eastAsia="Calibri" w:hAnsi="Calibri"/>
+                <w:sz w:val="18"/>
+                <w:szCs w:val="18"/>
               </w:rPr>
               <w:t xml:space="preserve">Consulta, verificación y purga del propio registro; retención aplicada; rotación de llaves</w:t>
             </w:r>
@@ -613,39 +669,41 @@
         </w:tc>
       </w:tr>
     </w:tbl>
-    <w:p/>
     <w:p>
       <w:pPr>
         <w:spacing w:after="120"/>
       </w:pPr>
-      <w:r>
-        <w:rPr>
-          <w:rFonts w:ascii="Calibri" w:cs="Calibri" w:eastAsia="Calibri" w:hAnsi="Calibri"/>
-          <w:sz w:val="22"/>
-          <w:szCs w:val="22"/>
+    </w:p>
+    <w:p>
+      <w:pPr>
+        <w:spacing w:after="120" w:line="276"/>
+      </w:pPr>
+      <w:r>
+        <w:rPr>
+          <w:rFonts w:ascii="Calibri" w:cs="Calibri" w:eastAsia="Calibri" w:hAnsi="Calibri"/>
         </w:rPr>
         <w:t xml:space="preserve">Atributos de cada evento (tabla </w:t>
       </w:r>
       <w:r>
         <w:rPr>
           <w:rFonts w:ascii="Consolas" w:cs="Consolas" w:eastAsia="Consolas" w:hAnsi="Consolas"/>
-          <w:sz w:val="22"/>
-          <w:szCs w:val="22"/>
+          <w:b w:val="false"/>
+          <w:bCs w:val="false"/>
+          <w:sz w:val="19"/>
+          <w:szCs w:val="19"/>
         </w:rPr>
         <w:t xml:space="preserve">EventoAuditoria</w:t>
       </w:r>
       <w:r>
         <w:rPr>
           <w:rFonts w:ascii="Calibri" w:cs="Calibri" w:eastAsia="Calibri" w:hAnsi="Calibri"/>
-          <w:sz w:val="22"/>
-          <w:szCs w:val="22"/>
         </w:rPr>
         <w:t xml:space="preserve">):</w:t>
       </w:r>
     </w:p>
     <w:tbl>
       <w:tblPr>
-        <w:tblW w:type="dxa" w:w="9360"/>
+        <w:tblW w:type="dxa" w:w="10080"/>
         <w:tblBorders>
           <w:top w:val="single" w:color="auto" w:sz="4"/>
           <w:left w:val="single" w:color="auto" w:sz="4"/>
@@ -656,39 +714,45 @@
         </w:tblBorders>
       </w:tblPr>
       <w:tblGrid>
-        <w:gridCol w:w="3120"/>
-        <w:gridCol w:w="3120"/>
-        <w:gridCol w:w="3120"/>
+        <w:gridCol w:w="1565"/>
+        <w:gridCol w:w="4383"/>
+        <w:gridCol w:w="4132"/>
       </w:tblGrid>
       <w:tr>
         <w:trPr>
+          <w:cantSplit w:val="off"/>
           <w:tblHeader/>
         </w:trPr>
         <w:tc>
           <w:tcPr>
-            <w:tcW w:type="dxa" w:w="3120"/>
-            <w:tcBorders>
-              <w:top w:val="single" w:color="BBBBBB" w:sz="4"/>
-              <w:left w:val="single" w:color="BBBBBB" w:sz="4"/>
-              <w:bottom w:val="single" w:color="BBBBBB" w:sz="4"/>
-              <w:right w:val="single" w:color="BBBBBB" w:sz="4"/>
-            </w:tcBorders>
-            <w:shd w:fill="E6EEF5" w:val="clear"/>
-            <w:tcMar>
-              <w:top w:type="dxa" w:w="60"/>
-              <w:left w:type="dxa" w:w="100"/>
-              <w:bottom w:type="dxa" w:w="60"/>
-              <w:right w:type="dxa" w:w="100"/>
-            </w:tcMar>
-          </w:tcPr>
-          <w:p>
+            <w:tcW w:type="dxa" w:w="1565"/>
+            <w:tcBorders>
+              <w:top w:val="single" w:color="C9D6D3" w:sz="4"/>
+              <w:left w:val="single" w:color="C9D6D3" w:sz="4"/>
+              <w:bottom w:val="single" w:color="C9D6D3" w:sz="4"/>
+              <w:right w:val="single" w:color="C9D6D3" w:sz="4"/>
+            </w:tcBorders>
+            <w:shd w:fill="E3F1EF" w:color="auto" w:val="clear"/>
+            <w:tcMar>
+              <w:top w:type="dxa" w:w="60"/>
+              <w:left w:type="dxa" w:w="100"/>
+              <w:bottom w:type="dxa" w:w="60"/>
+              <w:right w:type="dxa" w:w="100"/>
+            </w:tcMar>
+          </w:tcPr>
+          <w:p>
+            <w:pPr>
+              <w:spacing w:after="40"/>
+              <w:jc w:val="left"/>
+            </w:pPr>
             <w:r>
               <w:rPr>
                 <w:rFonts w:ascii="Calibri" w:cs="Calibri" w:eastAsia="Calibri" w:hAnsi="Calibri"/>
                 <w:b/>
                 <w:bCs/>
-                <w:sz w:val="19"/>
-                <w:szCs w:val="19"/>
+                <w:color w:val="0F6E6A"/>
+                <w:sz w:val="18"/>
+                <w:szCs w:val="18"/>
               </w:rPr>
               <w:t xml:space="preserve">Atributo</w:t>
             </w:r>
@@ -696,29 +760,34 @@
         </w:tc>
         <w:tc>
           <w:tcPr>
-            <w:tcW w:type="dxa" w:w="3120"/>
-            <w:tcBorders>
-              <w:top w:val="single" w:color="BBBBBB" w:sz="4"/>
-              <w:left w:val="single" w:color="BBBBBB" w:sz="4"/>
-              <w:bottom w:val="single" w:color="BBBBBB" w:sz="4"/>
-              <w:right w:val="single" w:color="BBBBBB" w:sz="4"/>
-            </w:tcBorders>
-            <w:shd w:fill="E6EEF5" w:val="clear"/>
-            <w:tcMar>
-              <w:top w:type="dxa" w:w="60"/>
-              <w:left w:type="dxa" w:w="100"/>
-              <w:bottom w:type="dxa" w:w="60"/>
-              <w:right w:type="dxa" w:w="100"/>
-            </w:tcMar>
-          </w:tcPr>
-          <w:p>
+            <w:tcW w:type="dxa" w:w="4383"/>
+            <w:tcBorders>
+              <w:top w:val="single" w:color="C9D6D3" w:sz="4"/>
+              <w:left w:val="single" w:color="C9D6D3" w:sz="4"/>
+              <w:bottom w:val="single" w:color="C9D6D3" w:sz="4"/>
+              <w:right w:val="single" w:color="C9D6D3" w:sz="4"/>
+            </w:tcBorders>
+            <w:shd w:fill="E3F1EF" w:color="auto" w:val="clear"/>
+            <w:tcMar>
+              <w:top w:type="dxa" w:w="60"/>
+              <w:left w:type="dxa" w:w="100"/>
+              <w:bottom w:type="dxa" w:w="60"/>
+              <w:right w:type="dxa" w:w="100"/>
+            </w:tcMar>
+          </w:tcPr>
+          <w:p>
+            <w:pPr>
+              <w:spacing w:after="40"/>
+              <w:jc w:val="left"/>
+            </w:pPr>
             <w:r>
               <w:rPr>
                 <w:rFonts w:ascii="Calibri" w:cs="Calibri" w:eastAsia="Calibri" w:hAnsi="Calibri"/>
                 <w:b/>
                 <w:bCs/>
-                <w:sz w:val="19"/>
-                <w:szCs w:val="19"/>
+                <w:color w:val="0F6E6A"/>
+                <w:sz w:val="18"/>
+                <w:szCs w:val="18"/>
               </w:rPr>
               <w:t xml:space="preserve">Contenido</w:t>
             </w:r>
@@ -726,29 +795,34 @@
         </w:tc>
         <w:tc>
           <w:tcPr>
-            <w:tcW w:type="dxa" w:w="3120"/>
-            <w:tcBorders>
-              <w:top w:val="single" w:color="BBBBBB" w:sz="4"/>
-              <w:left w:val="single" w:color="BBBBBB" w:sz="4"/>
-              <w:bottom w:val="single" w:color="BBBBBB" w:sz="4"/>
-              <w:right w:val="single" w:color="BBBBBB" w:sz="4"/>
-            </w:tcBorders>
-            <w:shd w:fill="E6EEF5" w:val="clear"/>
-            <w:tcMar>
-              <w:top w:type="dxa" w:w="60"/>
-              <w:left w:type="dxa" w:w="100"/>
-              <w:bottom w:type="dxa" w:w="60"/>
-              <w:right w:type="dxa" w:w="100"/>
-            </w:tcMar>
-          </w:tcPr>
-          <w:p>
+            <w:tcW w:type="dxa" w:w="4132"/>
+            <w:tcBorders>
+              <w:top w:val="single" w:color="C9D6D3" w:sz="4"/>
+              <w:left w:val="single" w:color="C9D6D3" w:sz="4"/>
+              <w:bottom w:val="single" w:color="C9D6D3" w:sz="4"/>
+              <w:right w:val="single" w:color="C9D6D3" w:sz="4"/>
+            </w:tcBorders>
+            <w:shd w:fill="E3F1EF" w:color="auto" w:val="clear"/>
+            <w:tcMar>
+              <w:top w:type="dxa" w:w="60"/>
+              <w:left w:type="dxa" w:w="100"/>
+              <w:bottom w:type="dxa" w:w="60"/>
+              <w:right w:type="dxa" w:w="100"/>
+            </w:tcMar>
+          </w:tcPr>
+          <w:p>
+            <w:pPr>
+              <w:spacing w:after="40"/>
+              <w:jc w:val="left"/>
+            </w:pPr>
             <w:r>
               <w:rPr>
                 <w:rFonts w:ascii="Calibri" w:cs="Calibri" w:eastAsia="Calibri" w:hAnsi="Calibri"/>
                 <w:b/>
                 <w:bCs/>
-                <w:sz w:val="19"/>
-                <w:szCs w:val="19"/>
+                <w:color w:val="0F6E6A"/>
+                <w:sz w:val="18"/>
+                <w:szCs w:val="18"/>
               </w:rPr>
               <w:t xml:space="preserve">Nota de minimización</w:t>
             </w:r>
@@ -757,42 +831,45 @@
       </w:tr>
       <w:tr>
         <w:trPr>
+          <w:cantSplit/>
           <w:tblHeader w:val="off"/>
         </w:trPr>
         <w:tc>
           <w:tcPr>
-            <w:tcW w:type="dxa" w:w="3120"/>
-            <w:tcBorders>
-              <w:top w:val="single" w:color="BBBBBB" w:sz="4"/>
-              <w:left w:val="single" w:color="BBBBBB" w:sz="4"/>
-              <w:bottom w:val="single" w:color="BBBBBB" w:sz="4"/>
-              <w:right w:val="single" w:color="BBBBBB" w:sz="4"/>
-            </w:tcBorders>
-            <w:tcMar>
-              <w:top w:type="dxa" w:w="60"/>
-              <w:left w:type="dxa" w:w="100"/>
-              <w:bottom w:type="dxa" w:w="60"/>
-              <w:right w:type="dxa" w:w="100"/>
-            </w:tcMar>
-          </w:tcPr>
-          <w:p>
+            <w:tcW w:type="dxa" w:w="1565"/>
+            <w:tcBorders>
+              <w:top w:val="single" w:color="C9D6D3" w:sz="4"/>
+              <w:left w:val="single" w:color="C9D6D3" w:sz="4"/>
+              <w:bottom w:val="single" w:color="C9D6D3" w:sz="4"/>
+              <w:right w:val="single" w:color="C9D6D3" w:sz="4"/>
+            </w:tcBorders>
+            <w:tcMar>
+              <w:top w:type="dxa" w:w="60"/>
+              <w:left w:type="dxa" w:w="100"/>
+              <w:bottom w:type="dxa" w:w="60"/>
+              <w:right w:type="dxa" w:w="100"/>
+            </w:tcMar>
+          </w:tcPr>
+          <w:p>
+            <w:pPr>
+              <w:spacing w:after="40"/>
+              <w:jc w:val="left"/>
+            </w:pPr>
             <w:r>
               <w:rPr>
                 <w:rFonts w:ascii="Consolas" w:cs="Consolas" w:eastAsia="Consolas" w:hAnsi="Consolas"/>
                 <w:b w:val="false"/>
                 <w:bCs w:val="false"/>
-                <w:sz w:val="19"/>
-                <w:szCs w:val="19"/>
+                <w:sz w:val="16"/>
+                <w:szCs w:val="16"/>
               </w:rPr>
               <w:t xml:space="preserve">uid</w:t>
             </w:r>
             <w:r>
               <w:rPr>
                 <w:rFonts w:ascii="Calibri" w:cs="Calibri" w:eastAsia="Calibri" w:hAnsi="Calibri"/>
-                <w:b w:val="false"/>
-                <w:bCs w:val="false"/>
-                <w:sz w:val="19"/>
-                <w:szCs w:val="19"/>
+                <w:sz w:val="18"/>
+                <w:szCs w:val="18"/>
               </w:rPr>
               <w:t xml:space="preserve">, </w:t>
             </w:r>
@@ -801,8 +878,8 @@
                 <w:rFonts w:ascii="Consolas" w:cs="Consolas" w:eastAsia="Consolas" w:hAnsi="Consolas"/>
                 <w:b w:val="false"/>
                 <w:bCs w:val="false"/>
-                <w:sz w:val="19"/>
-                <w:szCs w:val="19"/>
+                <w:sz w:val="16"/>
+                <w:szCs w:val="16"/>
               </w:rPr>
               <w:t xml:space="preserve">id</w:t>
             </w:r>
@@ -810,28 +887,30 @@
         </w:tc>
         <w:tc>
           <w:tcPr>
-            <w:tcW w:type="dxa" w:w="3120"/>
-            <w:tcBorders>
-              <w:top w:val="single" w:color="BBBBBB" w:sz="4"/>
-              <w:left w:val="single" w:color="BBBBBB" w:sz="4"/>
-              <w:bottom w:val="single" w:color="BBBBBB" w:sz="4"/>
-              <w:right w:val="single" w:color="BBBBBB" w:sz="4"/>
-            </w:tcBorders>
-            <w:tcMar>
-              <w:top w:type="dxa" w:w="60"/>
-              <w:left w:type="dxa" w:w="100"/>
-              <w:bottom w:type="dxa" w:w="60"/>
-              <w:right w:type="dxa" w:w="100"/>
-            </w:tcMar>
-          </w:tcPr>
-          <w:p>
-            <w:r>
-              <w:rPr>
-                <w:rFonts w:ascii="Calibri" w:cs="Calibri" w:eastAsia="Calibri" w:hAnsi="Calibri"/>
-                <w:b w:val="false"/>
-                <w:bCs w:val="false"/>
-                <w:sz w:val="19"/>
-                <w:szCs w:val="19"/>
+            <w:tcW w:type="dxa" w:w="4383"/>
+            <w:tcBorders>
+              <w:top w:val="single" w:color="C9D6D3" w:sz="4"/>
+              <w:left w:val="single" w:color="C9D6D3" w:sz="4"/>
+              <w:bottom w:val="single" w:color="C9D6D3" w:sz="4"/>
+              <w:right w:val="single" w:color="C9D6D3" w:sz="4"/>
+            </w:tcBorders>
+            <w:tcMar>
+              <w:top w:type="dxa" w:w="60"/>
+              <w:left w:type="dxa" w:w="100"/>
+              <w:bottom w:type="dxa" w:w="60"/>
+              <w:right w:type="dxa" w:w="100"/>
+            </w:tcMar>
+          </w:tcPr>
+          <w:p>
+            <w:pPr>
+              <w:spacing w:after="40"/>
+              <w:jc w:val="left"/>
+            </w:pPr>
+            <w:r>
+              <w:rPr>
+                <w:rFonts w:ascii="Calibri" w:cs="Calibri" w:eastAsia="Calibri" w:hAnsi="Calibri"/>
+                <w:sz w:val="18"/>
+                <w:szCs w:val="18"/>
               </w:rPr>
               <w:t xml:space="preserve">Identificador único y secuencia</w:t>
             </w:r>
@@ -839,28 +918,30 @@
         </w:tc>
         <w:tc>
           <w:tcPr>
-            <w:tcW w:type="dxa" w:w="3120"/>
-            <w:tcBorders>
-              <w:top w:val="single" w:color="BBBBBB" w:sz="4"/>
-              <w:left w:val="single" w:color="BBBBBB" w:sz="4"/>
-              <w:bottom w:val="single" w:color="BBBBBB" w:sz="4"/>
-              <w:right w:val="single" w:color="BBBBBB" w:sz="4"/>
-            </w:tcBorders>
-            <w:tcMar>
-              <w:top w:type="dxa" w:w="60"/>
-              <w:left w:type="dxa" w:w="100"/>
-              <w:bottom w:type="dxa" w:w="60"/>
-              <w:right w:type="dxa" w:w="100"/>
-            </w:tcMar>
-          </w:tcPr>
-          <w:p>
-            <w:r>
-              <w:rPr>
-                <w:rFonts w:ascii="Calibri" w:cs="Calibri" w:eastAsia="Calibri" w:hAnsi="Calibri"/>
-                <w:b w:val="false"/>
-                <w:bCs w:val="false"/>
-                <w:sz w:val="19"/>
-                <w:szCs w:val="19"/>
+            <w:tcW w:type="dxa" w:w="4132"/>
+            <w:tcBorders>
+              <w:top w:val="single" w:color="C9D6D3" w:sz="4"/>
+              <w:left w:val="single" w:color="C9D6D3" w:sz="4"/>
+              <w:bottom w:val="single" w:color="C9D6D3" w:sz="4"/>
+              <w:right w:val="single" w:color="C9D6D3" w:sz="4"/>
+            </w:tcBorders>
+            <w:tcMar>
+              <w:top w:type="dxa" w:w="60"/>
+              <w:left w:type="dxa" w:w="100"/>
+              <w:bottom w:type="dxa" w:w="60"/>
+              <w:right w:type="dxa" w:w="100"/>
+            </w:tcMar>
+          </w:tcPr>
+          <w:p>
+            <w:pPr>
+              <w:spacing w:after="40"/>
+              <w:jc w:val="left"/>
+            </w:pPr>
+            <w:r>
+              <w:rPr>
+                <w:rFonts w:ascii="Calibri" w:cs="Calibri" w:eastAsia="Calibri" w:hAnsi="Calibri"/>
+                <w:sz w:val="18"/>
+                <w:szCs w:val="18"/>
               </w:rPr>
               <w:t xml:space="preserve">Sin significado personal</w:t>
             </w:r>
@@ -869,32 +950,37 @@
       </w:tr>
       <w:tr>
         <w:trPr>
+          <w:cantSplit/>
           <w:tblHeader w:val="off"/>
         </w:trPr>
         <w:tc>
           <w:tcPr>
-            <w:tcW w:type="dxa" w:w="3120"/>
-            <w:tcBorders>
-              <w:top w:val="single" w:color="BBBBBB" w:sz="4"/>
-              <w:left w:val="single" w:color="BBBBBB" w:sz="4"/>
-              <w:bottom w:val="single" w:color="BBBBBB" w:sz="4"/>
-              <w:right w:val="single" w:color="BBBBBB" w:sz="4"/>
-            </w:tcBorders>
-            <w:tcMar>
-              <w:top w:type="dxa" w:w="60"/>
-              <w:left w:type="dxa" w:w="100"/>
-              <w:bottom w:type="dxa" w:w="60"/>
-              <w:right w:type="dxa" w:w="100"/>
-            </w:tcMar>
-          </w:tcPr>
-          <w:p>
+            <w:tcW w:type="dxa" w:w="1565"/>
+            <w:tcBorders>
+              <w:top w:val="single" w:color="C9D6D3" w:sz="4"/>
+              <w:left w:val="single" w:color="C9D6D3" w:sz="4"/>
+              <w:bottom w:val="single" w:color="C9D6D3" w:sz="4"/>
+              <w:right w:val="single" w:color="C9D6D3" w:sz="4"/>
+            </w:tcBorders>
+            <w:tcMar>
+              <w:top w:type="dxa" w:w="60"/>
+              <w:left w:type="dxa" w:w="100"/>
+              <w:bottom w:type="dxa" w:w="60"/>
+              <w:right w:type="dxa" w:w="100"/>
+            </w:tcMar>
+          </w:tcPr>
+          <w:p>
+            <w:pPr>
+              <w:spacing w:after="40"/>
+              <w:jc w:val="left"/>
+            </w:pPr>
             <w:r>
               <w:rPr>
                 <w:rFonts w:ascii="Consolas" w:cs="Consolas" w:eastAsia="Consolas" w:hAnsi="Consolas"/>
                 <w:b w:val="false"/>
                 <w:bCs w:val="false"/>
-                <w:sz w:val="19"/>
-                <w:szCs w:val="19"/>
+                <w:sz w:val="16"/>
+                <w:szCs w:val="16"/>
               </w:rPr>
               <w:t xml:space="preserve">fecha</w:t>
             </w:r>
@@ -902,28 +988,30 @@
         </w:tc>
         <w:tc>
           <w:tcPr>
-            <w:tcW w:type="dxa" w:w="3120"/>
-            <w:tcBorders>
-              <w:top w:val="single" w:color="BBBBBB" w:sz="4"/>
-              <w:left w:val="single" w:color="BBBBBB" w:sz="4"/>
-              <w:bottom w:val="single" w:color="BBBBBB" w:sz="4"/>
-              <w:right w:val="single" w:color="BBBBBB" w:sz="4"/>
-            </w:tcBorders>
-            <w:tcMar>
-              <w:top w:type="dxa" w:w="60"/>
-              <w:left w:type="dxa" w:w="100"/>
-              <w:bottom w:type="dxa" w:w="60"/>
-              <w:right w:type="dxa" w:w="100"/>
-            </w:tcMar>
-          </w:tcPr>
-          <w:p>
-            <w:r>
-              <w:rPr>
-                <w:rFonts w:ascii="Calibri" w:cs="Calibri" w:eastAsia="Calibri" w:hAnsi="Calibri"/>
-                <w:b w:val="false"/>
-                <w:bCs w:val="false"/>
-                <w:sz w:val="19"/>
-                <w:szCs w:val="19"/>
+            <w:tcW w:type="dxa" w:w="4383"/>
+            <w:tcBorders>
+              <w:top w:val="single" w:color="C9D6D3" w:sz="4"/>
+              <w:left w:val="single" w:color="C9D6D3" w:sz="4"/>
+              <w:bottom w:val="single" w:color="C9D6D3" w:sz="4"/>
+              <w:right w:val="single" w:color="C9D6D3" w:sz="4"/>
+            </w:tcBorders>
+            <w:tcMar>
+              <w:top w:type="dxa" w:w="60"/>
+              <w:left w:type="dxa" w:w="100"/>
+              <w:bottom w:type="dxa" w:w="60"/>
+              <w:right w:type="dxa" w:w="100"/>
+            </w:tcMar>
+          </w:tcPr>
+          <w:p>
+            <w:pPr>
+              <w:spacing w:after="40"/>
+              <w:jc w:val="left"/>
+            </w:pPr>
+            <w:r>
+              <w:rPr>
+                <w:rFonts w:ascii="Calibri" w:cs="Calibri" w:eastAsia="Calibri" w:hAnsi="Calibri"/>
+                <w:sz w:val="18"/>
+                <w:szCs w:val="18"/>
               </w:rPr>
               <w:t xml:space="preserve">Fecha y hora UTC</w:t>
             </w:r>
@@ -931,28 +1019,30 @@
         </w:tc>
         <w:tc>
           <w:tcPr>
-            <w:tcW w:type="dxa" w:w="3120"/>
-            <w:tcBorders>
-              <w:top w:val="single" w:color="BBBBBB" w:sz="4"/>
-              <w:left w:val="single" w:color="BBBBBB" w:sz="4"/>
-              <w:bottom w:val="single" w:color="BBBBBB" w:sz="4"/>
-              <w:right w:val="single" w:color="BBBBBB" w:sz="4"/>
-            </w:tcBorders>
-            <w:tcMar>
-              <w:top w:type="dxa" w:w="60"/>
-              <w:left w:type="dxa" w:w="100"/>
-              <w:bottom w:type="dxa" w:w="60"/>
-              <w:right w:type="dxa" w:w="100"/>
-            </w:tcMar>
-          </w:tcPr>
-          <w:p>
-            <w:r>
-              <w:rPr>
-                <w:rFonts w:ascii="Calibri" w:cs="Calibri" w:eastAsia="Calibri" w:hAnsi="Calibri"/>
-                <w:b w:val="false"/>
-                <w:bCs w:val="false"/>
-                <w:sz w:val="19"/>
-                <w:szCs w:val="19"/>
+            <w:tcW w:type="dxa" w:w="4132"/>
+            <w:tcBorders>
+              <w:top w:val="single" w:color="C9D6D3" w:sz="4"/>
+              <w:left w:val="single" w:color="C9D6D3" w:sz="4"/>
+              <w:bottom w:val="single" w:color="C9D6D3" w:sz="4"/>
+              <w:right w:val="single" w:color="C9D6D3" w:sz="4"/>
+            </w:tcBorders>
+            <w:tcMar>
+              <w:top w:type="dxa" w:w="60"/>
+              <w:left w:type="dxa" w:w="100"/>
+              <w:bottom w:type="dxa" w:w="60"/>
+              <w:right w:type="dxa" w:w="100"/>
+            </w:tcMar>
+          </w:tcPr>
+          <w:p>
+            <w:pPr>
+              <w:spacing w:after="40"/>
+              <w:jc w:val="left"/>
+            </w:pPr>
+            <w:r>
+              <w:rPr>
+                <w:rFonts w:ascii="Calibri" w:cs="Calibri" w:eastAsia="Calibri" w:hAnsi="Calibri"/>
+                <w:sz w:val="18"/>
+                <w:szCs w:val="18"/>
               </w:rPr>
               <w:t xml:space="preserve">Del servidor</w:t>
             </w:r>
@@ -961,42 +1051,45 @@
       </w:tr>
       <w:tr>
         <w:trPr>
+          <w:cantSplit/>
           <w:tblHeader w:val="off"/>
         </w:trPr>
         <w:tc>
           <w:tcPr>
-            <w:tcW w:type="dxa" w:w="3120"/>
-            <w:tcBorders>
-              <w:top w:val="single" w:color="BBBBBB" w:sz="4"/>
-              <w:left w:val="single" w:color="BBBBBB" w:sz="4"/>
-              <w:bottom w:val="single" w:color="BBBBBB" w:sz="4"/>
-              <w:right w:val="single" w:color="BBBBBB" w:sz="4"/>
-            </w:tcBorders>
-            <w:tcMar>
-              <w:top w:type="dxa" w:w="60"/>
-              <w:left w:type="dxa" w:w="100"/>
-              <w:bottom w:type="dxa" w:w="60"/>
-              <w:right w:type="dxa" w:w="100"/>
-            </w:tcMar>
-          </w:tcPr>
-          <w:p>
+            <w:tcW w:type="dxa" w:w="1565"/>
+            <w:tcBorders>
+              <w:top w:val="single" w:color="C9D6D3" w:sz="4"/>
+              <w:left w:val="single" w:color="C9D6D3" w:sz="4"/>
+              <w:bottom w:val="single" w:color="C9D6D3" w:sz="4"/>
+              <w:right w:val="single" w:color="C9D6D3" w:sz="4"/>
+            </w:tcBorders>
+            <w:tcMar>
+              <w:top w:type="dxa" w:w="60"/>
+              <w:left w:type="dxa" w:w="100"/>
+              <w:bottom w:type="dxa" w:w="60"/>
+              <w:right w:type="dxa" w:w="100"/>
+            </w:tcMar>
+          </w:tcPr>
+          <w:p>
+            <w:pPr>
+              <w:spacing w:after="40"/>
+              <w:jc w:val="left"/>
+            </w:pPr>
             <w:r>
               <w:rPr>
                 <w:rFonts w:ascii="Consolas" w:cs="Consolas" w:eastAsia="Consolas" w:hAnsi="Consolas"/>
                 <w:b w:val="false"/>
                 <w:bCs w:val="false"/>
-                <w:sz w:val="19"/>
-                <w:szCs w:val="19"/>
+                <w:sz w:val="16"/>
+                <w:szCs w:val="16"/>
               </w:rPr>
               <w:t xml:space="preserve">actor_id</w:t>
             </w:r>
             <w:r>
               <w:rPr>
                 <w:rFonts w:ascii="Calibri" w:cs="Calibri" w:eastAsia="Calibri" w:hAnsi="Calibri"/>
-                <w:b w:val="false"/>
-                <w:bCs w:val="false"/>
-                <w:sz w:val="19"/>
-                <w:szCs w:val="19"/>
+                <w:sz w:val="18"/>
+                <w:szCs w:val="18"/>
               </w:rPr>
               <w:t xml:space="preserve">, </w:t>
             </w:r>
@@ -1005,8 +1098,8 @@
                 <w:rFonts w:ascii="Consolas" w:cs="Consolas" w:eastAsia="Consolas" w:hAnsi="Consolas"/>
                 <w:b w:val="false"/>
                 <w:bCs w:val="false"/>
-                <w:sz w:val="19"/>
-                <w:szCs w:val="19"/>
+                <w:sz w:val="16"/>
+                <w:szCs w:val="16"/>
               </w:rPr>
               <w:t xml:space="preserve">actor_rol</w:t>
             </w:r>
@@ -1014,28 +1107,30 @@
         </w:tc>
         <w:tc>
           <w:tcPr>
-            <w:tcW w:type="dxa" w:w="3120"/>
-            <w:tcBorders>
-              <w:top w:val="single" w:color="BBBBBB" w:sz="4"/>
-              <w:left w:val="single" w:color="BBBBBB" w:sz="4"/>
-              <w:bottom w:val="single" w:color="BBBBBB" w:sz="4"/>
-              <w:right w:val="single" w:color="BBBBBB" w:sz="4"/>
-            </w:tcBorders>
-            <w:tcMar>
-              <w:top w:type="dxa" w:w="60"/>
-              <w:left w:type="dxa" w:w="100"/>
-              <w:bottom w:type="dxa" w:w="60"/>
-              <w:right w:type="dxa" w:w="100"/>
-            </w:tcMar>
-          </w:tcPr>
-          <w:p>
-            <w:r>
-              <w:rPr>
-                <w:rFonts w:ascii="Calibri" w:cs="Calibri" w:eastAsia="Calibri" w:hAnsi="Calibri"/>
-                <w:b w:val="false"/>
-                <w:bCs w:val="false"/>
-                <w:sz w:val="19"/>
-                <w:szCs w:val="19"/>
+            <w:tcW w:type="dxa" w:w="4383"/>
+            <w:tcBorders>
+              <w:top w:val="single" w:color="C9D6D3" w:sz="4"/>
+              <w:left w:val="single" w:color="C9D6D3" w:sz="4"/>
+              <w:bottom w:val="single" w:color="C9D6D3" w:sz="4"/>
+              <w:right w:val="single" w:color="C9D6D3" w:sz="4"/>
+            </w:tcBorders>
+            <w:tcMar>
+              <w:top w:type="dxa" w:w="60"/>
+              <w:left w:type="dxa" w:w="100"/>
+              <w:bottom w:type="dxa" w:w="60"/>
+              <w:right w:type="dxa" w:w="100"/>
+            </w:tcMar>
+          </w:tcPr>
+          <w:p>
+            <w:pPr>
+              <w:spacing w:after="40"/>
+              <w:jc w:val="left"/>
+            </w:pPr>
+            <w:r>
+              <w:rPr>
+                <w:rFonts w:ascii="Calibri" w:cs="Calibri" w:eastAsia="Calibri" w:hAnsi="Calibri"/>
+                <w:sz w:val="18"/>
+                <w:szCs w:val="18"/>
               </w:rPr>
               <w:t xml:space="preserve">Cuenta y rol de quien actuó</w:t>
             </w:r>
@@ -1043,28 +1138,30 @@
         </w:tc>
         <w:tc>
           <w:tcPr>
-            <w:tcW w:type="dxa" w:w="3120"/>
-            <w:tcBorders>
-              <w:top w:val="single" w:color="BBBBBB" w:sz="4"/>
-              <w:left w:val="single" w:color="BBBBBB" w:sz="4"/>
-              <w:bottom w:val="single" w:color="BBBBBB" w:sz="4"/>
-              <w:right w:val="single" w:color="BBBBBB" w:sz="4"/>
-            </w:tcBorders>
-            <w:tcMar>
-              <w:top w:type="dxa" w:w="60"/>
-              <w:left w:type="dxa" w:w="100"/>
-              <w:bottom w:type="dxa" w:w="60"/>
-              <w:right w:type="dxa" w:w="100"/>
-            </w:tcMar>
-          </w:tcPr>
-          <w:p>
-            <w:r>
-              <w:rPr>
-                <w:rFonts w:ascii="Calibri" w:cs="Calibri" w:eastAsia="Calibri" w:hAnsi="Calibri"/>
-                <w:b w:val="false"/>
-                <w:bCs w:val="false"/>
-                <w:sz w:val="19"/>
-                <w:szCs w:val="19"/>
+            <w:tcW w:type="dxa" w:w="4132"/>
+            <w:tcBorders>
+              <w:top w:val="single" w:color="C9D6D3" w:sz="4"/>
+              <w:left w:val="single" w:color="C9D6D3" w:sz="4"/>
+              <w:bottom w:val="single" w:color="C9D6D3" w:sz="4"/>
+              <w:right w:val="single" w:color="C9D6D3" w:sz="4"/>
+            </w:tcBorders>
+            <w:tcMar>
+              <w:top w:type="dxa" w:w="60"/>
+              <w:left w:type="dxa" w:w="100"/>
+              <w:bottom w:type="dxa" w:w="60"/>
+              <w:right w:type="dxa" w:w="100"/>
+            </w:tcMar>
+          </w:tcPr>
+          <w:p>
+            <w:pPr>
+              <w:spacing w:after="40"/>
+              <w:jc w:val="left"/>
+            </w:pPr>
+            <w:r>
+              <w:rPr>
+                <w:rFonts w:ascii="Calibri" w:cs="Calibri" w:eastAsia="Calibri" w:hAnsi="Calibri"/>
+                <w:sz w:val="18"/>
+                <w:szCs w:val="18"/>
               </w:rPr>
               <w:t xml:space="preserve">Id interno, no nombre ni correo</w:t>
             </w:r>
@@ -1073,32 +1170,37 @@
       </w:tr>
       <w:tr>
         <w:trPr>
+          <w:cantSplit/>
           <w:tblHeader w:val="off"/>
         </w:trPr>
         <w:tc>
           <w:tcPr>
-            <w:tcW w:type="dxa" w:w="3120"/>
-            <w:tcBorders>
-              <w:top w:val="single" w:color="BBBBBB" w:sz="4"/>
-              <w:left w:val="single" w:color="BBBBBB" w:sz="4"/>
-              <w:bottom w:val="single" w:color="BBBBBB" w:sz="4"/>
-              <w:right w:val="single" w:color="BBBBBB" w:sz="4"/>
-            </w:tcBorders>
-            <w:tcMar>
-              <w:top w:type="dxa" w:w="60"/>
-              <w:left w:type="dxa" w:w="100"/>
-              <w:bottom w:type="dxa" w:w="60"/>
-              <w:right w:type="dxa" w:w="100"/>
-            </w:tcMar>
-          </w:tcPr>
-          <w:p>
+            <w:tcW w:type="dxa" w:w="1565"/>
+            <w:tcBorders>
+              <w:top w:val="single" w:color="C9D6D3" w:sz="4"/>
+              <w:left w:val="single" w:color="C9D6D3" w:sz="4"/>
+              <w:bottom w:val="single" w:color="C9D6D3" w:sz="4"/>
+              <w:right w:val="single" w:color="C9D6D3" w:sz="4"/>
+            </w:tcBorders>
+            <w:tcMar>
+              <w:top w:type="dxa" w:w="60"/>
+              <w:left w:type="dxa" w:w="100"/>
+              <w:bottom w:type="dxa" w:w="60"/>
+              <w:right w:type="dxa" w:w="100"/>
+            </w:tcMar>
+          </w:tcPr>
+          <w:p>
+            <w:pPr>
+              <w:spacing w:after="40"/>
+              <w:jc w:val="left"/>
+            </w:pPr>
             <w:r>
               <w:rPr>
                 <w:rFonts w:ascii="Consolas" w:cs="Consolas" w:eastAsia="Consolas" w:hAnsi="Consolas"/>
                 <w:b w:val="false"/>
                 <w:bCs w:val="false"/>
-                <w:sz w:val="19"/>
-                <w:szCs w:val="19"/>
+                <w:sz w:val="16"/>
+                <w:szCs w:val="16"/>
               </w:rPr>
               <w:t xml:space="preserve">actor_ref</w:t>
             </w:r>
@@ -1106,28 +1208,30 @@
         </w:tc>
         <w:tc>
           <w:tcPr>
-            <w:tcW w:type="dxa" w:w="3120"/>
-            <w:tcBorders>
-              <w:top w:val="single" w:color="BBBBBB" w:sz="4"/>
-              <w:left w:val="single" w:color="BBBBBB" w:sz="4"/>
-              <w:bottom w:val="single" w:color="BBBBBB" w:sz="4"/>
-              <w:right w:val="single" w:color="BBBBBB" w:sz="4"/>
-            </w:tcBorders>
-            <w:tcMar>
-              <w:top w:type="dxa" w:w="60"/>
-              <w:left w:type="dxa" w:w="100"/>
-              <w:bottom w:type="dxa" w:w="60"/>
-              <w:right w:type="dxa" w:w="100"/>
-            </w:tcMar>
-          </w:tcPr>
-          <w:p>
-            <w:r>
-              <w:rPr>
-                <w:rFonts w:ascii="Calibri" w:cs="Calibri" w:eastAsia="Calibri" w:hAnsi="Calibri"/>
-                <w:b w:val="false"/>
-                <w:bCs w:val="false"/>
-                <w:sz w:val="19"/>
-                <w:szCs w:val="19"/>
+            <w:tcW w:type="dxa" w:w="4383"/>
+            <w:tcBorders>
+              <w:top w:val="single" w:color="C9D6D3" w:sz="4"/>
+              <w:left w:val="single" w:color="C9D6D3" w:sz="4"/>
+              <w:bottom w:val="single" w:color="C9D6D3" w:sz="4"/>
+              <w:right w:val="single" w:color="C9D6D3" w:sz="4"/>
+            </w:tcBorders>
+            <w:tcMar>
+              <w:top w:type="dxa" w:w="60"/>
+              <w:left w:type="dxa" w:w="100"/>
+              <w:bottom w:type="dxa" w:w="60"/>
+              <w:right w:type="dxa" w:w="100"/>
+            </w:tcMar>
+          </w:tcPr>
+          <w:p>
+            <w:pPr>
+              <w:spacing w:after="40"/>
+              <w:jc w:val="left"/>
+            </w:pPr>
+            <w:r>
+              <w:rPr>
+                <w:rFonts w:ascii="Calibri" w:cs="Calibri" w:eastAsia="Calibri" w:hAnsi="Calibri"/>
+                <w:sz w:val="18"/>
+                <w:szCs w:val="18"/>
               </w:rPr>
               <w:t xml:space="preserve">Para quien no tiene sesión (intento de login): huella con llave de lo que escribió</w:t>
             </w:r>
@@ -1135,28 +1239,30 @@
         </w:tc>
         <w:tc>
           <w:tcPr>
-            <w:tcW w:type="dxa" w:w="3120"/>
-            <w:tcBorders>
-              <w:top w:val="single" w:color="BBBBBB" w:sz="4"/>
-              <w:left w:val="single" w:color="BBBBBB" w:sz="4"/>
-              <w:bottom w:val="single" w:color="BBBBBB" w:sz="4"/>
-              <w:right w:val="single" w:color="BBBBBB" w:sz="4"/>
-            </w:tcBorders>
-            <w:tcMar>
-              <w:top w:type="dxa" w:w="60"/>
-              <w:left w:type="dxa" w:w="100"/>
-              <w:bottom w:type="dxa" w:w="60"/>
-              <w:right w:type="dxa" w:w="100"/>
-            </w:tcMar>
-          </w:tcPr>
-          <w:p>
-            <w:r>
-              <w:rPr>
-                <w:rFonts w:ascii="Calibri" w:cs="Calibri" w:eastAsia="Calibri" w:hAnsi="Calibri"/>
-                <w:b w:val="false"/>
-                <w:bCs w:val="false"/>
-                <w:sz w:val="19"/>
-                <w:szCs w:val="19"/>
+            <w:tcW w:type="dxa" w:w="4132"/>
+            <w:tcBorders>
+              <w:top w:val="single" w:color="C9D6D3" w:sz="4"/>
+              <w:left w:val="single" w:color="C9D6D3" w:sz="4"/>
+              <w:bottom w:val="single" w:color="C9D6D3" w:sz="4"/>
+              <w:right w:val="single" w:color="C9D6D3" w:sz="4"/>
+            </w:tcBorders>
+            <w:tcMar>
+              <w:top w:type="dxa" w:w="60"/>
+              <w:left w:type="dxa" w:w="100"/>
+              <w:bottom w:type="dxa" w:w="60"/>
+              <w:right w:type="dxa" w:w="100"/>
+            </w:tcMar>
+          </w:tcPr>
+          <w:p>
+            <w:pPr>
+              <w:spacing w:after="40"/>
+              <w:jc w:val="left"/>
+            </w:pPr>
+            <w:r>
+              <w:rPr>
+                <w:rFonts w:ascii="Calibri" w:cs="Calibri" w:eastAsia="Calibri" w:hAnsi="Calibri"/>
+                <w:sz w:val="18"/>
+                <w:szCs w:val="18"/>
               </w:rPr>
               <w:t xml:space="preserve">No el correo ni el RUT</w:t>
             </w:r>
@@ -1165,32 +1271,37 @@
       </w:tr>
       <w:tr>
         <w:trPr>
+          <w:cantSplit/>
           <w:tblHeader w:val="off"/>
         </w:trPr>
         <w:tc>
           <w:tcPr>
-            <w:tcW w:type="dxa" w:w="3120"/>
-            <w:tcBorders>
-              <w:top w:val="single" w:color="BBBBBB" w:sz="4"/>
-              <w:left w:val="single" w:color="BBBBBB" w:sz="4"/>
-              <w:bottom w:val="single" w:color="BBBBBB" w:sz="4"/>
-              <w:right w:val="single" w:color="BBBBBB" w:sz="4"/>
-            </w:tcBorders>
-            <w:tcMar>
-              <w:top w:type="dxa" w:w="60"/>
-              <w:left w:type="dxa" w:w="100"/>
-              <w:bottom w:type="dxa" w:w="60"/>
-              <w:right w:type="dxa" w:w="100"/>
-            </w:tcMar>
-          </w:tcPr>
-          <w:p>
+            <w:tcW w:type="dxa" w:w="1565"/>
+            <w:tcBorders>
+              <w:top w:val="single" w:color="C9D6D3" w:sz="4"/>
+              <w:left w:val="single" w:color="C9D6D3" w:sz="4"/>
+              <w:bottom w:val="single" w:color="C9D6D3" w:sz="4"/>
+              <w:right w:val="single" w:color="C9D6D3" w:sz="4"/>
+            </w:tcBorders>
+            <w:tcMar>
+              <w:top w:type="dxa" w:w="60"/>
+              <w:left w:type="dxa" w:w="100"/>
+              <w:bottom w:type="dxa" w:w="60"/>
+              <w:right w:type="dxa" w:w="100"/>
+            </w:tcMar>
+          </w:tcPr>
+          <w:p>
+            <w:pPr>
+              <w:spacing w:after="40"/>
+              <w:jc w:val="left"/>
+            </w:pPr>
             <w:r>
               <w:rPr>
                 <w:rFonts w:ascii="Consolas" w:cs="Consolas" w:eastAsia="Consolas" w:hAnsi="Consolas"/>
                 <w:b w:val="false"/>
                 <w:bCs w:val="false"/>
-                <w:sz w:val="19"/>
-                <w:szCs w:val="19"/>
+                <w:sz w:val="16"/>
+                <w:szCs w:val="16"/>
               </w:rPr>
               <w:t xml:space="preserve">operacion</w:t>
             </w:r>
@@ -1198,28 +1309,30 @@
         </w:tc>
         <w:tc>
           <w:tcPr>
-            <w:tcW w:type="dxa" w:w="3120"/>
-            <w:tcBorders>
-              <w:top w:val="single" w:color="BBBBBB" w:sz="4"/>
-              <w:left w:val="single" w:color="BBBBBB" w:sz="4"/>
-              <w:bottom w:val="single" w:color="BBBBBB" w:sz="4"/>
-              <w:right w:val="single" w:color="BBBBBB" w:sz="4"/>
-            </w:tcBorders>
-            <w:tcMar>
-              <w:top w:type="dxa" w:w="60"/>
-              <w:left w:type="dxa" w:w="100"/>
-              <w:bottom w:type="dxa" w:w="60"/>
-              <w:right w:type="dxa" w:w="100"/>
-            </w:tcMar>
-          </w:tcPr>
-          <w:p>
-            <w:r>
-              <w:rPr>
-                <w:rFonts w:ascii="Calibri" w:cs="Calibri" w:eastAsia="Calibri" w:hAnsi="Calibri"/>
-                <w:b w:val="false"/>
-                <w:bCs w:val="false"/>
-                <w:sz w:val="19"/>
-                <w:szCs w:val="19"/>
+            <w:tcW w:type="dxa" w:w="4383"/>
+            <w:tcBorders>
+              <w:top w:val="single" w:color="C9D6D3" w:sz="4"/>
+              <w:left w:val="single" w:color="C9D6D3" w:sz="4"/>
+              <w:bottom w:val="single" w:color="C9D6D3" w:sz="4"/>
+              <w:right w:val="single" w:color="C9D6D3" w:sz="4"/>
+            </w:tcBorders>
+            <w:tcMar>
+              <w:top w:type="dxa" w:w="60"/>
+              <w:left w:type="dxa" w:w="100"/>
+              <w:bottom w:type="dxa" w:w="60"/>
+              <w:right w:type="dxa" w:w="100"/>
+            </w:tcMar>
+          </w:tcPr>
+          <w:p>
+            <w:pPr>
+              <w:spacing w:after="40"/>
+              <w:jc w:val="left"/>
+            </w:pPr>
+            <w:r>
+              <w:rPr>
+                <w:rFonts w:ascii="Calibri" w:cs="Calibri" w:eastAsia="Calibri" w:hAnsi="Calibri"/>
+                <w:sz w:val="18"/>
+                <w:szCs w:val="18"/>
               </w:rPr>
               <w:t xml:space="preserve">Una de las del catálogo</w:t>
             </w:r>
@@ -1227,61 +1340,69 @@
         </w:tc>
         <w:tc>
           <w:tcPr>
-            <w:tcW w:type="dxa" w:w="3120"/>
-            <w:tcBorders>
-              <w:top w:val="single" w:color="BBBBBB" w:sz="4"/>
-              <w:left w:val="single" w:color="BBBBBB" w:sz="4"/>
-              <w:bottom w:val="single" w:color="BBBBBB" w:sz="4"/>
-              <w:right w:val="single" w:color="BBBBBB" w:sz="4"/>
-            </w:tcBorders>
-            <w:tcMar>
-              <w:top w:type="dxa" w:w="60"/>
-              <w:left w:type="dxa" w:w="100"/>
-              <w:bottom w:type="dxa" w:w="60"/>
-              <w:right w:type="dxa" w:w="100"/>
-            </w:tcMar>
-          </w:tcPr>
-          <w:p/>
+            <w:tcW w:type="dxa" w:w="4132"/>
+            <w:tcBorders>
+              <w:top w:val="single" w:color="C9D6D3" w:sz="4"/>
+              <w:left w:val="single" w:color="C9D6D3" w:sz="4"/>
+              <w:bottom w:val="single" w:color="C9D6D3" w:sz="4"/>
+              <w:right w:val="single" w:color="C9D6D3" w:sz="4"/>
+            </w:tcBorders>
+            <w:tcMar>
+              <w:top w:type="dxa" w:w="60"/>
+              <w:left w:type="dxa" w:w="100"/>
+              <w:bottom w:type="dxa" w:w="60"/>
+              <w:right w:type="dxa" w:w="100"/>
+            </w:tcMar>
+          </w:tcPr>
+          <w:p>
+            <w:pPr>
+              <w:spacing w:after="40"/>
+              <w:jc w:val="left"/>
+            </w:pPr>
+          </w:p>
         </w:tc>
       </w:tr>
       <w:tr>
         <w:trPr>
+          <w:cantSplit/>
           <w:tblHeader w:val="off"/>
         </w:trPr>
         <w:tc>
           <w:tcPr>
-            <w:tcW w:type="dxa" w:w="3120"/>
-            <w:tcBorders>
-              <w:top w:val="single" w:color="BBBBBB" w:sz="4"/>
-              <w:left w:val="single" w:color="BBBBBB" w:sz="4"/>
-              <w:bottom w:val="single" w:color="BBBBBB" w:sz="4"/>
-              <w:right w:val="single" w:color="BBBBBB" w:sz="4"/>
-            </w:tcBorders>
-            <w:tcMar>
-              <w:top w:type="dxa" w:w="60"/>
-              <w:left w:type="dxa" w:w="100"/>
-              <w:bottom w:type="dxa" w:w="60"/>
-              <w:right w:type="dxa" w:w="100"/>
-            </w:tcMar>
-          </w:tcPr>
-          <w:p>
+            <w:tcW w:type="dxa" w:w="1565"/>
+            <w:tcBorders>
+              <w:top w:val="single" w:color="C9D6D3" w:sz="4"/>
+              <w:left w:val="single" w:color="C9D6D3" w:sz="4"/>
+              <w:bottom w:val="single" w:color="C9D6D3" w:sz="4"/>
+              <w:right w:val="single" w:color="C9D6D3" w:sz="4"/>
+            </w:tcBorders>
+            <w:tcMar>
+              <w:top w:type="dxa" w:w="60"/>
+              <w:left w:type="dxa" w:w="100"/>
+              <w:bottom w:type="dxa" w:w="60"/>
+              <w:right w:type="dxa" w:w="100"/>
+            </w:tcMar>
+          </w:tcPr>
+          <w:p>
+            <w:pPr>
+              <w:spacing w:after="40"/>
+              <w:jc w:val="left"/>
+            </w:pPr>
             <w:r>
               <w:rPr>
                 <w:rFonts w:ascii="Consolas" w:cs="Consolas" w:eastAsia="Consolas" w:hAnsi="Consolas"/>
                 <w:b w:val="false"/>
                 <w:bCs w:val="false"/>
-                <w:sz w:val="19"/>
-                <w:szCs w:val="19"/>
+                <w:sz w:val="16"/>
+                <w:szCs w:val="16"/>
               </w:rPr>
               <w:t xml:space="preserve">recurso_tipo</w:t>
             </w:r>
             <w:r>
               <w:rPr>
                 <w:rFonts w:ascii="Calibri" w:cs="Calibri" w:eastAsia="Calibri" w:hAnsi="Calibri"/>
-                <w:b w:val="false"/>
-                <w:bCs w:val="false"/>
-                <w:sz w:val="19"/>
-                <w:szCs w:val="19"/>
+                <w:sz w:val="18"/>
+                <w:szCs w:val="18"/>
               </w:rPr>
               <w:t xml:space="preserve">, </w:t>
             </w:r>
@@ -1290,8 +1411,8 @@
                 <w:rFonts w:ascii="Consolas" w:cs="Consolas" w:eastAsia="Consolas" w:hAnsi="Consolas"/>
                 <w:b w:val="false"/>
                 <w:bCs w:val="false"/>
-                <w:sz w:val="19"/>
-                <w:szCs w:val="19"/>
+                <w:sz w:val="16"/>
+                <w:szCs w:val="16"/>
               </w:rPr>
               <w:t xml:space="preserve">recurso_ref</w:t>
             </w:r>
@@ -1299,28 +1420,30 @@
         </w:tc>
         <w:tc>
           <w:tcPr>
-            <w:tcW w:type="dxa" w:w="3120"/>
-            <w:tcBorders>
-              <w:top w:val="single" w:color="BBBBBB" w:sz="4"/>
-              <w:left w:val="single" w:color="BBBBBB" w:sz="4"/>
-              <w:bottom w:val="single" w:color="BBBBBB" w:sz="4"/>
-              <w:right w:val="single" w:color="BBBBBB" w:sz="4"/>
-            </w:tcBorders>
-            <w:tcMar>
-              <w:top w:type="dxa" w:w="60"/>
-              <w:left w:type="dxa" w:w="100"/>
-              <w:bottom w:type="dxa" w:w="60"/>
-              <w:right w:type="dxa" w:w="100"/>
-            </w:tcMar>
-          </w:tcPr>
-          <w:p>
-            <w:r>
-              <w:rPr>
-                <w:rFonts w:ascii="Calibri" w:cs="Calibri" w:eastAsia="Calibri" w:hAnsi="Calibri"/>
-                <w:b w:val="false"/>
-                <w:bCs w:val="false"/>
-                <w:sz w:val="19"/>
-                <w:szCs w:val="19"/>
+            <w:tcW w:type="dxa" w:w="4383"/>
+            <w:tcBorders>
+              <w:top w:val="single" w:color="C9D6D3" w:sz="4"/>
+              <w:left w:val="single" w:color="C9D6D3" w:sz="4"/>
+              <w:bottom w:val="single" w:color="C9D6D3" w:sz="4"/>
+              <w:right w:val="single" w:color="C9D6D3" w:sz="4"/>
+            </w:tcBorders>
+            <w:tcMar>
+              <w:top w:type="dxa" w:w="60"/>
+              <w:left w:type="dxa" w:w="100"/>
+              <w:bottom w:type="dxa" w:w="60"/>
+              <w:right w:type="dxa" w:w="100"/>
+            </w:tcMar>
+          </w:tcPr>
+          <w:p>
+            <w:pPr>
+              <w:spacing w:after="40"/>
+              <w:jc w:val="left"/>
+            </w:pPr>
+            <w:r>
+              <w:rPr>
+                <w:rFonts w:ascii="Calibri" w:cs="Calibri" w:eastAsia="Calibri" w:hAnsi="Calibri"/>
+                <w:sz w:val="18"/>
+                <w:szCs w:val="18"/>
               </w:rPr>
               <w:t xml:space="preserve">Qué se tocó y cuál (código seudónimo del paciente, número de cuenta, código de solicitud)</w:t>
             </w:r>
@@ -1328,28 +1451,30 @@
         </w:tc>
         <w:tc>
           <w:tcPr>
-            <w:tcW w:type="dxa" w:w="3120"/>
-            <w:tcBorders>
-              <w:top w:val="single" w:color="BBBBBB" w:sz="4"/>
-              <w:left w:val="single" w:color="BBBBBB" w:sz="4"/>
-              <w:bottom w:val="single" w:color="BBBBBB" w:sz="4"/>
-              <w:right w:val="single" w:color="BBBBBB" w:sz="4"/>
-            </w:tcBorders>
-            <w:tcMar>
-              <w:top w:type="dxa" w:w="60"/>
-              <w:left w:type="dxa" w:w="100"/>
-              <w:bottom w:type="dxa" w:w="60"/>
-              <w:right w:type="dxa" w:w="100"/>
-            </w:tcMar>
-          </w:tcPr>
-          <w:p>
-            <w:r>
-              <w:rPr>
-                <w:rFonts w:ascii="Calibri" w:cs="Calibri" w:eastAsia="Calibri" w:hAnsi="Calibri"/>
-                <w:b w:val="false"/>
-                <w:bCs w:val="false"/>
-                <w:sz w:val="19"/>
-                <w:szCs w:val="19"/>
+            <w:tcW w:type="dxa" w:w="4132"/>
+            <w:tcBorders>
+              <w:top w:val="single" w:color="C9D6D3" w:sz="4"/>
+              <w:left w:val="single" w:color="C9D6D3" w:sz="4"/>
+              <w:bottom w:val="single" w:color="C9D6D3" w:sz="4"/>
+              <w:right w:val="single" w:color="C9D6D3" w:sz="4"/>
+            </w:tcBorders>
+            <w:tcMar>
+              <w:top w:type="dxa" w:w="60"/>
+              <w:left w:type="dxa" w:w="100"/>
+              <w:bottom w:type="dxa" w:w="60"/>
+              <w:right w:type="dxa" w:w="100"/>
+            </w:tcMar>
+          </w:tcPr>
+          <w:p>
+            <w:pPr>
+              <w:spacing w:after="40"/>
+              <w:jc w:val="left"/>
+            </w:pPr>
+            <w:r>
+              <w:rPr>
+                <w:rFonts w:ascii="Calibri" w:cs="Calibri" w:eastAsia="Calibri" w:hAnsi="Calibri"/>
+                <w:sz w:val="18"/>
+                <w:szCs w:val="18"/>
               </w:rPr>
               <w:t xml:space="preserve">Nunca RUT ni nombre</w:t>
             </w:r>
@@ -1358,32 +1483,37 @@
       </w:tr>
       <w:tr>
         <w:trPr>
+          <w:cantSplit/>
           <w:tblHeader w:val="off"/>
         </w:trPr>
         <w:tc>
           <w:tcPr>
-            <w:tcW w:type="dxa" w:w="3120"/>
-            <w:tcBorders>
-              <w:top w:val="single" w:color="BBBBBB" w:sz="4"/>
-              <w:left w:val="single" w:color="BBBBBB" w:sz="4"/>
-              <w:bottom w:val="single" w:color="BBBBBB" w:sz="4"/>
-              <w:right w:val="single" w:color="BBBBBB" w:sz="4"/>
-            </w:tcBorders>
-            <w:tcMar>
-              <w:top w:type="dxa" w:w="60"/>
-              <w:left w:type="dxa" w:w="100"/>
-              <w:bottom w:type="dxa" w:w="60"/>
-              <w:right w:type="dxa" w:w="100"/>
-            </w:tcMar>
-          </w:tcPr>
-          <w:p>
+            <w:tcW w:type="dxa" w:w="1565"/>
+            <w:tcBorders>
+              <w:top w:val="single" w:color="C9D6D3" w:sz="4"/>
+              <w:left w:val="single" w:color="C9D6D3" w:sz="4"/>
+              <w:bottom w:val="single" w:color="C9D6D3" w:sz="4"/>
+              <w:right w:val="single" w:color="C9D6D3" w:sz="4"/>
+            </w:tcBorders>
+            <w:tcMar>
+              <w:top w:type="dxa" w:w="60"/>
+              <w:left w:type="dxa" w:w="100"/>
+              <w:bottom w:type="dxa" w:w="60"/>
+              <w:right w:type="dxa" w:w="100"/>
+            </w:tcMar>
+          </w:tcPr>
+          <w:p>
+            <w:pPr>
+              <w:spacing w:after="40"/>
+              <w:jc w:val="left"/>
+            </w:pPr>
             <w:r>
               <w:rPr>
                 <w:rFonts w:ascii="Consolas" w:cs="Consolas" w:eastAsia="Consolas" w:hAnsi="Consolas"/>
                 <w:b w:val="false"/>
                 <w:bCs w:val="false"/>
-                <w:sz w:val="19"/>
-                <w:szCs w:val="19"/>
+                <w:sz w:val="16"/>
+                <w:szCs w:val="16"/>
               </w:rPr>
               <w:t xml:space="preserve">resultado</w:t>
             </w:r>
@@ -1391,28 +1521,30 @@
         </w:tc>
         <w:tc>
           <w:tcPr>
-            <w:tcW w:type="dxa" w:w="3120"/>
-            <w:tcBorders>
-              <w:top w:val="single" w:color="BBBBBB" w:sz="4"/>
-              <w:left w:val="single" w:color="BBBBBB" w:sz="4"/>
-              <w:bottom w:val="single" w:color="BBBBBB" w:sz="4"/>
-              <w:right w:val="single" w:color="BBBBBB" w:sz="4"/>
-            </w:tcBorders>
-            <w:tcMar>
-              <w:top w:type="dxa" w:w="60"/>
-              <w:left w:type="dxa" w:w="100"/>
-              <w:bottom w:type="dxa" w:w="60"/>
-              <w:right w:type="dxa" w:w="100"/>
-            </w:tcMar>
-          </w:tcPr>
-          <w:p>
-            <w:r>
-              <w:rPr>
-                <w:rFonts w:ascii="Calibri" w:cs="Calibri" w:eastAsia="Calibri" w:hAnsi="Calibri"/>
-                <w:b w:val="false"/>
-                <w:bCs w:val="false"/>
-                <w:sz w:val="19"/>
-                <w:szCs w:val="19"/>
+            <w:tcW w:type="dxa" w:w="4383"/>
+            <w:tcBorders>
+              <w:top w:val="single" w:color="C9D6D3" w:sz="4"/>
+              <w:left w:val="single" w:color="C9D6D3" w:sz="4"/>
+              <w:bottom w:val="single" w:color="C9D6D3" w:sz="4"/>
+              <w:right w:val="single" w:color="C9D6D3" w:sz="4"/>
+            </w:tcBorders>
+            <w:tcMar>
+              <w:top w:type="dxa" w:w="60"/>
+              <w:left w:type="dxa" w:w="100"/>
+              <w:bottom w:type="dxa" w:w="60"/>
+              <w:right w:type="dxa" w:w="100"/>
+            </w:tcMar>
+          </w:tcPr>
+          <w:p>
+            <w:pPr>
+              <w:spacing w:after="40"/>
+              <w:jc w:val="left"/>
+            </w:pPr>
+            <w:r>
+              <w:rPr>
+                <w:rFonts w:ascii="Calibri" w:cs="Calibri" w:eastAsia="Calibri" w:hAnsi="Calibri"/>
+                <w:sz w:val="18"/>
+                <w:szCs w:val="18"/>
               </w:rPr>
               <w:t xml:space="preserve">OK, DENEGADO o FALLIDO</w:t>
             </w:r>
@@ -1420,51 +1552,61 @@
         </w:tc>
         <w:tc>
           <w:tcPr>
-            <w:tcW w:type="dxa" w:w="3120"/>
-            <w:tcBorders>
-              <w:top w:val="single" w:color="BBBBBB" w:sz="4"/>
-              <w:left w:val="single" w:color="BBBBBB" w:sz="4"/>
-              <w:bottom w:val="single" w:color="BBBBBB" w:sz="4"/>
-              <w:right w:val="single" w:color="BBBBBB" w:sz="4"/>
-            </w:tcBorders>
-            <w:tcMar>
-              <w:top w:type="dxa" w:w="60"/>
-              <w:left w:type="dxa" w:w="100"/>
-              <w:bottom w:type="dxa" w:w="60"/>
-              <w:right w:type="dxa" w:w="100"/>
-            </w:tcMar>
-          </w:tcPr>
-          <w:p/>
+            <w:tcW w:type="dxa" w:w="4132"/>
+            <w:tcBorders>
+              <w:top w:val="single" w:color="C9D6D3" w:sz="4"/>
+              <w:left w:val="single" w:color="C9D6D3" w:sz="4"/>
+              <w:bottom w:val="single" w:color="C9D6D3" w:sz="4"/>
+              <w:right w:val="single" w:color="C9D6D3" w:sz="4"/>
+            </w:tcBorders>
+            <w:tcMar>
+              <w:top w:type="dxa" w:w="60"/>
+              <w:left w:type="dxa" w:w="100"/>
+              <w:bottom w:type="dxa" w:w="60"/>
+              <w:right w:type="dxa" w:w="100"/>
+            </w:tcMar>
+          </w:tcPr>
+          <w:p>
+            <w:pPr>
+              <w:spacing w:after="40"/>
+              <w:jc w:val="left"/>
+            </w:pPr>
+          </w:p>
         </w:tc>
       </w:tr>
       <w:tr>
         <w:trPr>
+          <w:cantSplit/>
           <w:tblHeader w:val="off"/>
         </w:trPr>
         <w:tc>
           <w:tcPr>
-            <w:tcW w:type="dxa" w:w="3120"/>
-            <w:tcBorders>
-              <w:top w:val="single" w:color="BBBBBB" w:sz="4"/>
-              <w:left w:val="single" w:color="BBBBBB" w:sz="4"/>
-              <w:bottom w:val="single" w:color="BBBBBB" w:sz="4"/>
-              <w:right w:val="single" w:color="BBBBBB" w:sz="4"/>
-            </w:tcBorders>
-            <w:tcMar>
-              <w:top w:type="dxa" w:w="60"/>
-              <w:left w:type="dxa" w:w="100"/>
-              <w:bottom w:type="dxa" w:w="60"/>
-              <w:right w:type="dxa" w:w="100"/>
-            </w:tcMar>
-          </w:tcPr>
-          <w:p>
+            <w:tcW w:type="dxa" w:w="1565"/>
+            <w:tcBorders>
+              <w:top w:val="single" w:color="C9D6D3" w:sz="4"/>
+              <w:left w:val="single" w:color="C9D6D3" w:sz="4"/>
+              <w:bottom w:val="single" w:color="C9D6D3" w:sz="4"/>
+              <w:right w:val="single" w:color="C9D6D3" w:sz="4"/>
+            </w:tcBorders>
+            <w:tcMar>
+              <w:top w:type="dxa" w:w="60"/>
+              <w:left w:type="dxa" w:w="100"/>
+              <w:bottom w:type="dxa" w:w="60"/>
+              <w:right w:type="dxa" w:w="100"/>
+            </w:tcMar>
+          </w:tcPr>
+          <w:p>
+            <w:pPr>
+              <w:spacing w:after="40"/>
+              <w:jc w:val="left"/>
+            </w:pPr>
             <w:r>
               <w:rPr>
                 <w:rFonts w:ascii="Consolas" w:cs="Consolas" w:eastAsia="Consolas" w:hAnsi="Consolas"/>
                 <w:b w:val="false"/>
                 <w:bCs w:val="false"/>
-                <w:sz w:val="19"/>
-                <w:szCs w:val="19"/>
+                <w:sz w:val="16"/>
+                <w:szCs w:val="16"/>
               </w:rPr>
               <w:t xml:space="preserve">ip_hash</w:t>
             </w:r>
@@ -1472,28 +1614,30 @@
         </w:tc>
         <w:tc>
           <w:tcPr>
-            <w:tcW w:type="dxa" w:w="3120"/>
-            <w:tcBorders>
-              <w:top w:val="single" w:color="BBBBBB" w:sz="4"/>
-              <w:left w:val="single" w:color="BBBBBB" w:sz="4"/>
-              <w:bottom w:val="single" w:color="BBBBBB" w:sz="4"/>
-              <w:right w:val="single" w:color="BBBBBB" w:sz="4"/>
-            </w:tcBorders>
-            <w:tcMar>
-              <w:top w:type="dxa" w:w="60"/>
-              <w:left w:type="dxa" w:w="100"/>
-              <w:bottom w:type="dxa" w:w="60"/>
-              <w:right w:type="dxa" w:w="100"/>
-            </w:tcMar>
-          </w:tcPr>
-          <w:p>
-            <w:r>
-              <w:rPr>
-                <w:rFonts w:ascii="Calibri" w:cs="Calibri" w:eastAsia="Calibri" w:hAnsi="Calibri"/>
-                <w:b w:val="false"/>
-                <w:bCs w:val="false"/>
-                <w:sz w:val="19"/>
-                <w:szCs w:val="19"/>
+            <w:tcW w:type="dxa" w:w="4383"/>
+            <w:tcBorders>
+              <w:top w:val="single" w:color="C9D6D3" w:sz="4"/>
+              <w:left w:val="single" w:color="C9D6D3" w:sz="4"/>
+              <w:bottom w:val="single" w:color="C9D6D3" w:sz="4"/>
+              <w:right w:val="single" w:color="C9D6D3" w:sz="4"/>
+            </w:tcBorders>
+            <w:tcMar>
+              <w:top w:type="dxa" w:w="60"/>
+              <w:left w:type="dxa" w:w="100"/>
+              <w:bottom w:type="dxa" w:w="60"/>
+              <w:right w:type="dxa" w:w="100"/>
+            </w:tcMar>
+          </w:tcPr>
+          <w:p>
+            <w:pPr>
+              <w:spacing w:after="40"/>
+              <w:jc w:val="left"/>
+            </w:pPr>
+            <w:r>
+              <w:rPr>
+                <w:rFonts w:ascii="Calibri" w:cs="Calibri" w:eastAsia="Calibri" w:hAnsi="Calibri"/>
+                <w:sz w:val="18"/>
+                <w:szCs w:val="18"/>
               </w:rPr>
               <w:t xml:space="preserve">HMAC de la IP, 16 caracteres</w:t>
             </w:r>
@@ -1501,28 +1645,30 @@
         </w:tc>
         <w:tc>
           <w:tcPr>
-            <w:tcW w:type="dxa" w:w="3120"/>
-            <w:tcBorders>
-              <w:top w:val="single" w:color="BBBBBB" w:sz="4"/>
-              <w:left w:val="single" w:color="BBBBBB" w:sz="4"/>
-              <w:bottom w:val="single" w:color="BBBBBB" w:sz="4"/>
-              <w:right w:val="single" w:color="BBBBBB" w:sz="4"/>
-            </w:tcBorders>
-            <w:tcMar>
-              <w:top w:type="dxa" w:w="60"/>
-              <w:left w:type="dxa" w:w="100"/>
-              <w:bottom w:type="dxa" w:w="60"/>
-              <w:right w:type="dxa" w:w="100"/>
-            </w:tcMar>
-          </w:tcPr>
-          <w:p>
-            <w:r>
-              <w:rPr>
-                <w:rFonts w:ascii="Calibri" w:cs="Calibri" w:eastAsia="Calibri" w:hAnsi="Calibri"/>
-                <w:b w:val="false"/>
-                <w:bCs w:val="false"/>
-                <w:sz w:val="19"/>
-                <w:szCs w:val="19"/>
+            <w:tcW w:type="dxa" w:w="4132"/>
+            <w:tcBorders>
+              <w:top w:val="single" w:color="C9D6D3" w:sz="4"/>
+              <w:left w:val="single" w:color="C9D6D3" w:sz="4"/>
+              <w:bottom w:val="single" w:color="C9D6D3" w:sz="4"/>
+              <w:right w:val="single" w:color="C9D6D3" w:sz="4"/>
+            </w:tcBorders>
+            <w:tcMar>
+              <w:top w:type="dxa" w:w="60"/>
+              <w:left w:type="dxa" w:w="100"/>
+              <w:bottom w:type="dxa" w:w="60"/>
+              <w:right w:type="dxa" w:w="100"/>
+            </w:tcMar>
+          </w:tcPr>
+          <w:p>
+            <w:pPr>
+              <w:spacing w:after="40"/>
+              <w:jc w:val="left"/>
+            </w:pPr>
+            <w:r>
+              <w:rPr>
+                <w:rFonts w:ascii="Calibri" w:cs="Calibri" w:eastAsia="Calibri" w:hAnsi="Calibri"/>
+                <w:sz w:val="18"/>
+                <w:szCs w:val="18"/>
               </w:rPr>
               <w:t xml:space="preserve">La IP en claro no se guarda; permite correlacionar sin identificar</w:t>
             </w:r>
@@ -1531,32 +1677,37 @@
       </w:tr>
       <w:tr>
         <w:trPr>
+          <w:cantSplit/>
           <w:tblHeader w:val="off"/>
         </w:trPr>
         <w:tc>
           <w:tcPr>
-            <w:tcW w:type="dxa" w:w="3120"/>
-            <w:tcBorders>
-              <w:top w:val="single" w:color="BBBBBB" w:sz="4"/>
-              <w:left w:val="single" w:color="BBBBBB" w:sz="4"/>
-              <w:bottom w:val="single" w:color="BBBBBB" w:sz="4"/>
-              <w:right w:val="single" w:color="BBBBBB" w:sz="4"/>
-            </w:tcBorders>
-            <w:tcMar>
-              <w:top w:type="dxa" w:w="60"/>
-              <w:left w:type="dxa" w:w="100"/>
-              <w:bottom w:type="dxa" w:w="60"/>
-              <w:right w:type="dxa" w:w="100"/>
-            </w:tcMar>
-          </w:tcPr>
-          <w:p>
+            <w:tcW w:type="dxa" w:w="1565"/>
+            <w:tcBorders>
+              <w:top w:val="single" w:color="C9D6D3" w:sz="4"/>
+              <w:left w:val="single" w:color="C9D6D3" w:sz="4"/>
+              <w:bottom w:val="single" w:color="C9D6D3" w:sz="4"/>
+              <w:right w:val="single" w:color="C9D6D3" w:sz="4"/>
+            </w:tcBorders>
+            <w:tcMar>
+              <w:top w:type="dxa" w:w="60"/>
+              <w:left w:type="dxa" w:w="100"/>
+              <w:bottom w:type="dxa" w:w="60"/>
+              <w:right w:type="dxa" w:w="100"/>
+            </w:tcMar>
+          </w:tcPr>
+          <w:p>
+            <w:pPr>
+              <w:spacing w:after="40"/>
+              <w:jc w:val="left"/>
+            </w:pPr>
             <w:r>
               <w:rPr>
                 <w:rFonts w:ascii="Consolas" w:cs="Consolas" w:eastAsia="Consolas" w:hAnsi="Consolas"/>
                 <w:b w:val="false"/>
                 <w:bCs w:val="false"/>
-                <w:sz w:val="19"/>
-                <w:szCs w:val="19"/>
+                <w:sz w:val="16"/>
+                <w:szCs w:val="16"/>
               </w:rPr>
               <w:t xml:space="preserve">detalle</w:t>
             </w:r>
@@ -1564,28 +1715,30 @@
         </w:tc>
         <w:tc>
           <w:tcPr>
-            <w:tcW w:type="dxa" w:w="3120"/>
-            <w:tcBorders>
-              <w:top w:val="single" w:color="BBBBBB" w:sz="4"/>
-              <w:left w:val="single" w:color="BBBBBB" w:sz="4"/>
-              <w:bottom w:val="single" w:color="BBBBBB" w:sz="4"/>
-              <w:right w:val="single" w:color="BBBBBB" w:sz="4"/>
-            </w:tcBorders>
-            <w:tcMar>
-              <w:top w:type="dxa" w:w="60"/>
-              <w:left w:type="dxa" w:w="100"/>
-              <w:bottom w:type="dxa" w:w="60"/>
-              <w:right w:type="dxa" w:w="100"/>
-            </w:tcMar>
-          </w:tcPr>
-          <w:p>
-            <w:r>
-              <w:rPr>
-                <w:rFonts w:ascii="Calibri" w:cs="Calibri" w:eastAsia="Calibri" w:hAnsi="Calibri"/>
-                <w:b w:val="false"/>
-                <w:bCs w:val="false"/>
-                <w:sz w:val="19"/>
-                <w:szCs w:val="19"/>
+            <w:tcW w:type="dxa" w:w="4383"/>
+            <w:tcBorders>
+              <w:top w:val="single" w:color="C9D6D3" w:sz="4"/>
+              <w:left w:val="single" w:color="C9D6D3" w:sz="4"/>
+              <w:bottom w:val="single" w:color="C9D6D3" w:sz="4"/>
+              <w:right w:val="single" w:color="C9D6D3" w:sz="4"/>
+            </w:tcBorders>
+            <w:tcMar>
+              <w:top w:type="dxa" w:w="60"/>
+              <w:left w:type="dxa" w:w="100"/>
+              <w:bottom w:type="dxa" w:w="60"/>
+              <w:right w:type="dxa" w:w="100"/>
+            </w:tcMar>
+          </w:tcPr>
+          <w:p>
+            <w:pPr>
+              <w:spacing w:after="40"/>
+              <w:jc w:val="left"/>
+            </w:pPr>
+            <w:r>
+              <w:rPr>
+                <w:rFonts w:ascii="Calibri" w:cs="Calibri" w:eastAsia="Calibri" w:hAnsi="Calibri"/>
+                <w:sz w:val="18"/>
+                <w:szCs w:val="18"/>
               </w:rPr>
               <w:t xml:space="preserve">JSON con claves de una lista permitida (cantidad, finalidad, campo, estado anterior y nuevo, regla, código de motivo, tipo, versión, canal, formato, código de solicitud, método, acción…) y valores cortos</w:t>
             </w:r>
@@ -1593,28 +1746,30 @@
         </w:tc>
         <w:tc>
           <w:tcPr>
-            <w:tcW w:type="dxa" w:w="3120"/>
-            <w:tcBorders>
-              <w:top w:val="single" w:color="BBBBBB" w:sz="4"/>
-              <w:left w:val="single" w:color="BBBBBB" w:sz="4"/>
-              <w:bottom w:val="single" w:color="BBBBBB" w:sz="4"/>
-              <w:right w:val="single" w:color="BBBBBB" w:sz="4"/>
-            </w:tcBorders>
-            <w:tcMar>
-              <w:top w:type="dxa" w:w="60"/>
-              <w:left w:type="dxa" w:w="100"/>
-              <w:bottom w:type="dxa" w:w="60"/>
-              <w:right w:type="dxa" w:w="100"/>
-            </w:tcMar>
-          </w:tcPr>
-          <w:p>
-            <w:r>
-              <w:rPr>
-                <w:rFonts w:ascii="Calibri" w:cs="Calibri" w:eastAsia="Calibri" w:hAnsi="Calibri"/>
-                <w:b w:val="false"/>
-                <w:bCs w:val="false"/>
-                <w:sz w:val="19"/>
-                <w:szCs w:val="19"/>
+            <w:tcW w:type="dxa" w:w="4132"/>
+            <w:tcBorders>
+              <w:top w:val="single" w:color="C9D6D3" w:sz="4"/>
+              <w:left w:val="single" w:color="C9D6D3" w:sz="4"/>
+              <w:bottom w:val="single" w:color="C9D6D3" w:sz="4"/>
+              <w:right w:val="single" w:color="C9D6D3" w:sz="4"/>
+            </w:tcBorders>
+            <w:tcMar>
+              <w:top w:type="dxa" w:w="60"/>
+              <w:left w:type="dxa" w:w="100"/>
+              <w:bottom w:type="dxa" w:w="60"/>
+              <w:right w:type="dxa" w:w="100"/>
+            </w:tcMar>
+          </w:tcPr>
+          <w:p>
+            <w:pPr>
+              <w:spacing w:after="40"/>
+              <w:jc w:val="left"/>
+            </w:pPr>
+            <w:r>
+              <w:rPr>
+                <w:rFonts w:ascii="Calibri" w:cs="Calibri" w:eastAsia="Calibri" w:hAnsi="Calibri"/>
+                <w:sz w:val="18"/>
+                <w:szCs w:val="18"/>
               </w:rPr>
               <w:t xml:space="preserve">Ver sección 3</w:t>
             </w:r>
@@ -1623,42 +1778,45 @@
       </w:tr>
       <w:tr>
         <w:trPr>
+          <w:cantSplit/>
           <w:tblHeader w:val="off"/>
         </w:trPr>
         <w:tc>
           <w:tcPr>
-            <w:tcW w:type="dxa" w:w="3120"/>
-            <w:tcBorders>
-              <w:top w:val="single" w:color="BBBBBB" w:sz="4"/>
-              <w:left w:val="single" w:color="BBBBBB" w:sz="4"/>
-              <w:bottom w:val="single" w:color="BBBBBB" w:sz="4"/>
-              <w:right w:val="single" w:color="BBBBBB" w:sz="4"/>
-            </w:tcBorders>
-            <w:tcMar>
-              <w:top w:type="dxa" w:w="60"/>
-              <w:left w:type="dxa" w:w="100"/>
-              <w:bottom w:type="dxa" w:w="60"/>
-              <w:right w:type="dxa" w:w="100"/>
-            </w:tcMar>
-          </w:tcPr>
-          <w:p>
+            <w:tcW w:type="dxa" w:w="1565"/>
+            <w:tcBorders>
+              <w:top w:val="single" w:color="C9D6D3" w:sz="4"/>
+              <w:left w:val="single" w:color="C9D6D3" w:sz="4"/>
+              <w:bottom w:val="single" w:color="C9D6D3" w:sz="4"/>
+              <w:right w:val="single" w:color="C9D6D3" w:sz="4"/>
+            </w:tcBorders>
+            <w:tcMar>
+              <w:top w:type="dxa" w:w="60"/>
+              <w:left w:type="dxa" w:w="100"/>
+              <w:bottom w:type="dxa" w:w="60"/>
+              <w:right w:type="dxa" w:w="100"/>
+            </w:tcMar>
+          </w:tcPr>
+          <w:p>
+            <w:pPr>
+              <w:spacing w:after="40"/>
+              <w:jc w:val="left"/>
+            </w:pPr>
             <w:r>
               <w:rPr>
                 <w:rFonts w:ascii="Consolas" w:cs="Consolas" w:eastAsia="Consolas" w:hAnsi="Consolas"/>
                 <w:b w:val="false"/>
                 <w:bCs w:val="false"/>
-                <w:sz w:val="19"/>
-                <w:szCs w:val="19"/>
+                <w:sz w:val="16"/>
+                <w:szCs w:val="16"/>
               </w:rPr>
               <w:t xml:space="preserve">hash_anterior</w:t>
             </w:r>
             <w:r>
               <w:rPr>
                 <w:rFonts w:ascii="Calibri" w:cs="Calibri" w:eastAsia="Calibri" w:hAnsi="Calibri"/>
-                <w:b w:val="false"/>
-                <w:bCs w:val="false"/>
-                <w:sz w:val="19"/>
-                <w:szCs w:val="19"/>
+                <w:sz w:val="18"/>
+                <w:szCs w:val="18"/>
               </w:rPr>
               <w:t xml:space="preserve">, </w:t>
             </w:r>
@@ -1667,8 +1825,8 @@
                 <w:rFonts w:ascii="Consolas" w:cs="Consolas" w:eastAsia="Consolas" w:hAnsi="Consolas"/>
                 <w:b w:val="false"/>
                 <w:bCs w:val="false"/>
-                <w:sz w:val="19"/>
-                <w:szCs w:val="19"/>
+                <w:sz w:val="16"/>
+                <w:szCs w:val="16"/>
               </w:rPr>
               <w:t xml:space="preserve">hash</w:t>
             </w:r>
@@ -1676,28 +1834,30 @@
         </w:tc>
         <w:tc>
           <w:tcPr>
-            <w:tcW w:type="dxa" w:w="3120"/>
-            <w:tcBorders>
-              <w:top w:val="single" w:color="BBBBBB" w:sz="4"/>
-              <w:left w:val="single" w:color="BBBBBB" w:sz="4"/>
-              <w:bottom w:val="single" w:color="BBBBBB" w:sz="4"/>
-              <w:right w:val="single" w:color="BBBBBB" w:sz="4"/>
-            </w:tcBorders>
-            <w:tcMar>
-              <w:top w:type="dxa" w:w="60"/>
-              <w:left w:type="dxa" w:w="100"/>
-              <w:bottom w:type="dxa" w:w="60"/>
-              <w:right w:type="dxa" w:w="100"/>
-            </w:tcMar>
-          </w:tcPr>
-          <w:p>
-            <w:r>
-              <w:rPr>
-                <w:rFonts w:ascii="Calibri" w:cs="Calibri" w:eastAsia="Calibri" w:hAnsi="Calibri"/>
-                <w:b w:val="false"/>
-                <w:bCs w:val="false"/>
-                <w:sz w:val="19"/>
-                <w:szCs w:val="19"/>
+            <w:tcW w:type="dxa" w:w="4383"/>
+            <w:tcBorders>
+              <w:top w:val="single" w:color="C9D6D3" w:sz="4"/>
+              <w:left w:val="single" w:color="C9D6D3" w:sz="4"/>
+              <w:bottom w:val="single" w:color="C9D6D3" w:sz="4"/>
+              <w:right w:val="single" w:color="C9D6D3" w:sz="4"/>
+            </w:tcBorders>
+            <w:tcMar>
+              <w:top w:type="dxa" w:w="60"/>
+              <w:left w:type="dxa" w:w="100"/>
+              <w:bottom w:type="dxa" w:w="60"/>
+              <w:right w:type="dxa" w:w="100"/>
+            </w:tcMar>
+          </w:tcPr>
+          <w:p>
+            <w:pPr>
+              <w:spacing w:after="40"/>
+              <w:jc w:val="left"/>
+            </w:pPr>
+            <w:r>
+              <w:rPr>
+                <w:rFonts w:ascii="Calibri" w:cs="Calibri" w:eastAsia="Calibri" w:hAnsi="Calibri"/>
+                <w:sz w:val="18"/>
+                <w:szCs w:val="18"/>
               </w:rPr>
               <w:t xml:space="preserve">Eslabón de la cadena de integridad</w:t>
             </w:r>
@@ -1705,28 +1865,30 @@
         </w:tc>
         <w:tc>
           <w:tcPr>
-            <w:tcW w:type="dxa" w:w="3120"/>
-            <w:tcBorders>
-              <w:top w:val="single" w:color="BBBBBB" w:sz="4"/>
-              <w:left w:val="single" w:color="BBBBBB" w:sz="4"/>
-              <w:bottom w:val="single" w:color="BBBBBB" w:sz="4"/>
-              <w:right w:val="single" w:color="BBBBBB" w:sz="4"/>
-            </w:tcBorders>
-            <w:tcMar>
-              <w:top w:type="dxa" w:w="60"/>
-              <w:left w:type="dxa" w:w="100"/>
-              <w:bottom w:type="dxa" w:w="60"/>
-              <w:right w:type="dxa" w:w="100"/>
-            </w:tcMar>
-          </w:tcPr>
-          <w:p>
-            <w:r>
-              <w:rPr>
-                <w:rFonts w:ascii="Calibri" w:cs="Calibri" w:eastAsia="Calibri" w:hAnsi="Calibri"/>
-                <w:b w:val="false"/>
-                <w:bCs w:val="false"/>
-                <w:sz w:val="19"/>
-                <w:szCs w:val="19"/>
+            <w:tcW w:type="dxa" w:w="4132"/>
+            <w:tcBorders>
+              <w:top w:val="single" w:color="C9D6D3" w:sz="4"/>
+              <w:left w:val="single" w:color="C9D6D3" w:sz="4"/>
+              <w:bottom w:val="single" w:color="C9D6D3" w:sz="4"/>
+              <w:right w:val="single" w:color="C9D6D3" w:sz="4"/>
+            </w:tcBorders>
+            <w:tcMar>
+              <w:top w:type="dxa" w:w="60"/>
+              <w:left w:type="dxa" w:w="100"/>
+              <w:bottom w:type="dxa" w:w="60"/>
+              <w:right w:type="dxa" w:w="100"/>
+            </w:tcMar>
+          </w:tcPr>
+          <w:p>
+            <w:pPr>
+              <w:spacing w:after="40"/>
+              <w:jc w:val="left"/>
+            </w:pPr>
+            <w:r>
+              <w:rPr>
+                <w:rFonts w:ascii="Calibri" w:cs="Calibri" w:eastAsia="Calibri" w:hAnsi="Calibri"/>
+                <w:sz w:val="18"/>
+                <w:szCs w:val="18"/>
               </w:rPr>
               <w:t xml:space="preserve">Ver sección 4</w:t>
             </w:r>
@@ -1734,10 +1896,14 @@
         </w:tc>
       </w:tr>
     </w:tbl>
-    <w:p/>
-    <w:p>
-      <w:pPr>
-        <w:pStyle w:val="Heading2"/>
+    <w:p>
+      <w:pPr>
+        <w:spacing w:after="120"/>
+      </w:pPr>
+    </w:p>
+    <w:p>
+      <w:pPr>
+        <w:pStyle w:val="Heading1"/>
       </w:pPr>
       <w:r>
         <w:rPr>
@@ -1748,36 +1914,34 @@
     </w:p>
     <w:p>
       <w:pPr>
-        <w:spacing w:after="120"/>
-      </w:pPr>
-      <w:r>
-        <w:rPr>
-          <w:rFonts w:ascii="Calibri" w:cs="Calibri" w:eastAsia="Calibri" w:hAnsi="Calibri"/>
-          <w:sz w:val="22"/>
-          <w:szCs w:val="22"/>
+        <w:spacing w:after="120" w:line="276"/>
+      </w:pPr>
+      <w:r>
+        <w:rPr>
+          <w:rFonts w:ascii="Calibri" w:cs="Calibri" w:eastAsia="Calibri" w:hAnsi="Calibri"/>
         </w:rPr>
         <w:t xml:space="preserve">Lista explícita, pedida por la actividad. Se aplica por diseño: el campo </w:t>
       </w:r>
       <w:r>
         <w:rPr>
           <w:rFonts w:ascii="Consolas" w:cs="Consolas" w:eastAsia="Consolas" w:hAnsi="Consolas"/>
-          <w:sz w:val="22"/>
-          <w:szCs w:val="22"/>
+          <w:b w:val="false"/>
+          <w:bCs w:val="false"/>
+          <w:sz w:val="19"/>
+          <w:szCs w:val="19"/>
         </w:rPr>
         <w:t xml:space="preserve">detalle</w:t>
       </w:r>
       <w:r>
         <w:rPr>
           <w:rFonts w:ascii="Calibri" w:cs="Calibri" w:eastAsia="Calibri" w:hAnsi="Calibri"/>
-          <w:sz w:val="22"/>
-          <w:szCs w:val="22"/>
         </w:rPr>
         <w:t xml:space="preserve"> solo admite claves de una lista blanca, descarta cualquier otra, trunca los valores a 80 caracteres y enmascara RUT, correos y teléfonos que se cuelen en un texto.</w:t>
       </w:r>
     </w:p>
     <w:tbl>
       <w:tblPr>
-        <w:tblW w:type="dxa" w:w="9360"/>
+        <w:tblW w:type="dxa" w:w="10080"/>
         <w:tblBorders>
           <w:top w:val="single" w:color="auto" w:sz="4"/>
           <w:left w:val="single" w:color="auto" w:sz="4"/>
@@ -1788,38 +1952,44 @@
         </w:tblBorders>
       </w:tblPr>
       <w:tblGrid>
-        <w:gridCol w:w="4680"/>
-        <w:gridCol w:w="4680"/>
+        <w:gridCol w:w="5040"/>
+        <w:gridCol w:w="5040"/>
       </w:tblGrid>
       <w:tr>
         <w:trPr>
+          <w:cantSplit w:val="off"/>
           <w:tblHeader/>
         </w:trPr>
         <w:tc>
           <w:tcPr>
-            <w:tcW w:type="dxa" w:w="4680"/>
-            <w:tcBorders>
-              <w:top w:val="single" w:color="BBBBBB" w:sz="4"/>
-              <w:left w:val="single" w:color="BBBBBB" w:sz="4"/>
-              <w:bottom w:val="single" w:color="BBBBBB" w:sz="4"/>
-              <w:right w:val="single" w:color="BBBBBB" w:sz="4"/>
-            </w:tcBorders>
-            <w:shd w:fill="E6EEF5" w:val="clear"/>
-            <w:tcMar>
-              <w:top w:type="dxa" w:w="60"/>
-              <w:left w:type="dxa" w:w="100"/>
-              <w:bottom w:type="dxa" w:w="60"/>
-              <w:right w:type="dxa" w:w="100"/>
-            </w:tcMar>
-          </w:tcPr>
-          <w:p>
+            <w:tcW w:type="dxa" w:w="5040"/>
+            <w:tcBorders>
+              <w:top w:val="single" w:color="C9D6D3" w:sz="4"/>
+              <w:left w:val="single" w:color="C9D6D3" w:sz="4"/>
+              <w:bottom w:val="single" w:color="C9D6D3" w:sz="4"/>
+              <w:right w:val="single" w:color="C9D6D3" w:sz="4"/>
+            </w:tcBorders>
+            <w:shd w:fill="E3F1EF" w:color="auto" w:val="clear"/>
+            <w:tcMar>
+              <w:top w:type="dxa" w:w="60"/>
+              <w:left w:type="dxa" w:w="100"/>
+              <w:bottom w:type="dxa" w:w="60"/>
+              <w:right w:type="dxa" w:w="100"/>
+            </w:tcMar>
+          </w:tcPr>
+          <w:p>
+            <w:pPr>
+              <w:spacing w:after="40"/>
+              <w:jc w:val="left"/>
+            </w:pPr>
             <w:r>
               <w:rPr>
                 <w:rFonts w:ascii="Calibri" w:cs="Calibri" w:eastAsia="Calibri" w:hAnsi="Calibri"/>
                 <w:b/>
                 <w:bCs/>
-                <w:sz w:val="19"/>
-                <w:szCs w:val="19"/>
+                <w:color w:val="0F6E6A"/>
+                <w:sz w:val="18"/>
+                <w:szCs w:val="18"/>
               </w:rPr>
               <w:t xml:space="preserve">No se registra</w:t>
             </w:r>
@@ -1827,29 +1997,34 @@
         </w:tc>
         <w:tc>
           <w:tcPr>
-            <w:tcW w:type="dxa" w:w="4680"/>
-            <w:tcBorders>
-              <w:top w:val="single" w:color="BBBBBB" w:sz="4"/>
-              <w:left w:val="single" w:color="BBBBBB" w:sz="4"/>
-              <w:bottom w:val="single" w:color="BBBBBB" w:sz="4"/>
-              <w:right w:val="single" w:color="BBBBBB" w:sz="4"/>
-            </w:tcBorders>
-            <w:shd w:fill="E6EEF5" w:val="clear"/>
-            <w:tcMar>
-              <w:top w:type="dxa" w:w="60"/>
-              <w:left w:type="dxa" w:w="100"/>
-              <w:bottom w:type="dxa" w:w="60"/>
-              <w:right w:type="dxa" w:w="100"/>
-            </w:tcMar>
-          </w:tcPr>
-          <w:p>
+            <w:tcW w:type="dxa" w:w="5040"/>
+            <w:tcBorders>
+              <w:top w:val="single" w:color="C9D6D3" w:sz="4"/>
+              <w:left w:val="single" w:color="C9D6D3" w:sz="4"/>
+              <w:bottom w:val="single" w:color="C9D6D3" w:sz="4"/>
+              <w:right w:val="single" w:color="C9D6D3" w:sz="4"/>
+            </w:tcBorders>
+            <w:shd w:fill="E3F1EF" w:color="auto" w:val="clear"/>
+            <w:tcMar>
+              <w:top w:type="dxa" w:w="60"/>
+              <w:left w:type="dxa" w:w="100"/>
+              <w:bottom w:type="dxa" w:w="60"/>
+              <w:right w:type="dxa" w:w="100"/>
+            </w:tcMar>
+          </w:tcPr>
+          <w:p>
+            <w:pPr>
+              <w:spacing w:after="40"/>
+              <w:jc w:val="left"/>
+            </w:pPr>
             <w:r>
               <w:rPr>
                 <w:rFonts w:ascii="Calibri" w:cs="Calibri" w:eastAsia="Calibri" w:hAnsi="Calibri"/>
                 <w:b/>
                 <w:bCs/>
-                <w:sz w:val="19"/>
-                <w:szCs w:val="19"/>
+                <w:color w:val="0F6E6A"/>
+                <w:sz w:val="18"/>
+                <w:szCs w:val="18"/>
               </w:rPr>
               <w:t xml:space="preserve">Motivo</w:t>
             </w:r>
@@ -1858,32 +2033,35 @@
       </w:tr>
       <w:tr>
         <w:trPr>
+          <w:cantSplit/>
           <w:tblHeader w:val="off"/>
         </w:trPr>
         <w:tc>
           <w:tcPr>
-            <w:tcW w:type="dxa" w:w="4680"/>
-            <w:tcBorders>
-              <w:top w:val="single" w:color="BBBBBB" w:sz="4"/>
-              <w:left w:val="single" w:color="BBBBBB" w:sz="4"/>
-              <w:bottom w:val="single" w:color="BBBBBB" w:sz="4"/>
-              <w:right w:val="single" w:color="BBBBBB" w:sz="4"/>
-            </w:tcBorders>
-            <w:tcMar>
-              <w:top w:type="dxa" w:w="60"/>
-              <w:left w:type="dxa" w:w="100"/>
-              <w:bottom w:type="dxa" w:w="60"/>
-              <w:right w:type="dxa" w:w="100"/>
-            </w:tcMar>
-          </w:tcPr>
-          <w:p>
-            <w:r>
-              <w:rPr>
-                <w:rFonts w:ascii="Calibri" w:cs="Calibri" w:eastAsia="Calibri" w:hAnsi="Calibri"/>
-                <w:b w:val="false"/>
-                <w:bCs w:val="false"/>
-                <w:sz w:val="19"/>
-                <w:szCs w:val="19"/>
+            <w:tcW w:type="dxa" w:w="5040"/>
+            <w:tcBorders>
+              <w:top w:val="single" w:color="C9D6D3" w:sz="4"/>
+              <w:left w:val="single" w:color="C9D6D3" w:sz="4"/>
+              <w:bottom w:val="single" w:color="C9D6D3" w:sz="4"/>
+              <w:right w:val="single" w:color="C9D6D3" w:sz="4"/>
+            </w:tcBorders>
+            <w:tcMar>
+              <w:top w:type="dxa" w:w="60"/>
+              <w:left w:type="dxa" w:w="100"/>
+              <w:bottom w:type="dxa" w:w="60"/>
+              <w:right w:type="dxa" w:w="100"/>
+            </w:tcMar>
+          </w:tcPr>
+          <w:p>
+            <w:pPr>
+              <w:spacing w:after="40"/>
+              <w:jc w:val="left"/>
+            </w:pPr>
+            <w:r>
+              <w:rPr>
+                <w:rFonts w:ascii="Calibri" w:cs="Calibri" w:eastAsia="Calibri" w:hAnsi="Calibri"/>
+                <w:sz w:val="18"/>
+                <w:szCs w:val="18"/>
               </w:rPr>
               <w:t xml:space="preserve">Contenido clínico: diagnósticos, tratamientos, recetas, resultados, observaciones, motivos de consulta</w:t>
             </w:r>
@@ -1891,28 +2069,30 @@
         </w:tc>
         <w:tc>
           <w:tcPr>
-            <w:tcW w:type="dxa" w:w="4680"/>
-            <w:tcBorders>
-              <w:top w:val="single" w:color="BBBBBB" w:sz="4"/>
-              <w:left w:val="single" w:color="BBBBBB" w:sz="4"/>
-              <w:bottom w:val="single" w:color="BBBBBB" w:sz="4"/>
-              <w:right w:val="single" w:color="BBBBBB" w:sz="4"/>
-            </w:tcBorders>
-            <w:tcMar>
-              <w:top w:type="dxa" w:w="60"/>
-              <w:left w:type="dxa" w:w="100"/>
-              <w:bottom w:type="dxa" w:w="60"/>
-              <w:right w:type="dxa" w:w="100"/>
-            </w:tcMar>
-          </w:tcPr>
-          <w:p>
-            <w:r>
-              <w:rPr>
-                <w:rFonts w:ascii="Calibri" w:cs="Calibri" w:eastAsia="Calibri" w:hAnsi="Calibri"/>
-                <w:b w:val="false"/>
-                <w:bCs w:val="false"/>
-                <w:sz w:val="19"/>
-                <w:szCs w:val="19"/>
+            <w:tcW w:type="dxa" w:w="5040"/>
+            <w:tcBorders>
+              <w:top w:val="single" w:color="C9D6D3" w:sz="4"/>
+              <w:left w:val="single" w:color="C9D6D3" w:sz="4"/>
+              <w:bottom w:val="single" w:color="C9D6D3" w:sz="4"/>
+              <w:right w:val="single" w:color="C9D6D3" w:sz="4"/>
+            </w:tcBorders>
+            <w:tcMar>
+              <w:top w:type="dxa" w:w="60"/>
+              <w:left w:type="dxa" w:w="100"/>
+              <w:bottom w:type="dxa" w:w="60"/>
+              <w:right w:type="dxa" w:w="100"/>
+            </w:tcMar>
+          </w:tcPr>
+          <w:p>
+            <w:pPr>
+              <w:spacing w:after="40"/>
+              <w:jc w:val="left"/>
+            </w:pPr>
+            <w:r>
+              <w:rPr>
+                <w:rFonts w:ascii="Calibri" w:cs="Calibri" w:eastAsia="Calibri" w:hAnsi="Calibri"/>
+                <w:sz w:val="18"/>
+                <w:szCs w:val="18"/>
               </w:rPr>
               <w:t xml:space="preserve">Un registro con contenido clínico sería otra copia de la ficha, con menos protección que la original</w:t>
             </w:r>
@@ -1921,52 +2101,53 @@
       </w:tr>
       <w:tr>
         <w:trPr>
+          <w:cantSplit/>
           <w:tblHeader w:val="off"/>
         </w:trPr>
         <w:tc>
           <w:tcPr>
-            <w:tcW w:type="dxa" w:w="4680"/>
-            <w:tcBorders>
-              <w:top w:val="single" w:color="BBBBBB" w:sz="4"/>
-              <w:left w:val="single" w:color="BBBBBB" w:sz="4"/>
-              <w:bottom w:val="single" w:color="BBBBBB" w:sz="4"/>
-              <w:right w:val="single" w:color="BBBBBB" w:sz="4"/>
-            </w:tcBorders>
-            <w:tcMar>
-              <w:top w:type="dxa" w:w="60"/>
-              <w:left w:type="dxa" w:w="100"/>
-              <w:bottom w:type="dxa" w:w="60"/>
-              <w:right w:type="dxa" w:w="100"/>
-            </w:tcMar>
-          </w:tcPr>
-          <w:p>
-            <w:r>
-              <w:rPr>
-                <w:rFonts w:ascii="Calibri" w:cs="Calibri" w:eastAsia="Calibri" w:hAnsi="Calibri"/>
-                <w:b w:val="false"/>
-                <w:bCs w:val="false"/>
-                <w:sz w:val="19"/>
-                <w:szCs w:val="19"/>
+            <w:tcW w:type="dxa" w:w="5040"/>
+            <w:tcBorders>
+              <w:top w:val="single" w:color="C9D6D3" w:sz="4"/>
+              <w:left w:val="single" w:color="C9D6D3" w:sz="4"/>
+              <w:bottom w:val="single" w:color="C9D6D3" w:sz="4"/>
+              <w:right w:val="single" w:color="C9D6D3" w:sz="4"/>
+            </w:tcBorders>
+            <w:tcMar>
+              <w:top w:type="dxa" w:w="60"/>
+              <w:left w:type="dxa" w:w="100"/>
+              <w:bottom w:type="dxa" w:w="60"/>
+              <w:right w:type="dxa" w:w="100"/>
+            </w:tcMar>
+          </w:tcPr>
+          <w:p>
+            <w:pPr>
+              <w:spacing w:after="40"/>
+              <w:jc w:val="left"/>
+            </w:pPr>
+            <w:r>
+              <w:rPr>
+                <w:rFonts w:ascii="Calibri" w:cs="Calibri" w:eastAsia="Calibri" w:hAnsi="Calibri"/>
+                <w:sz w:val="18"/>
+                <w:szCs w:val="18"/>
               </w:rPr>
               <w:t xml:space="preserve">Valores de campos modificados, antes ni después (solo el </w:t>
             </w:r>
             <w:r>
               <w:rPr>
                 <w:rFonts w:ascii="Calibri" w:cs="Calibri" w:eastAsia="Calibri" w:hAnsi="Calibri"/>
-                <w:b w:val="false"/>
-                <w:bCs w:val="false"/>
-                <w:sz w:val="19"/>
-                <w:szCs w:val="19"/>
+                <w:b/>
+                <w:bCs/>
+                <w:sz w:val="18"/>
+                <w:szCs w:val="18"/>
               </w:rPr>
               <w:t xml:space="preserve">nombre</w:t>
             </w:r>
             <w:r>
               <w:rPr>
                 <w:rFonts w:ascii="Calibri" w:cs="Calibri" w:eastAsia="Calibri" w:hAnsi="Calibri"/>
-                <w:b w:val="false"/>
-                <w:bCs w:val="false"/>
-                <w:sz w:val="19"/>
-                <w:szCs w:val="19"/>
+                <w:sz w:val="18"/>
+                <w:szCs w:val="18"/>
               </w:rPr>
               <w:t xml:space="preserve"> del campo)</w:t>
             </w:r>
@@ -1974,28 +2155,30 @@
         </w:tc>
         <w:tc>
           <w:tcPr>
-            <w:tcW w:type="dxa" w:w="4680"/>
-            <w:tcBorders>
-              <w:top w:val="single" w:color="BBBBBB" w:sz="4"/>
-              <w:left w:val="single" w:color="BBBBBB" w:sz="4"/>
-              <w:bottom w:val="single" w:color="BBBBBB" w:sz="4"/>
-              <w:right w:val="single" w:color="BBBBBB" w:sz="4"/>
-            </w:tcBorders>
-            <w:tcMar>
-              <w:top w:type="dxa" w:w="60"/>
-              <w:left w:type="dxa" w:w="100"/>
-              <w:bottom w:type="dxa" w:w="60"/>
-              <w:right w:type="dxa" w:w="100"/>
-            </w:tcMar>
-          </w:tcPr>
-          <w:p>
-            <w:r>
-              <w:rPr>
-                <w:rFonts w:ascii="Calibri" w:cs="Calibri" w:eastAsia="Calibri" w:hAnsi="Calibri"/>
-                <w:b w:val="false"/>
-                <w:bCs w:val="false"/>
-                <w:sz w:val="19"/>
-                <w:szCs w:val="19"/>
+            <w:tcW w:type="dxa" w:w="5040"/>
+            <w:tcBorders>
+              <w:top w:val="single" w:color="C9D6D3" w:sz="4"/>
+              <w:left w:val="single" w:color="C9D6D3" w:sz="4"/>
+              <w:bottom w:val="single" w:color="C9D6D3" w:sz="4"/>
+              <w:right w:val="single" w:color="C9D6D3" w:sz="4"/>
+            </w:tcBorders>
+            <w:tcMar>
+              <w:top w:type="dxa" w:w="60"/>
+              <w:left w:type="dxa" w:w="100"/>
+              <w:bottom w:type="dxa" w:w="60"/>
+              <w:right w:type="dxa" w:w="100"/>
+            </w:tcMar>
+          </w:tcPr>
+          <w:p>
+            <w:pPr>
+              <w:spacing w:after="40"/>
+              <w:jc w:val="left"/>
+            </w:pPr>
+            <w:r>
+              <w:rPr>
+                <w:rFonts w:ascii="Calibri" w:cs="Calibri" w:eastAsia="Calibri" w:hAnsi="Calibri"/>
+                <w:sz w:val="18"/>
+                <w:szCs w:val="18"/>
               </w:rPr>
               <w:t xml:space="preserve">Un cambio de teléfono no debe dejar el teléfono anterior ni el nuevo en un registro de larga duración</w:t>
             </w:r>
@@ -2004,32 +2187,35 @@
       </w:tr>
       <w:tr>
         <w:trPr>
+          <w:cantSplit/>
           <w:tblHeader w:val="off"/>
         </w:trPr>
         <w:tc>
           <w:tcPr>
-            <w:tcW w:type="dxa" w:w="4680"/>
-            <w:tcBorders>
-              <w:top w:val="single" w:color="BBBBBB" w:sz="4"/>
-              <w:left w:val="single" w:color="BBBBBB" w:sz="4"/>
-              <w:bottom w:val="single" w:color="BBBBBB" w:sz="4"/>
-              <w:right w:val="single" w:color="BBBBBB" w:sz="4"/>
-            </w:tcBorders>
-            <w:tcMar>
-              <w:top w:type="dxa" w:w="60"/>
-              <w:left w:type="dxa" w:w="100"/>
-              <w:bottom w:type="dxa" w:w="60"/>
-              <w:right w:type="dxa" w:w="100"/>
-            </w:tcMar>
-          </w:tcPr>
-          <w:p>
-            <w:r>
-              <w:rPr>
-                <w:rFonts w:ascii="Calibri" w:cs="Calibri" w:eastAsia="Calibri" w:hAnsi="Calibri"/>
-                <w:b w:val="false"/>
-                <w:bCs w:val="false"/>
-                <w:sz w:val="19"/>
-                <w:szCs w:val="19"/>
+            <w:tcW w:type="dxa" w:w="5040"/>
+            <w:tcBorders>
+              <w:top w:val="single" w:color="C9D6D3" w:sz="4"/>
+              <w:left w:val="single" w:color="C9D6D3" w:sz="4"/>
+              <w:bottom w:val="single" w:color="C9D6D3" w:sz="4"/>
+              <w:right w:val="single" w:color="C9D6D3" w:sz="4"/>
+            </w:tcBorders>
+            <w:tcMar>
+              <w:top w:type="dxa" w:w="60"/>
+              <w:left w:type="dxa" w:w="100"/>
+              <w:bottom w:type="dxa" w:w="60"/>
+              <w:right w:type="dxa" w:w="100"/>
+            </w:tcMar>
+          </w:tcPr>
+          <w:p>
+            <w:pPr>
+              <w:spacing w:after="40"/>
+              <w:jc w:val="left"/>
+            </w:pPr>
+            <w:r>
+              <w:rPr>
+                <w:rFonts w:ascii="Calibri" w:cs="Calibri" w:eastAsia="Calibri" w:hAnsi="Calibri"/>
+                <w:sz w:val="18"/>
+                <w:szCs w:val="18"/>
               </w:rPr>
               <w:t xml:space="preserve">RUT, nombres, correos y teléfonos en claro</w:t>
             </w:r>
@@ -2037,28 +2223,30 @@
         </w:tc>
         <w:tc>
           <w:tcPr>
-            <w:tcW w:type="dxa" w:w="4680"/>
-            <w:tcBorders>
-              <w:top w:val="single" w:color="BBBBBB" w:sz="4"/>
-              <w:left w:val="single" w:color="BBBBBB" w:sz="4"/>
-              <w:bottom w:val="single" w:color="BBBBBB" w:sz="4"/>
-              <w:right w:val="single" w:color="BBBBBB" w:sz="4"/>
-            </w:tcBorders>
-            <w:tcMar>
-              <w:top w:type="dxa" w:w="60"/>
-              <w:left w:type="dxa" w:w="100"/>
-              <w:bottom w:type="dxa" w:w="60"/>
-              <w:right w:type="dxa" w:w="100"/>
-            </w:tcMar>
-          </w:tcPr>
-          <w:p>
-            <w:r>
-              <w:rPr>
-                <w:rFonts w:ascii="Calibri" w:cs="Calibri" w:eastAsia="Calibri" w:hAnsi="Calibri"/>
-                <w:b w:val="false"/>
-                <w:bCs w:val="false"/>
-                <w:sz w:val="19"/>
-                <w:szCs w:val="19"/>
+            <w:tcW w:type="dxa" w:w="5040"/>
+            <w:tcBorders>
+              <w:top w:val="single" w:color="C9D6D3" w:sz="4"/>
+              <w:left w:val="single" w:color="C9D6D3" w:sz="4"/>
+              <w:bottom w:val="single" w:color="C9D6D3" w:sz="4"/>
+              <w:right w:val="single" w:color="C9D6D3" w:sz="4"/>
+            </w:tcBorders>
+            <w:tcMar>
+              <w:top w:type="dxa" w:w="60"/>
+              <w:left w:type="dxa" w:w="100"/>
+              <w:bottom w:type="dxa" w:w="60"/>
+              <w:right w:type="dxa" w:w="100"/>
+            </w:tcMar>
+          </w:tcPr>
+          <w:p>
+            <w:pPr>
+              <w:spacing w:after="40"/>
+              <w:jc w:val="left"/>
+            </w:pPr>
+            <w:r>
+              <w:rPr>
+                <w:rFonts w:ascii="Calibri" w:cs="Calibri" w:eastAsia="Calibri" w:hAnsi="Calibri"/>
+                <w:sz w:val="18"/>
+                <w:szCs w:val="18"/>
               </w:rPr>
               <w:t xml:space="preserve">Identifican; el paciente aparece por su código seudónimo y se enmascara lo que se cuele</w:t>
             </w:r>
@@ -2067,32 +2255,35 @@
       </w:tr>
       <w:tr>
         <w:trPr>
+          <w:cantSplit/>
           <w:tblHeader w:val="off"/>
         </w:trPr>
         <w:tc>
           <w:tcPr>
-            <w:tcW w:type="dxa" w:w="4680"/>
-            <w:tcBorders>
-              <w:top w:val="single" w:color="BBBBBB" w:sz="4"/>
-              <w:left w:val="single" w:color="BBBBBB" w:sz="4"/>
-              <w:bottom w:val="single" w:color="BBBBBB" w:sz="4"/>
-              <w:right w:val="single" w:color="BBBBBB" w:sz="4"/>
-            </w:tcBorders>
-            <w:tcMar>
-              <w:top w:type="dxa" w:w="60"/>
-              <w:left w:type="dxa" w:w="100"/>
-              <w:bottom w:type="dxa" w:w="60"/>
-              <w:right w:type="dxa" w:w="100"/>
-            </w:tcMar>
-          </w:tcPr>
-          <w:p>
-            <w:r>
-              <w:rPr>
-                <w:rFonts w:ascii="Calibri" w:cs="Calibri" w:eastAsia="Calibri" w:hAnsi="Calibri"/>
-                <w:b w:val="false"/>
-                <w:bCs w:val="false"/>
-                <w:sz w:val="19"/>
-                <w:szCs w:val="19"/>
+            <w:tcW w:type="dxa" w:w="5040"/>
+            <w:tcBorders>
+              <w:top w:val="single" w:color="C9D6D3" w:sz="4"/>
+              <w:left w:val="single" w:color="C9D6D3" w:sz="4"/>
+              <w:bottom w:val="single" w:color="C9D6D3" w:sz="4"/>
+              <w:right w:val="single" w:color="C9D6D3" w:sz="4"/>
+            </w:tcBorders>
+            <w:tcMar>
+              <w:top w:type="dxa" w:w="60"/>
+              <w:left w:type="dxa" w:w="100"/>
+              <w:bottom w:type="dxa" w:w="60"/>
+              <w:right w:type="dxa" w:w="100"/>
+            </w:tcMar>
+          </w:tcPr>
+          <w:p>
+            <w:pPr>
+              <w:spacing w:after="40"/>
+              <w:jc w:val="left"/>
+            </w:pPr>
+            <w:r>
+              <w:rPr>
+                <w:rFonts w:ascii="Calibri" w:cs="Calibri" w:eastAsia="Calibri" w:hAnsi="Calibri"/>
+                <w:sz w:val="18"/>
+                <w:szCs w:val="18"/>
               </w:rPr>
               <w:t xml:space="preserve">Contraseñas, códigos de verificación, tokens, llaves y cookies de sesión</w:t>
             </w:r>
@@ -2100,28 +2291,30 @@
         </w:tc>
         <w:tc>
           <w:tcPr>
-            <w:tcW w:type="dxa" w:w="4680"/>
-            <w:tcBorders>
-              <w:top w:val="single" w:color="BBBBBB" w:sz="4"/>
-              <w:left w:val="single" w:color="BBBBBB" w:sz="4"/>
-              <w:bottom w:val="single" w:color="BBBBBB" w:sz="4"/>
-              <w:right w:val="single" w:color="BBBBBB" w:sz="4"/>
-            </w:tcBorders>
-            <w:tcMar>
-              <w:top w:type="dxa" w:w="60"/>
-              <w:left w:type="dxa" w:w="100"/>
-              <w:bottom w:type="dxa" w:w="60"/>
-              <w:right w:type="dxa" w:w="100"/>
-            </w:tcMar>
-          </w:tcPr>
-          <w:p>
-            <w:r>
-              <w:rPr>
-                <w:rFonts w:ascii="Calibri" w:cs="Calibri" w:eastAsia="Calibri" w:hAnsi="Calibri"/>
-                <w:b w:val="false"/>
-                <w:bCs w:val="false"/>
-                <w:sz w:val="19"/>
-                <w:szCs w:val="19"/>
+            <w:tcW w:type="dxa" w:w="5040"/>
+            <w:tcBorders>
+              <w:top w:val="single" w:color="C9D6D3" w:sz="4"/>
+              <w:left w:val="single" w:color="C9D6D3" w:sz="4"/>
+              <w:bottom w:val="single" w:color="C9D6D3" w:sz="4"/>
+              <w:right w:val="single" w:color="C9D6D3" w:sz="4"/>
+            </w:tcBorders>
+            <w:tcMar>
+              <w:top w:type="dxa" w:w="60"/>
+              <w:left w:type="dxa" w:w="100"/>
+              <w:bottom w:type="dxa" w:w="60"/>
+              <w:right w:type="dxa" w:w="100"/>
+            </w:tcMar>
+          </w:tcPr>
+          <w:p>
+            <w:pPr>
+              <w:spacing w:after="40"/>
+              <w:jc w:val="left"/>
+            </w:pPr>
+            <w:r>
+              <w:rPr>
+                <w:rFonts w:ascii="Calibri" w:cs="Calibri" w:eastAsia="Calibri" w:hAnsi="Calibri"/>
+                <w:sz w:val="18"/>
+                <w:szCs w:val="18"/>
               </w:rPr>
               <w:t xml:space="preserve">Riesgo directo de suplantación. Hay además una lista de nombres prohibidos (clave, contraseña, token, llave, secreto, sesión, cookie) que se descartan aunque alguien los agregue a la lista blanca</w:t>
             </w:r>
@@ -2130,32 +2323,35 @@
       </w:tr>
       <w:tr>
         <w:trPr>
+          <w:cantSplit/>
           <w:tblHeader w:val="off"/>
         </w:trPr>
         <w:tc>
           <w:tcPr>
-            <w:tcW w:type="dxa" w:w="4680"/>
-            <w:tcBorders>
-              <w:top w:val="single" w:color="BBBBBB" w:sz="4"/>
-              <w:left w:val="single" w:color="BBBBBB" w:sz="4"/>
-              <w:bottom w:val="single" w:color="BBBBBB" w:sz="4"/>
-              <w:right w:val="single" w:color="BBBBBB" w:sz="4"/>
-            </w:tcBorders>
-            <w:tcMar>
-              <w:top w:type="dxa" w:w="60"/>
-              <w:left w:type="dxa" w:w="100"/>
-              <w:bottom w:type="dxa" w:w="60"/>
-              <w:right w:type="dxa" w:w="100"/>
-            </w:tcMar>
-          </w:tcPr>
-          <w:p>
-            <w:r>
-              <w:rPr>
-                <w:rFonts w:ascii="Calibri" w:cs="Calibri" w:eastAsia="Calibri" w:hAnsi="Calibri"/>
-                <w:b w:val="false"/>
-                <w:bCs w:val="false"/>
-                <w:sz w:val="19"/>
-                <w:szCs w:val="19"/>
+            <w:tcW w:type="dxa" w:w="5040"/>
+            <w:tcBorders>
+              <w:top w:val="single" w:color="C9D6D3" w:sz="4"/>
+              <w:left w:val="single" w:color="C9D6D3" w:sz="4"/>
+              <w:bottom w:val="single" w:color="C9D6D3" w:sz="4"/>
+              <w:right w:val="single" w:color="C9D6D3" w:sz="4"/>
+            </w:tcBorders>
+            <w:tcMar>
+              <w:top w:type="dxa" w:w="60"/>
+              <w:left w:type="dxa" w:w="100"/>
+              <w:bottom w:type="dxa" w:w="60"/>
+              <w:right w:type="dxa" w:w="100"/>
+            </w:tcMar>
+          </w:tcPr>
+          <w:p>
+            <w:pPr>
+              <w:spacing w:after="40"/>
+              <w:jc w:val="left"/>
+            </w:pPr>
+            <w:r>
+              <w:rPr>
+                <w:rFonts w:ascii="Calibri" w:cs="Calibri" w:eastAsia="Calibri" w:hAnsi="Calibri"/>
+                <w:sz w:val="18"/>
+                <w:szCs w:val="18"/>
               </w:rPr>
               <w:t xml:space="preserve">Dirección IP en claro y agente de navegador</w:t>
             </w:r>
@@ -2163,28 +2359,30 @@
         </w:tc>
         <w:tc>
           <w:tcPr>
-            <w:tcW w:type="dxa" w:w="4680"/>
-            <w:tcBorders>
-              <w:top w:val="single" w:color="BBBBBB" w:sz="4"/>
-              <w:left w:val="single" w:color="BBBBBB" w:sz="4"/>
-              <w:bottom w:val="single" w:color="BBBBBB" w:sz="4"/>
-              <w:right w:val="single" w:color="BBBBBB" w:sz="4"/>
-            </w:tcBorders>
-            <w:tcMar>
-              <w:top w:type="dxa" w:w="60"/>
-              <w:left w:type="dxa" w:w="100"/>
-              <w:bottom w:type="dxa" w:w="60"/>
-              <w:right w:type="dxa" w:w="100"/>
-            </w:tcMar>
-          </w:tcPr>
-          <w:p>
-            <w:r>
-              <w:rPr>
-                <w:rFonts w:ascii="Calibri" w:cs="Calibri" w:eastAsia="Calibri" w:hAnsi="Calibri"/>
-                <w:b w:val="false"/>
-                <w:bCs w:val="false"/>
-                <w:sz w:val="19"/>
-                <w:szCs w:val="19"/>
+            <w:tcW w:type="dxa" w:w="5040"/>
+            <w:tcBorders>
+              <w:top w:val="single" w:color="C9D6D3" w:sz="4"/>
+              <w:left w:val="single" w:color="C9D6D3" w:sz="4"/>
+              <w:bottom w:val="single" w:color="C9D6D3" w:sz="4"/>
+              <w:right w:val="single" w:color="C9D6D3" w:sz="4"/>
+            </w:tcBorders>
+            <w:tcMar>
+              <w:top w:type="dxa" w:w="60"/>
+              <w:left w:type="dxa" w:w="100"/>
+              <w:bottom w:type="dxa" w:w="60"/>
+              <w:right w:type="dxa" w:w="100"/>
+            </w:tcMar>
+          </w:tcPr>
+          <w:p>
+            <w:pPr>
+              <w:spacing w:after="40"/>
+              <w:jc w:val="left"/>
+            </w:pPr>
+            <w:r>
+              <w:rPr>
+                <w:rFonts w:ascii="Calibri" w:cs="Calibri" w:eastAsia="Calibri" w:hAnsi="Calibri"/>
+                <w:sz w:val="18"/>
+                <w:szCs w:val="18"/>
               </w:rPr>
               <w:t xml:space="preserve">Minimización; la huella permite agrupar intentos del mismo origen sin identificar a nadie</w:t>
             </w:r>
@@ -2193,32 +2391,35 @@
       </w:tr>
       <w:tr>
         <w:trPr>
+          <w:cantSplit/>
           <w:tblHeader w:val="off"/>
         </w:trPr>
         <w:tc>
           <w:tcPr>
-            <w:tcW w:type="dxa" w:w="4680"/>
-            <w:tcBorders>
-              <w:top w:val="single" w:color="BBBBBB" w:sz="4"/>
-              <w:left w:val="single" w:color="BBBBBB" w:sz="4"/>
-              <w:bottom w:val="single" w:color="BBBBBB" w:sz="4"/>
-              <w:right w:val="single" w:color="BBBBBB" w:sz="4"/>
-            </w:tcBorders>
-            <w:tcMar>
-              <w:top w:type="dxa" w:w="60"/>
-              <w:left w:type="dxa" w:w="100"/>
-              <w:bottom w:type="dxa" w:w="60"/>
-              <w:right w:type="dxa" w:w="100"/>
-            </w:tcMar>
-          </w:tcPr>
-          <w:p>
-            <w:r>
-              <w:rPr>
-                <w:rFonts w:ascii="Calibri" w:cs="Calibri" w:eastAsia="Calibri" w:hAnsi="Calibri"/>
-                <w:b w:val="false"/>
-                <w:bCs w:val="false"/>
-                <w:sz w:val="19"/>
-                <w:szCs w:val="19"/>
+            <w:tcW w:type="dxa" w:w="5040"/>
+            <w:tcBorders>
+              <w:top w:val="single" w:color="C9D6D3" w:sz="4"/>
+              <w:left w:val="single" w:color="C9D6D3" w:sz="4"/>
+              <w:bottom w:val="single" w:color="C9D6D3" w:sz="4"/>
+              <w:right w:val="single" w:color="C9D6D3" w:sz="4"/>
+            </w:tcBorders>
+            <w:tcMar>
+              <w:top w:type="dxa" w:w="60"/>
+              <w:left w:type="dxa" w:w="100"/>
+              <w:bottom w:type="dxa" w:w="60"/>
+              <w:right w:type="dxa" w:w="100"/>
+            </w:tcMar>
+          </w:tcPr>
+          <w:p>
+            <w:pPr>
+              <w:spacing w:after="40"/>
+              <w:jc w:val="left"/>
+            </w:pPr>
+            <w:r>
+              <w:rPr>
+                <w:rFonts w:ascii="Calibri" w:cs="Calibri" w:eastAsia="Calibri" w:hAnsi="Calibri"/>
+                <w:sz w:val="18"/>
+                <w:szCs w:val="18"/>
               </w:rPr>
               <w:t xml:space="preserve">Cuerpo de las peticiones y respuestas HTTP</w:t>
             </w:r>
@@ -2226,28 +2427,30 @@
         </w:tc>
         <w:tc>
           <w:tcPr>
-            <w:tcW w:type="dxa" w:w="4680"/>
-            <w:tcBorders>
-              <w:top w:val="single" w:color="BBBBBB" w:sz="4"/>
-              <w:left w:val="single" w:color="BBBBBB" w:sz="4"/>
-              <w:bottom w:val="single" w:color="BBBBBB" w:sz="4"/>
-              <w:right w:val="single" w:color="BBBBBB" w:sz="4"/>
-            </w:tcBorders>
-            <w:tcMar>
-              <w:top w:type="dxa" w:w="60"/>
-              <w:left w:type="dxa" w:w="100"/>
-              <w:bottom w:type="dxa" w:w="60"/>
-              <w:right w:type="dxa" w:w="100"/>
-            </w:tcMar>
-          </w:tcPr>
-          <w:p>
-            <w:r>
-              <w:rPr>
-                <w:rFonts w:ascii="Calibri" w:cs="Calibri" w:eastAsia="Calibri" w:hAnsi="Calibri"/>
-                <w:b w:val="false"/>
-                <w:bCs w:val="false"/>
-                <w:sz w:val="19"/>
-                <w:szCs w:val="19"/>
+            <w:tcW w:type="dxa" w:w="5040"/>
+            <w:tcBorders>
+              <w:top w:val="single" w:color="C9D6D3" w:sz="4"/>
+              <w:left w:val="single" w:color="C9D6D3" w:sz="4"/>
+              <w:bottom w:val="single" w:color="C9D6D3" w:sz="4"/>
+              <w:right w:val="single" w:color="C9D6D3" w:sz="4"/>
+            </w:tcBorders>
+            <w:tcMar>
+              <w:top w:type="dxa" w:w="60"/>
+              <w:left w:type="dxa" w:w="100"/>
+              <w:bottom w:type="dxa" w:w="60"/>
+              <w:right w:type="dxa" w:w="100"/>
+            </w:tcMar>
+          </w:tcPr>
+          <w:p>
+            <w:pPr>
+              <w:spacing w:after="40"/>
+              <w:jc w:val="left"/>
+            </w:pPr>
+            <w:r>
+              <w:rPr>
+                <w:rFonts w:ascii="Calibri" w:cs="Calibri" w:eastAsia="Calibri" w:hAnsi="Calibri"/>
+                <w:sz w:val="18"/>
+                <w:szCs w:val="18"/>
               </w:rPr>
               <w:t xml:space="preserve">Contendría los datos que se quiere no duplicar</w:t>
             </w:r>
@@ -2256,32 +2459,35 @@
       </w:tr>
       <w:tr>
         <w:trPr>
+          <w:cantSplit/>
           <w:tblHeader w:val="off"/>
         </w:trPr>
         <w:tc>
           <w:tcPr>
-            <w:tcW w:type="dxa" w:w="4680"/>
-            <w:tcBorders>
-              <w:top w:val="single" w:color="BBBBBB" w:sz="4"/>
-              <w:left w:val="single" w:color="BBBBBB" w:sz="4"/>
-              <w:bottom w:val="single" w:color="BBBBBB" w:sz="4"/>
-              <w:right w:val="single" w:color="BBBBBB" w:sz="4"/>
-            </w:tcBorders>
-            <w:tcMar>
-              <w:top w:type="dxa" w:w="60"/>
-              <w:left w:type="dxa" w:w="100"/>
-              <w:bottom w:type="dxa" w:w="60"/>
-              <w:right w:type="dxa" w:w="100"/>
-            </w:tcMar>
-          </w:tcPr>
-          <w:p>
-            <w:r>
-              <w:rPr>
-                <w:rFonts w:ascii="Calibri" w:cs="Calibri" w:eastAsia="Calibri" w:hAnsi="Calibri"/>
-                <w:b w:val="false"/>
-                <w:bCs w:val="false"/>
-                <w:sz w:val="19"/>
-                <w:szCs w:val="19"/>
+            <w:tcW w:type="dxa" w:w="5040"/>
+            <w:tcBorders>
+              <w:top w:val="single" w:color="C9D6D3" w:sz="4"/>
+              <w:left w:val="single" w:color="C9D6D3" w:sz="4"/>
+              <w:bottom w:val="single" w:color="C9D6D3" w:sz="4"/>
+              <w:right w:val="single" w:color="C9D6D3" w:sz="4"/>
+            </w:tcBorders>
+            <w:tcMar>
+              <w:top w:type="dxa" w:w="60"/>
+              <w:left w:type="dxa" w:w="100"/>
+              <w:bottom w:type="dxa" w:w="60"/>
+              <w:right w:type="dxa" w:w="100"/>
+            </w:tcMar>
+          </w:tcPr>
+          <w:p>
+            <w:pPr>
+              <w:spacing w:after="40"/>
+              <w:jc w:val="left"/>
+            </w:pPr>
+            <w:r>
+              <w:rPr>
+                <w:rFonts w:ascii="Calibri" w:cs="Calibri" w:eastAsia="Calibri" w:hAnsi="Calibri"/>
+                <w:sz w:val="18"/>
+                <w:szCs w:val="18"/>
               </w:rPr>
               <w:t xml:space="preserve">Texto de los recordatorios, de los consentimientos aceptados y de las respuestas a solicitudes de derechos</w:t>
             </w:r>
@@ -2289,28 +2495,30 @@
         </w:tc>
         <w:tc>
           <w:tcPr>
-            <w:tcW w:type="dxa" w:w="4680"/>
-            <w:tcBorders>
-              <w:top w:val="single" w:color="BBBBBB" w:sz="4"/>
-              <w:left w:val="single" w:color="BBBBBB" w:sz="4"/>
-              <w:bottom w:val="single" w:color="BBBBBB" w:sz="4"/>
-              <w:right w:val="single" w:color="BBBBBB" w:sz="4"/>
-            </w:tcBorders>
-            <w:tcMar>
-              <w:top w:type="dxa" w:w="60"/>
-              <w:left w:type="dxa" w:w="100"/>
-              <w:bottom w:type="dxa" w:w="60"/>
-              <w:right w:type="dxa" w:w="100"/>
-            </w:tcMar>
-          </w:tcPr>
-          <w:p>
-            <w:r>
-              <w:rPr>
-                <w:rFonts w:ascii="Calibri" w:cs="Calibri" w:eastAsia="Calibri" w:hAnsi="Calibri"/>
-                <w:b w:val="false"/>
-                <w:bCs w:val="false"/>
-                <w:sz w:val="19"/>
-                <w:szCs w:val="19"/>
+            <w:tcW w:type="dxa" w:w="5040"/>
+            <w:tcBorders>
+              <w:top w:val="single" w:color="C9D6D3" w:sz="4"/>
+              <w:left w:val="single" w:color="C9D6D3" w:sz="4"/>
+              <w:bottom w:val="single" w:color="C9D6D3" w:sz="4"/>
+              <w:right w:val="single" w:color="C9D6D3" w:sz="4"/>
+            </w:tcBorders>
+            <w:tcMar>
+              <w:top w:type="dxa" w:w="60"/>
+              <w:left w:type="dxa" w:w="100"/>
+              <w:bottom w:type="dxa" w:w="60"/>
+              <w:right w:type="dxa" w:w="100"/>
+            </w:tcMar>
+          </w:tcPr>
+          <w:p>
+            <w:pPr>
+              <w:spacing w:after="40"/>
+              <w:jc w:val="left"/>
+            </w:pPr>
+            <w:r>
+              <w:rPr>
+                <w:rFonts w:ascii="Calibri" w:cs="Calibri" w:eastAsia="Calibri" w:hAnsi="Calibri"/>
+                <w:sz w:val="18"/>
+                <w:szCs w:val="18"/>
               </w:rPr>
               <w:t xml:space="preserve">Solo se guardan códigos, versión y estado</w:t>
             </w:r>
@@ -2319,32 +2527,35 @@
       </w:tr>
       <w:tr>
         <w:trPr>
+          <w:cantSplit/>
           <w:tblHeader w:val="off"/>
         </w:trPr>
         <w:tc>
           <w:tcPr>
-            <w:tcW w:type="dxa" w:w="4680"/>
-            <w:tcBorders>
-              <w:top w:val="single" w:color="BBBBBB" w:sz="4"/>
-              <w:left w:val="single" w:color="BBBBBB" w:sz="4"/>
-              <w:bottom w:val="single" w:color="BBBBBB" w:sz="4"/>
-              <w:right w:val="single" w:color="BBBBBB" w:sz="4"/>
-            </w:tcBorders>
-            <w:tcMar>
-              <w:top w:type="dxa" w:w="60"/>
-              <w:left w:type="dxa" w:w="100"/>
-              <w:bottom w:type="dxa" w:w="60"/>
-              <w:right w:type="dxa" w:w="100"/>
-            </w:tcMar>
-          </w:tcPr>
-          <w:p>
-            <w:r>
-              <w:rPr>
-                <w:rFonts w:ascii="Calibri" w:cs="Calibri" w:eastAsia="Calibri" w:hAnsi="Calibri"/>
-                <w:b w:val="false"/>
-                <w:bCs w:val="false"/>
-                <w:sz w:val="19"/>
-                <w:szCs w:val="19"/>
+            <w:tcW w:type="dxa" w:w="5040"/>
+            <w:tcBorders>
+              <w:top w:val="single" w:color="C9D6D3" w:sz="4"/>
+              <w:left w:val="single" w:color="C9D6D3" w:sz="4"/>
+              <w:bottom w:val="single" w:color="C9D6D3" w:sz="4"/>
+              <w:right w:val="single" w:color="C9D6D3" w:sz="4"/>
+            </w:tcBorders>
+            <w:tcMar>
+              <w:top w:type="dxa" w:w="60"/>
+              <w:left w:type="dxa" w:w="100"/>
+              <w:bottom w:type="dxa" w:w="60"/>
+              <w:right w:type="dxa" w:w="100"/>
+            </w:tcMar>
+          </w:tcPr>
+          <w:p>
+            <w:pPr>
+              <w:spacing w:after="40"/>
+              <w:jc w:val="left"/>
+            </w:pPr>
+            <w:r>
+              <w:rPr>
+                <w:rFonts w:ascii="Calibri" w:cs="Calibri" w:eastAsia="Calibri" w:hAnsi="Calibri"/>
+                <w:sz w:val="18"/>
+                <w:szCs w:val="18"/>
               </w:rPr>
               <w:t xml:space="preserve">Valor propuesto en una rectificación</w:t>
             </w:r>
@@ -2352,28 +2563,30 @@
         </w:tc>
         <w:tc>
           <w:tcPr>
-            <w:tcW w:type="dxa" w:w="4680"/>
-            <w:tcBorders>
-              <w:top w:val="single" w:color="BBBBBB" w:sz="4"/>
-              <w:left w:val="single" w:color="BBBBBB" w:sz="4"/>
-              <w:bottom w:val="single" w:color="BBBBBB" w:sz="4"/>
-              <w:right w:val="single" w:color="BBBBBB" w:sz="4"/>
-            </w:tcBorders>
-            <w:tcMar>
-              <w:top w:type="dxa" w:w="60"/>
-              <w:left w:type="dxa" w:w="100"/>
-              <w:bottom w:type="dxa" w:w="60"/>
-              <w:right w:type="dxa" w:w="100"/>
-            </w:tcMar>
-          </w:tcPr>
-          <w:p>
-            <w:r>
-              <w:rPr>
-                <w:rFonts w:ascii="Calibri" w:cs="Calibri" w:eastAsia="Calibri" w:hAnsi="Calibri"/>
-                <w:b w:val="false"/>
-                <w:bCs w:val="false"/>
-                <w:sz w:val="19"/>
-                <w:szCs w:val="19"/>
+            <w:tcW w:type="dxa" w:w="5040"/>
+            <w:tcBorders>
+              <w:top w:val="single" w:color="C9D6D3" w:sz="4"/>
+              <w:left w:val="single" w:color="C9D6D3" w:sz="4"/>
+              <w:bottom w:val="single" w:color="C9D6D3" w:sz="4"/>
+              <w:right w:val="single" w:color="C9D6D3" w:sz="4"/>
+            </w:tcBorders>
+            <w:tcMar>
+              <w:top w:type="dxa" w:w="60"/>
+              <w:left w:type="dxa" w:w="100"/>
+              <w:bottom w:type="dxa" w:w="60"/>
+              <w:right w:type="dxa" w:w="100"/>
+            </w:tcMar>
+          </w:tcPr>
+          <w:p>
+            <w:pPr>
+              <w:spacing w:after="40"/>
+              <w:jc w:val="left"/>
+            </w:pPr>
+            <w:r>
+              <w:rPr>
+                <w:rFonts w:ascii="Calibri" w:cs="Calibri" w:eastAsia="Calibri" w:hAnsi="Calibri"/>
+                <w:sz w:val="18"/>
+                <w:szCs w:val="18"/>
               </w:rPr>
               <w:t xml:space="preserve">Se aplica sin pasar por la auditoría</w:t>
             </w:r>
@@ -2382,32 +2595,35 @@
       </w:tr>
       <w:tr>
         <w:trPr>
+          <w:cantSplit/>
           <w:tblHeader w:val="off"/>
         </w:trPr>
         <w:tc>
           <w:tcPr>
-            <w:tcW w:type="dxa" w:w="4680"/>
-            <w:tcBorders>
-              <w:top w:val="single" w:color="BBBBBB" w:sz="4"/>
-              <w:left w:val="single" w:color="BBBBBB" w:sz="4"/>
-              <w:bottom w:val="single" w:color="BBBBBB" w:sz="4"/>
-              <w:right w:val="single" w:color="BBBBBB" w:sz="4"/>
-            </w:tcBorders>
-            <w:tcMar>
-              <w:top w:type="dxa" w:w="60"/>
-              <w:left w:type="dxa" w:w="100"/>
-              <w:bottom w:type="dxa" w:w="60"/>
-              <w:right w:type="dxa" w:w="100"/>
-            </w:tcMar>
-          </w:tcPr>
-          <w:p>
-            <w:r>
-              <w:rPr>
-                <w:rFonts w:ascii="Calibri" w:cs="Calibri" w:eastAsia="Calibri" w:hAnsi="Calibri"/>
-                <w:b w:val="false"/>
-                <w:bCs w:val="false"/>
-                <w:sz w:val="19"/>
-                <w:szCs w:val="19"/>
+            <w:tcW w:type="dxa" w:w="5040"/>
+            <w:tcBorders>
+              <w:top w:val="single" w:color="C9D6D3" w:sz="4"/>
+              <w:left w:val="single" w:color="C9D6D3" w:sz="4"/>
+              <w:bottom w:val="single" w:color="C9D6D3" w:sz="4"/>
+              <w:right w:val="single" w:color="C9D6D3" w:sz="4"/>
+            </w:tcBorders>
+            <w:tcMar>
+              <w:top w:type="dxa" w:w="60"/>
+              <w:left w:type="dxa" w:w="100"/>
+              <w:bottom w:type="dxa" w:w="60"/>
+              <w:right w:type="dxa" w:w="100"/>
+            </w:tcMar>
+          </w:tcPr>
+          <w:p>
+            <w:pPr>
+              <w:spacing w:after="40"/>
+              <w:jc w:val="left"/>
+            </w:pPr>
+            <w:r>
+              <w:rPr>
+                <w:rFonts w:ascii="Calibri" w:cs="Calibri" w:eastAsia="Calibri" w:hAnsi="Calibri"/>
+                <w:sz w:val="18"/>
+                <w:szCs w:val="18"/>
               </w:rPr>
               <w:t xml:space="preserve">Copias de documentos de representantes legales</w:t>
             </w:r>
@@ -2415,28 +2631,30 @@
         </w:tc>
         <w:tc>
           <w:tcPr>
-            <w:tcW w:type="dxa" w:w="4680"/>
-            <w:tcBorders>
-              <w:top w:val="single" w:color="BBBBBB" w:sz="4"/>
-              <w:left w:val="single" w:color="BBBBBB" w:sz="4"/>
-              <w:bottom w:val="single" w:color="BBBBBB" w:sz="4"/>
-              <w:right w:val="single" w:color="BBBBBB" w:sz="4"/>
-            </w:tcBorders>
-            <w:tcMar>
-              <w:top w:type="dxa" w:w="60"/>
-              <w:left w:type="dxa" w:w="100"/>
-              <w:bottom w:type="dxa" w:w="60"/>
-              <w:right w:type="dxa" w:w="100"/>
-            </w:tcMar>
-          </w:tcPr>
-          <w:p>
-            <w:r>
-              <w:rPr>
-                <w:rFonts w:ascii="Calibri" w:cs="Calibri" w:eastAsia="Calibri" w:hAnsi="Calibri"/>
-                <w:b w:val="false"/>
-                <w:bCs w:val="false"/>
-                <w:sz w:val="19"/>
-                <w:szCs w:val="19"/>
+            <w:tcW w:type="dxa" w:w="5040"/>
+            <w:tcBorders>
+              <w:top w:val="single" w:color="C9D6D3" w:sz="4"/>
+              <w:left w:val="single" w:color="C9D6D3" w:sz="4"/>
+              <w:bottom w:val="single" w:color="C9D6D3" w:sz="4"/>
+              <w:right w:val="single" w:color="C9D6D3" w:sz="4"/>
+            </w:tcBorders>
+            <w:tcMar>
+              <w:top w:type="dxa" w:w="60"/>
+              <w:left w:type="dxa" w:w="100"/>
+              <w:bottom w:type="dxa" w:w="60"/>
+              <w:right w:type="dxa" w:w="100"/>
+            </w:tcMar>
+          </w:tcPr>
+          <w:p>
+            <w:pPr>
+              <w:spacing w:after="40"/>
+              <w:jc w:val="left"/>
+            </w:pPr>
+            <w:r>
+              <w:rPr>
+                <w:rFonts w:ascii="Calibri" w:cs="Calibri" w:eastAsia="Calibri" w:hAnsi="Calibri"/>
+                <w:sz w:val="18"/>
+                <w:szCs w:val="18"/>
               </w:rPr>
               <w:t xml:space="preserve">Solo se anota qué documento se revisó</w:t>
             </w:r>
@@ -2445,32 +2663,35 @@
       </w:tr>
       <w:tr>
         <w:trPr>
+          <w:cantSplit/>
           <w:tblHeader w:val="off"/>
         </w:trPr>
         <w:tc>
           <w:tcPr>
-            <w:tcW w:type="dxa" w:w="4680"/>
-            <w:tcBorders>
-              <w:top w:val="single" w:color="BBBBBB" w:sz="4"/>
-              <w:left w:val="single" w:color="BBBBBB" w:sz="4"/>
-              <w:bottom w:val="single" w:color="BBBBBB" w:sz="4"/>
-              <w:right w:val="single" w:color="BBBBBB" w:sz="4"/>
-            </w:tcBorders>
-            <w:tcMar>
-              <w:top w:type="dxa" w:w="60"/>
-              <w:left w:type="dxa" w:w="100"/>
-              <w:bottom w:type="dxa" w:w="60"/>
-              <w:right w:type="dxa" w:w="100"/>
-            </w:tcMar>
-          </w:tcPr>
-          <w:p>
-            <w:r>
-              <w:rPr>
-                <w:rFonts w:ascii="Calibri" w:cs="Calibri" w:eastAsia="Calibri" w:hAnsi="Calibri"/>
-                <w:b w:val="false"/>
-                <w:bCs w:val="false"/>
-                <w:sz w:val="19"/>
-                <w:szCs w:val="19"/>
+            <w:tcW w:type="dxa" w:w="5040"/>
+            <w:tcBorders>
+              <w:top w:val="single" w:color="C9D6D3" w:sz="4"/>
+              <w:left w:val="single" w:color="C9D6D3" w:sz="4"/>
+              <w:bottom w:val="single" w:color="C9D6D3" w:sz="4"/>
+              <w:right w:val="single" w:color="C9D6D3" w:sz="4"/>
+            </w:tcBorders>
+            <w:tcMar>
+              <w:top w:type="dxa" w:w="60"/>
+              <w:left w:type="dxa" w:w="100"/>
+              <w:bottom w:type="dxa" w:w="60"/>
+              <w:right w:type="dxa" w:w="100"/>
+            </w:tcMar>
+          </w:tcPr>
+          <w:p>
+            <w:pPr>
+              <w:spacing w:after="40"/>
+              <w:jc w:val="left"/>
+            </w:pPr>
+            <w:r>
+              <w:rPr>
+                <w:rFonts w:ascii="Calibri" w:cs="Calibri" w:eastAsia="Calibri" w:hAnsi="Calibri"/>
+                <w:sz w:val="18"/>
+                <w:szCs w:val="18"/>
               </w:rPr>
               <w:t xml:space="preserve">Lecturas que un paciente hace de sus propios datos en el portal</w:t>
             </w:r>
@@ -2478,28 +2699,30 @@
         </w:tc>
         <w:tc>
           <w:tcPr>
-            <w:tcW w:type="dxa" w:w="4680"/>
-            <w:tcBorders>
-              <w:top w:val="single" w:color="BBBBBB" w:sz="4"/>
-              <w:left w:val="single" w:color="BBBBBB" w:sz="4"/>
-              <w:bottom w:val="single" w:color="BBBBBB" w:sz="4"/>
-              <w:right w:val="single" w:color="BBBBBB" w:sz="4"/>
-            </w:tcBorders>
-            <w:tcMar>
-              <w:top w:type="dxa" w:w="60"/>
-              <w:left w:type="dxa" w:w="100"/>
-              <w:bottom w:type="dxa" w:w="60"/>
-              <w:right w:type="dxa" w:w="100"/>
-            </w:tcMar>
-          </w:tcPr>
-          <w:p>
-            <w:r>
-              <w:rPr>
-                <w:rFonts w:ascii="Calibri" w:cs="Calibri" w:eastAsia="Calibri" w:hAnsi="Calibri"/>
-                <w:b w:val="false"/>
-                <w:bCs w:val="false"/>
-                <w:sz w:val="19"/>
-                <w:szCs w:val="19"/>
+            <w:tcW w:type="dxa" w:w="5040"/>
+            <w:tcBorders>
+              <w:top w:val="single" w:color="C9D6D3" w:sz="4"/>
+              <w:left w:val="single" w:color="C9D6D3" w:sz="4"/>
+              <w:bottom w:val="single" w:color="C9D6D3" w:sz="4"/>
+              <w:right w:val="single" w:color="C9D6D3" w:sz="4"/>
+            </w:tcBorders>
+            <w:tcMar>
+              <w:top w:type="dxa" w:w="60"/>
+              <w:left w:type="dxa" w:w="100"/>
+              <w:bottom w:type="dxa" w:w="60"/>
+              <w:right w:type="dxa" w:w="100"/>
+            </w:tcMar>
+          </w:tcPr>
+          <w:p>
+            <w:pPr>
+              <w:spacing w:after="40"/>
+              <w:jc w:val="left"/>
+            </w:pPr>
+            <w:r>
+              <w:rPr>
+                <w:rFonts w:ascii="Calibri" w:cs="Calibri" w:eastAsia="Calibri" w:hAnsi="Calibri"/>
+                <w:sz w:val="18"/>
+                <w:szCs w:val="18"/>
               </w:rPr>
               <w:t xml:space="preserve">No son un riesgo de acceso indebido y multiplicarían el volumen; sí se audita lo que sale del sistema (exportaciones) y cualquier intento denegado</w:t>
             </w:r>
@@ -2508,32 +2731,35 @@
       </w:tr>
       <w:tr>
         <w:trPr>
+          <w:cantSplit/>
           <w:tblHeader w:val="off"/>
         </w:trPr>
         <w:tc>
           <w:tcPr>
-            <w:tcW w:type="dxa" w:w="4680"/>
-            <w:tcBorders>
-              <w:top w:val="single" w:color="BBBBBB" w:sz="4"/>
-              <w:left w:val="single" w:color="BBBBBB" w:sz="4"/>
-              <w:bottom w:val="single" w:color="BBBBBB" w:sz="4"/>
-              <w:right w:val="single" w:color="BBBBBB" w:sz="4"/>
-            </w:tcBorders>
-            <w:tcMar>
-              <w:top w:type="dxa" w:w="60"/>
-              <w:left w:type="dxa" w:w="100"/>
-              <w:bottom w:type="dxa" w:w="60"/>
-              <w:right w:type="dxa" w:w="100"/>
-            </w:tcMar>
-          </w:tcPr>
-          <w:p>
-            <w:r>
-              <w:rPr>
-                <w:rFonts w:ascii="Calibri" w:cs="Calibri" w:eastAsia="Calibri" w:hAnsi="Calibri"/>
-                <w:b w:val="false"/>
-                <w:bCs w:val="false"/>
-                <w:sz w:val="19"/>
-                <w:szCs w:val="19"/>
+            <w:tcW w:type="dxa" w:w="5040"/>
+            <w:tcBorders>
+              <w:top w:val="single" w:color="C9D6D3" w:sz="4"/>
+              <w:left w:val="single" w:color="C9D6D3" w:sz="4"/>
+              <w:bottom w:val="single" w:color="C9D6D3" w:sz="4"/>
+              <w:right w:val="single" w:color="C9D6D3" w:sz="4"/>
+            </w:tcBorders>
+            <w:tcMar>
+              <w:top w:type="dxa" w:w="60"/>
+              <w:left w:type="dxa" w:w="100"/>
+              <w:bottom w:type="dxa" w:w="60"/>
+              <w:right w:type="dxa" w:w="100"/>
+            </w:tcMar>
+          </w:tcPr>
+          <w:p>
+            <w:pPr>
+              <w:spacing w:after="40"/>
+              <w:jc w:val="left"/>
+            </w:pPr>
+            <w:r>
+              <w:rPr>
+                <w:rFonts w:ascii="Calibri" w:cs="Calibri" w:eastAsia="Calibri" w:hAnsi="Calibri"/>
+                <w:sz w:val="18"/>
+                <w:szCs w:val="18"/>
               </w:rPr>
               <w:t xml:space="preserve">Eventos de lectura de datos no clínicos de poco riesgo (listas de notificaciones, catálogos)</w:t>
             </w:r>
@@ -2541,28 +2767,30 @@
         </w:tc>
         <w:tc>
           <w:tcPr>
-            <w:tcW w:type="dxa" w:w="4680"/>
-            <w:tcBorders>
-              <w:top w:val="single" w:color="BBBBBB" w:sz="4"/>
-              <w:left w:val="single" w:color="BBBBBB" w:sz="4"/>
-              <w:bottom w:val="single" w:color="BBBBBB" w:sz="4"/>
-              <w:right w:val="single" w:color="BBBBBB" w:sz="4"/>
-            </w:tcBorders>
-            <w:tcMar>
-              <w:top w:type="dxa" w:w="60"/>
-              <w:left w:type="dxa" w:w="100"/>
-              <w:bottom w:type="dxa" w:w="60"/>
-              <w:right w:type="dxa" w:w="100"/>
-            </w:tcMar>
-          </w:tcPr>
-          <w:p>
-            <w:r>
-              <w:rPr>
-                <w:rFonts w:ascii="Calibri" w:cs="Calibri" w:eastAsia="Calibri" w:hAnsi="Calibri"/>
-                <w:b w:val="false"/>
-                <w:bCs w:val="false"/>
-                <w:sz w:val="19"/>
-                <w:szCs w:val="19"/>
+            <w:tcW w:type="dxa" w:w="5040"/>
+            <w:tcBorders>
+              <w:top w:val="single" w:color="C9D6D3" w:sz="4"/>
+              <w:left w:val="single" w:color="C9D6D3" w:sz="4"/>
+              <w:bottom w:val="single" w:color="C9D6D3" w:sz="4"/>
+              <w:right w:val="single" w:color="C9D6D3" w:sz="4"/>
+            </w:tcBorders>
+            <w:tcMar>
+              <w:top w:type="dxa" w:w="60"/>
+              <w:left w:type="dxa" w:w="100"/>
+              <w:bottom w:type="dxa" w:w="60"/>
+              <w:right w:type="dxa" w:w="100"/>
+            </w:tcMar>
+          </w:tcPr>
+          <w:p>
+            <w:pPr>
+              <w:spacing w:after="40"/>
+              <w:jc w:val="left"/>
+            </w:pPr>
+            <w:r>
+              <w:rPr>
+                <w:rFonts w:ascii="Calibri" w:cs="Calibri" w:eastAsia="Calibri" w:hAnsi="Calibri"/>
+                <w:sz w:val="18"/>
+                <w:szCs w:val="18"/>
               </w:rPr>
               <w:t xml:space="preserve">Ruido sin valor de detección</w:t>
             </w:r>
@@ -2570,16 +2798,18 @@
         </w:tc>
       </w:tr>
     </w:tbl>
-    <w:p/>
     <w:p>
       <w:pPr>
         <w:spacing w:after="120"/>
       </w:pPr>
-      <w:r>
-        <w:rPr>
-          <w:rFonts w:ascii="Calibri" w:cs="Calibri" w:eastAsia="Calibri" w:hAnsi="Calibri"/>
-          <w:sz w:val="22"/>
-          <w:szCs w:val="22"/>
+    </w:p>
+    <w:p>
+      <w:pPr>
+        <w:spacing w:after="120" w:line="276"/>
+      </w:pPr>
+      <w:r>
+        <w:rPr>
+          <w:rFonts w:ascii="Calibri" w:cs="Calibri" w:eastAsia="Calibri" w:hAnsi="Calibri"/>
         </w:rPr>
         <w:t xml:space="preserve">Consecuencia que se acepta: la auditoría </w:t>
       </w:r>
@@ -2588,23 +2818,19 @@
           <w:rFonts w:ascii="Calibri" w:cs="Calibri" w:eastAsia="Calibri" w:hAnsi="Calibri"/>
           <w:b/>
           <w:bCs/>
-          <w:sz w:val="22"/>
-          <w:szCs w:val="22"/>
         </w:rPr>
         <w:t xml:space="preserve">no puede responder qué valor tenía un dato</w:t>
       </w:r>
       <w:r>
         <w:rPr>
           <w:rFonts w:ascii="Calibri" w:cs="Calibri" w:eastAsia="Calibri" w:hAnsi="Calibri"/>
-          <w:sz w:val="22"/>
-          <w:szCs w:val="22"/>
         </w:rPr>
         <w:t xml:space="preserve"> antes de un cambio, solo que cambió, quién y cuándo. Esa pregunta se responde, si corresponde, con la ficha y las solicitudes de derechos.</w:t>
       </w:r>
     </w:p>
     <w:p>
       <w:pPr>
-        <w:pStyle w:val="Heading2"/>
+        <w:pStyle w:val="Heading1"/>
       </w:pPr>
       <w:r>
         <w:rPr>
@@ -2615,171 +2841,173 @@
     </w:p>
     <w:p>
       <w:pPr>
-        <w:spacing w:after="120"/>
-      </w:pPr>
-      <w:r>
-        <w:rPr>
-          <w:rFonts w:ascii="Calibri" w:cs="Calibri" w:eastAsia="Calibri" w:hAnsi="Calibri"/>
-          <w:sz w:val="22"/>
-          <w:szCs w:val="22"/>
+        <w:spacing w:after="120" w:line="276"/>
+      </w:pPr>
+      <w:r>
+        <w:rPr>
+          <w:rFonts w:ascii="Calibri" w:cs="Calibri" w:eastAsia="Calibri" w:hAnsi="Calibri"/>
         </w:rPr>
         <w:t xml:space="preserve">Capas, de afuera hacia adentro:</w:t>
       </w:r>
     </w:p>
     <w:p>
       <w:pPr>
-        <w:spacing w:after="120"/>
-      </w:pPr>
-      <w:r>
-        <w:rPr>
-          <w:rFonts w:ascii="Calibri" w:cs="Calibri" w:eastAsia="Calibri" w:hAnsi="Calibri"/>
-          <w:sz w:val="22"/>
-          <w:szCs w:val="22"/>
-        </w:rPr>
-        <w:t xml:space="preserve">1. </w:t>
+        <w:pStyle w:val="ListParagraph"/>
+        <w:tabs>
+          <w:tab w:val="left" w:pos="720"/>
+        </w:tabs>
+        <w:spacing w:after="60" w:line="264"/>
+        <w:ind w:left="720" w:hanging="360"/>
+      </w:pPr>
+      <w:r>
+        <w:rPr>
+          <w:rFonts w:ascii="Calibri" w:cs="Calibri" w:eastAsia="Calibri" w:hAnsi="Calibri"/>
+        </w:rPr>
+        <w:t xml:space="preserve">1.</w:t>
+      </w:r>
+      <w:r>
+        <w:tab/>
       </w:r>
       <w:r>
         <w:rPr>
           <w:rFonts w:ascii="Calibri" w:cs="Calibri" w:eastAsia="Calibri" w:hAnsi="Calibri"/>
           <w:b/>
           <w:bCs/>
-          <w:sz w:val="22"/>
-          <w:szCs w:val="22"/>
         </w:rPr>
         <w:t xml:space="preserve">Aplicación.</w:t>
       </w:r>
       <w:r>
         <w:rPr>
           <w:rFonts w:ascii="Calibri" w:cs="Calibri" w:eastAsia="Calibri" w:hAnsi="Calibri"/>
-          <w:sz w:val="22"/>
-          <w:szCs w:val="22"/>
         </w:rPr>
         <w:t xml:space="preserve"> El administrador de consultas del modelo bloquea </w:t>
       </w:r>
       <w:r>
         <w:rPr>
           <w:rFonts w:ascii="Consolas" w:cs="Consolas" w:eastAsia="Consolas" w:hAnsi="Consolas"/>
-          <w:sz w:val="22"/>
-          <w:szCs w:val="22"/>
+          <w:b w:val="false"/>
+          <w:bCs w:val="false"/>
+          <w:sz w:val="19"/>
+          <w:szCs w:val="19"/>
         </w:rPr>
         <w:t xml:space="preserve">update</w:t>
       </w:r>
       <w:r>
         <w:rPr>
           <w:rFonts w:ascii="Calibri" w:cs="Calibri" w:eastAsia="Calibri" w:hAnsi="Calibri"/>
-          <w:sz w:val="22"/>
-          <w:szCs w:val="22"/>
         </w:rPr>
         <w:t xml:space="preserve"> y </w:t>
       </w:r>
       <w:r>
         <w:rPr>
           <w:rFonts w:ascii="Consolas" w:cs="Consolas" w:eastAsia="Consolas" w:hAnsi="Consolas"/>
-          <w:sz w:val="22"/>
-          <w:szCs w:val="22"/>
+          <w:b w:val="false"/>
+          <w:bCs w:val="false"/>
+          <w:sz w:val="19"/>
+          <w:szCs w:val="19"/>
         </w:rPr>
         <w:t xml:space="preserve">delete</w:t>
       </w:r>
       <w:r>
         <w:rPr>
           <w:rFonts w:ascii="Calibri" w:cs="Calibri" w:eastAsia="Calibri" w:hAnsi="Calibri"/>
-          <w:sz w:val="22"/>
-          <w:szCs w:val="22"/>
         </w:rPr>
         <w:t xml:space="preserve">, y el evento no admite </w:t>
       </w:r>
       <w:r>
         <w:rPr>
           <w:rFonts w:ascii="Consolas" w:cs="Consolas" w:eastAsia="Consolas" w:hAnsi="Consolas"/>
-          <w:sz w:val="22"/>
-          <w:szCs w:val="22"/>
+          <w:b w:val="false"/>
+          <w:bCs w:val="false"/>
+          <w:sz w:val="19"/>
+          <w:szCs w:val="19"/>
         </w:rPr>
         <w:t xml:space="preserve">save</w:t>
       </w:r>
       <w:r>
         <w:rPr>
           <w:rFonts w:ascii="Calibri" w:cs="Calibri" w:eastAsia="Calibri" w:hAnsi="Calibri"/>
-          <w:sz w:val="22"/>
-          <w:szCs w:val="22"/>
         </w:rPr>
         <w:t xml:space="preserve"> si ya existe. El registro se escribe únicamente con </w:t>
       </w:r>
       <w:r>
         <w:rPr>
           <w:rFonts w:ascii="Consolas" w:cs="Consolas" w:eastAsia="Consolas" w:hAnsi="Consolas"/>
-          <w:sz w:val="22"/>
-          <w:szCs w:val="22"/>
+          <w:b w:val="false"/>
+          <w:bCs w:val="false"/>
+          <w:sz w:val="19"/>
+          <w:szCs w:val="19"/>
         </w:rPr>
         <w:t xml:space="preserve">servicio.registrar</w:t>
       </w:r>
       <w:r>
         <w:rPr>
           <w:rFonts w:ascii="Calibri" w:cs="Calibri" w:eastAsia="Calibri" w:hAnsi="Calibri"/>
-          <w:sz w:val="22"/>
-          <w:szCs w:val="22"/>
         </w:rPr>
         <w:t xml:space="preserve">.</w:t>
       </w:r>
     </w:p>
     <w:p>
       <w:pPr>
-        <w:spacing w:after="120"/>
-      </w:pPr>
-      <w:r>
-        <w:rPr>
-          <w:rFonts w:ascii="Calibri" w:cs="Calibri" w:eastAsia="Calibri" w:hAnsi="Calibri"/>
-          <w:sz w:val="22"/>
-          <w:szCs w:val="22"/>
-        </w:rPr>
-        <w:t xml:space="preserve">2. </w:t>
+        <w:pStyle w:val="ListParagraph"/>
+        <w:tabs>
+          <w:tab w:val="left" w:pos="720"/>
+        </w:tabs>
+        <w:spacing w:after="60" w:line="264"/>
+        <w:ind w:left="720" w:hanging="360"/>
+      </w:pPr>
+      <w:r>
+        <w:rPr>
+          <w:rFonts w:ascii="Calibri" w:cs="Calibri" w:eastAsia="Calibri" w:hAnsi="Calibri"/>
+        </w:rPr>
+        <w:t xml:space="preserve">2.</w:t>
+      </w:r>
+      <w:r>
+        <w:tab/>
       </w:r>
       <w:r>
         <w:rPr>
           <w:rFonts w:ascii="Calibri" w:cs="Calibri" w:eastAsia="Calibri" w:hAnsi="Calibri"/>
           <w:b/>
           <w:bCs/>
-          <w:sz w:val="22"/>
-          <w:szCs w:val="22"/>
         </w:rPr>
         <w:t xml:space="preserve">Base de datos.</w:t>
       </w:r>
       <w:r>
         <w:rPr>
           <w:rFonts w:ascii="Calibri" w:cs="Calibri" w:eastAsia="Calibri" w:hAnsi="Calibri"/>
-          <w:sz w:val="22"/>
-          <w:szCs w:val="22"/>
         </w:rPr>
         <w:t xml:space="preserve"> Cuatro triggers (SQLite en esta entrega) rechazan </w:t>
       </w:r>
       <w:r>
         <w:rPr>
           <w:rFonts w:ascii="Consolas" w:cs="Consolas" w:eastAsia="Consolas" w:hAnsi="Consolas"/>
-          <w:sz w:val="22"/>
-          <w:szCs w:val="22"/>
+          <w:b w:val="false"/>
+          <w:bCs w:val="false"/>
+          <w:sz w:val="19"/>
+          <w:szCs w:val="19"/>
         </w:rPr>
         <w:t xml:space="preserve">UPDATE</w:t>
       </w:r>
       <w:r>
         <w:rPr>
           <w:rFonts w:ascii="Calibri" w:cs="Calibri" w:eastAsia="Calibri" w:hAnsi="Calibri"/>
-          <w:sz w:val="22"/>
-          <w:szCs w:val="22"/>
         </w:rPr>
         <w:t xml:space="preserve"> de eventos, </w:t>
       </w:r>
       <w:r>
         <w:rPr>
           <w:rFonts w:ascii="Consolas" w:cs="Consolas" w:eastAsia="Consolas" w:hAnsi="Consolas"/>
-          <w:sz w:val="22"/>
-          <w:szCs w:val="22"/>
+          <w:b w:val="false"/>
+          <w:bCs w:val="false"/>
+          <w:sz w:val="19"/>
+          <w:szCs w:val="19"/>
         </w:rPr>
         <w:t xml:space="preserve">DELETE</w:t>
       </w:r>
       <w:r>
         <w:rPr>
           <w:rFonts w:ascii="Calibri" w:cs="Calibri" w:eastAsia="Calibri" w:hAnsi="Calibri"/>
-          <w:sz w:val="22"/>
-          <w:szCs w:val="22"/>
         </w:rPr>
         <w:t xml:space="preserve"> de eventos con menos de 24 meses y cualquier cambio o borrado de los puntos de control, </w:t>
       </w:r>
@@ -2788,16 +3016,12 @@
           <w:rFonts w:ascii="Calibri" w:cs="Calibri" w:eastAsia="Calibri" w:hAnsi="Calibri"/>
           <w:b/>
           <w:bCs/>
-          <w:sz w:val="22"/>
-          <w:szCs w:val="22"/>
         </w:rPr>
         <w:t xml:space="preserve">incluso con SQL directo</w:t>
       </w:r>
       <w:r>
         <w:rPr>
           <w:rFonts w:ascii="Calibri" w:cs="Calibri" w:eastAsia="Calibri" w:hAnsi="Calibri"/>
-          <w:sz w:val="22"/>
-          <w:szCs w:val="22"/>
         </w:rPr>
         <w:t xml:space="preserve">. Hay una variante equivalente para PostgreSQL escrita pero </w:t>
       </w:r>
@@ -2806,141 +3030,143 @@
           <w:rFonts w:ascii="Calibri" w:cs="Calibri" w:eastAsia="Calibri" w:hAnsi="Calibri"/>
           <w:b/>
           <w:bCs/>
-          <w:sz w:val="22"/>
-          <w:szCs w:val="22"/>
         </w:rPr>
         <w:t xml:space="preserve">no probada</w:t>
       </w:r>
       <w:r>
         <w:rPr>
           <w:rFonts w:ascii="Calibri" w:cs="Calibri" w:eastAsia="Calibri" w:hAnsi="Calibri"/>
-          <w:sz w:val="22"/>
-          <w:szCs w:val="22"/>
         </w:rPr>
         <w:t xml:space="preserve">.</w:t>
       </w:r>
     </w:p>
     <w:p>
       <w:pPr>
-        <w:spacing w:after="120"/>
-      </w:pPr>
-      <w:r>
-        <w:rPr>
-          <w:rFonts w:ascii="Calibri" w:cs="Calibri" w:eastAsia="Calibri" w:hAnsi="Calibri"/>
-          <w:sz w:val="22"/>
-          <w:szCs w:val="22"/>
-        </w:rPr>
-        <w:t xml:space="preserve">3. </w:t>
+        <w:pStyle w:val="ListParagraph"/>
+        <w:tabs>
+          <w:tab w:val="left" w:pos="720"/>
+        </w:tabs>
+        <w:spacing w:after="60" w:line="264"/>
+        <w:ind w:left="720" w:hanging="360"/>
+      </w:pPr>
+      <w:r>
+        <w:rPr>
+          <w:rFonts w:ascii="Calibri" w:cs="Calibri" w:eastAsia="Calibri" w:hAnsi="Calibri"/>
+        </w:rPr>
+        <w:t xml:space="preserve">3.</w:t>
+      </w:r>
+      <w:r>
+        <w:tab/>
       </w:r>
       <w:r>
         <w:rPr>
           <w:rFonts w:ascii="Calibri" w:cs="Calibri" w:eastAsia="Calibri" w:hAnsi="Calibri"/>
           <w:b/>
           <w:bCs/>
-          <w:sz w:val="22"/>
-          <w:szCs w:val="22"/>
         </w:rPr>
         <w:t xml:space="preserve">Cadena de integridad.</w:t>
       </w:r>
       <w:r>
         <w:rPr>
           <w:rFonts w:ascii="Calibri" w:cs="Calibri" w:eastAsia="Calibri" w:hAnsi="Calibri"/>
-          <w:sz w:val="22"/>
-          <w:szCs w:val="22"/>
         </w:rPr>
         <w:t xml:space="preserve"> Cada evento incluye en su hash el hash del anterior, calculado con HMAC-SHA256 y una llave propia (</w:t>
       </w:r>
       <w:r>
         <w:rPr>
           <w:rFonts w:ascii="Consolas" w:cs="Consolas" w:eastAsia="Consolas" w:hAnsi="Consolas"/>
-          <w:sz w:val="22"/>
-          <w:szCs w:val="22"/>
+          <w:b w:val="false"/>
+          <w:bCs w:val="false"/>
+          <w:sz w:val="19"/>
+          <w:szCs w:val="19"/>
         </w:rPr>
         <w:t xml:space="preserve">CLAVE_AUDITORIA</w:t>
       </w:r>
       <w:r>
         <w:rPr>
           <w:rFonts w:ascii="Calibri" w:cs="Calibri" w:eastAsia="Calibri" w:hAnsi="Calibri"/>
-          <w:sz w:val="22"/>
-          <w:szCs w:val="22"/>
         </w:rPr>
         <w:t xml:space="preserve">, distinta de las llaves de cifrado e identidad y obligatoriamente diferente de ellas). Alterar, borrar o insertar un evento en el medio rompe la cadena desde ese punto, y falsificarlo requiere la llave. El hash cubre todos los campos, incluidos actor, rol, recurso, resultado, huella de IP, detalle y fecha (la fecha se normaliza a UTC para que el cálculo no dependa de la zona horaria).</w:t>
       </w:r>
     </w:p>
     <w:p>
       <w:pPr>
-        <w:spacing w:after="120"/>
-      </w:pPr>
-      <w:r>
-        <w:rPr>
-          <w:rFonts w:ascii="Calibri" w:cs="Calibri" w:eastAsia="Calibri" w:hAnsi="Calibri"/>
-          <w:sz w:val="22"/>
-          <w:szCs w:val="22"/>
-        </w:rPr>
-        <w:t xml:space="preserve">4. </w:t>
+        <w:pStyle w:val="ListParagraph"/>
+        <w:tabs>
+          <w:tab w:val="left" w:pos="720"/>
+        </w:tabs>
+        <w:spacing w:after="60" w:line="264"/>
+        <w:ind w:left="720" w:hanging="360"/>
+      </w:pPr>
+      <w:r>
+        <w:rPr>
+          <w:rFonts w:ascii="Calibri" w:cs="Calibri" w:eastAsia="Calibri" w:hAnsi="Calibri"/>
+        </w:rPr>
+        <w:t xml:space="preserve">4.</w:t>
+      </w:r>
+      <w:r>
+        <w:tab/>
       </w:r>
       <w:r>
         <w:rPr>
           <w:rFonts w:ascii="Calibri" w:cs="Calibri" w:eastAsia="Calibri" w:hAnsi="Calibri"/>
           <w:b/>
           <w:bCs/>
-          <w:sz w:val="22"/>
-          <w:szCs w:val="22"/>
         </w:rPr>
         <w:t xml:space="preserve">Verificación.</w:t>
       </w:r>
       <w:r>
         <w:rPr>
           <w:rFonts w:ascii="Calibri" w:cs="Calibri" w:eastAsia="Calibri" w:hAnsi="Calibri"/>
-          <w:sz w:val="22"/>
-          <w:szCs w:val="22"/>
         </w:rPr>
         <w:t xml:space="preserve"> </w:t>
       </w:r>
       <w:r>
         <w:rPr>
           <w:rFonts w:ascii="Consolas" w:cs="Consolas" w:eastAsia="Consolas" w:hAnsi="Consolas"/>
-          <w:sz w:val="22"/>
-          <w:szCs w:val="22"/>
+          <w:b w:val="false"/>
+          <w:bCs w:val="false"/>
+          <w:sz w:val="19"/>
+          <w:szCs w:val="19"/>
         </w:rPr>
         <w:t xml:space="preserve">verificar_auditoria</w:t>
       </w:r>
       <w:r>
         <w:rPr>
           <w:rFonts w:ascii="Calibri" w:cs="Calibri" w:eastAsia="Calibri" w:hAnsi="Calibri"/>
-          <w:sz w:val="22"/>
-          <w:szCs w:val="22"/>
         </w:rPr>
         <w:t xml:space="preserve"> y el botón de la pantalla recorren la cadena. Una regla de detección crea una alerta crítica si encuentra una cadena rota, y verificar queda auditado.</w:t>
       </w:r>
     </w:p>
     <w:p>
       <w:pPr>
-        <w:spacing w:after="120"/>
-      </w:pPr>
-      <w:r>
-        <w:rPr>
-          <w:rFonts w:ascii="Calibri" w:cs="Calibri" w:eastAsia="Calibri" w:hAnsi="Calibri"/>
-          <w:sz w:val="22"/>
-          <w:szCs w:val="22"/>
-        </w:rPr>
-        <w:t xml:space="preserve">5. </w:t>
+        <w:pStyle w:val="ListParagraph"/>
+        <w:tabs>
+          <w:tab w:val="left" w:pos="720"/>
+        </w:tabs>
+        <w:spacing w:after="60" w:line="264"/>
+        <w:ind w:left="720" w:hanging="360"/>
+      </w:pPr>
+      <w:r>
+        <w:rPr>
+          <w:rFonts w:ascii="Calibri" w:cs="Calibri" w:eastAsia="Calibri" w:hAnsi="Calibri"/>
+        </w:rPr>
+        <w:t xml:space="preserve">5.</w:t>
+      </w:r>
+      <w:r>
+        <w:tab/>
       </w:r>
       <w:r>
         <w:rPr>
           <w:rFonts w:ascii="Calibri" w:cs="Calibri" w:eastAsia="Calibri" w:hAnsi="Calibri"/>
           <w:b/>
           <w:bCs/>
-          <w:sz w:val="22"/>
-          <w:szCs w:val="22"/>
         </w:rPr>
         <w:t xml:space="preserve">Acceso de lectura.</w:t>
       </w:r>
       <w:r>
         <w:rPr>
           <w:rFonts w:ascii="Calibri" w:cs="Calibri" w:eastAsia="Calibri" w:hAnsi="Calibri"/>
-          <w:sz w:val="22"/>
-          <w:szCs w:val="22"/>
         </w:rPr>
         <w:t xml:space="preserve"> Solo el rol </w:t>
       </w:r>
@@ -2949,32 +3175,28 @@
           <w:rFonts w:ascii="Calibri" w:cs="Calibri" w:eastAsia="Calibri" w:hAnsi="Calibri"/>
           <w:b/>
           <w:bCs/>
-          <w:sz w:val="22"/>
-          <w:szCs w:val="22"/>
         </w:rPr>
         <w:t xml:space="preserve">Encargado de privacidad</w:t>
       </w:r>
       <w:r>
         <w:rPr>
           <w:rFonts w:ascii="Calibri" w:cs="Calibri" w:eastAsia="Calibri" w:hAnsi="Calibri"/>
-          <w:sz w:val="22"/>
-          <w:szCs w:val="22"/>
         </w:rPr>
         <w:t xml:space="preserve"> (permiso </w:t>
       </w:r>
       <w:r>
         <w:rPr>
           <w:rFonts w:ascii="Consolas" w:cs="Consolas" w:eastAsia="Consolas" w:hAnsi="Consolas"/>
-          <w:sz w:val="22"/>
-          <w:szCs w:val="22"/>
+          <w:b w:val="false"/>
+          <w:bCs w:val="false"/>
+          <w:sz w:val="19"/>
+          <w:szCs w:val="19"/>
         </w:rPr>
         <w:t xml:space="preserve">ver_auditoria</w:t>
       </w:r>
       <w:r>
         <w:rPr>
           <w:rFonts w:ascii="Calibri" w:cs="Calibri" w:eastAsia="Calibri" w:hAnsi="Calibri"/>
-          <w:sz w:val="22"/>
-          <w:szCs w:val="22"/>
         </w:rPr>
         <w:t xml:space="preserve">) puede leer el registro. El administrador del sistema, que mantiene los servidores, tiene </w:t>
       </w:r>
@@ -2983,63 +3205,61 @@
           <w:rFonts w:ascii="Calibri" w:cs="Calibri" w:eastAsia="Calibri" w:hAnsi="Calibri"/>
           <w:b/>
           <w:bCs/>
-          <w:sz w:val="22"/>
-          <w:szCs w:val="22"/>
         </w:rPr>
         <w:t xml:space="preserve">prohibida</w:t>
       </w:r>
       <w:r>
         <w:rPr>
           <w:rFonts w:ascii="Calibri" w:cs="Calibri" w:eastAsia="Calibri" w:hAnsi="Calibri"/>
-          <w:sz w:val="22"/>
-          <w:szCs w:val="22"/>
         </w:rPr>
         <w:t xml:space="preserve"> la lectura por diseño (control de quién vigila al que administra), el médico y el personal administrativo tampoco, y cada consulta queda auditada. Un intento denegado es en sí mismo un evento y alimenta la regla de denegaciones repetidas.</w:t>
       </w:r>
     </w:p>
     <w:p>
       <w:pPr>
-        <w:spacing w:after="120"/>
-      </w:pPr>
-      <w:r>
-        <w:rPr>
-          <w:rFonts w:ascii="Calibri" w:cs="Calibri" w:eastAsia="Calibri" w:hAnsi="Calibri"/>
-          <w:sz w:val="22"/>
-          <w:szCs w:val="22"/>
-        </w:rPr>
-        <w:t xml:space="preserve">6. </w:t>
+        <w:pStyle w:val="ListParagraph"/>
+        <w:tabs>
+          <w:tab w:val="left" w:pos="720"/>
+        </w:tabs>
+        <w:spacing w:after="60" w:line="264"/>
+        <w:ind w:left="720" w:hanging="360"/>
+      </w:pPr>
+      <w:r>
+        <w:rPr>
+          <w:rFonts w:ascii="Calibri" w:cs="Calibri" w:eastAsia="Calibri" w:hAnsi="Calibri"/>
+        </w:rPr>
+        <w:t xml:space="preserve">6.</w:t>
+      </w:r>
+      <w:r>
+        <w:tab/>
       </w:r>
       <w:r>
         <w:rPr>
           <w:rFonts w:ascii="Calibri" w:cs="Calibri" w:eastAsia="Calibri" w:hAnsi="Calibri"/>
           <w:b/>
           <w:bCs/>
-          <w:sz w:val="22"/>
-          <w:szCs w:val="22"/>
         </w:rPr>
         <w:t xml:space="preserve">Quién puede borrar.</w:t>
       </w:r>
       <w:r>
         <w:rPr>
           <w:rFonts w:ascii="Calibri" w:cs="Calibri" w:eastAsia="Calibri" w:hAnsi="Calibri"/>
-          <w:sz w:val="22"/>
-          <w:szCs w:val="22"/>
         </w:rPr>
         <w:t xml:space="preserve"> Nadie desde la aplicación. La única vía es el comando </w:t>
       </w:r>
       <w:r>
         <w:rPr>
           <w:rFonts w:ascii="Consolas" w:cs="Consolas" w:eastAsia="Consolas" w:hAnsi="Consolas"/>
-          <w:sz w:val="22"/>
-          <w:szCs w:val="22"/>
+          <w:b w:val="false"/>
+          <w:bCs w:val="false"/>
+          <w:sz w:val="19"/>
+          <w:szCs w:val="19"/>
         </w:rPr>
         <w:t xml:space="preserve">purgar_auditoria</w:t>
       </w:r>
       <w:r>
         <w:rPr>
           <w:rFonts w:ascii="Calibri" w:cs="Calibri" w:eastAsia="Calibri" w:hAnsi="Calibri"/>
-          <w:sz w:val="22"/>
-          <w:szCs w:val="22"/>
         </w:rPr>
         <w:t xml:space="preserve"> (retención), que elimina solo eventos contiguos desde el inicio de la cadena que pasaron 24 meses y deja un </w:t>
       </w:r>
@@ -3048,29 +3268,23 @@
           <w:rFonts w:ascii="Calibri" w:cs="Calibri" w:eastAsia="Calibri" w:hAnsi="Calibri"/>
           <w:b/>
           <w:bCs/>
-          <w:sz w:val="22"/>
-          <w:szCs w:val="22"/>
         </w:rPr>
         <w:t xml:space="preserve">punto de control</w:t>
       </w:r>
       <w:r>
         <w:rPr>
           <w:rFonts w:ascii="Calibri" w:cs="Calibri" w:eastAsia="Calibri" w:hAnsi="Calibri"/>
-          <w:sz w:val="22"/>
-          <w:szCs w:val="22"/>
         </w:rPr>
         <w:t xml:space="preserve"> (último id eliminado, hash del último y cantidad), de modo que la verificación siga siendo posible después de la purga. Los puntos de control tampoco se modifican.</w:t>
       </w:r>
     </w:p>
     <w:p>
       <w:pPr>
-        <w:spacing w:after="120"/>
-      </w:pPr>
-      <w:r>
-        <w:rPr>
-          <w:rFonts w:ascii="Calibri" w:cs="Calibri" w:eastAsia="Calibri" w:hAnsi="Calibri"/>
-          <w:sz w:val="22"/>
-          <w:szCs w:val="22"/>
+        <w:spacing w:after="120" w:line="276"/>
+      </w:pPr>
+      <w:r>
+        <w:rPr>
+          <w:rFonts w:ascii="Calibri" w:cs="Calibri" w:eastAsia="Calibri" w:hAnsi="Calibri"/>
         </w:rPr>
         <w:t xml:space="preserve">Fallo seguro: si el registro de un evento falla, </w:t>
       </w:r>
@@ -3079,23 +3293,19 @@
           <w:rFonts w:ascii="Calibri" w:cs="Calibri" w:eastAsia="Calibri" w:hAnsi="Calibri"/>
           <w:b/>
           <w:bCs/>
-          <w:sz w:val="22"/>
-          <w:szCs w:val="22"/>
         </w:rPr>
         <w:t xml:space="preserve">no se aborta la operación auditada</w:t>
       </w:r>
       <w:r>
         <w:rPr>
           <w:rFonts w:ascii="Calibri" w:cs="Calibri" w:eastAsia="Calibri" w:hAnsi="Calibri"/>
-          <w:sz w:val="22"/>
-          <w:szCs w:val="22"/>
         </w:rPr>
         <w:t xml:space="preserve"> (el paciente no debe quedar sin atención por un fallo del registro); el error se escribe en el log del servidor para que se investigue. Es una decisión consciente de disponibilidad sobre exhaustividad, y deja abierta la posibilidad de huecos, que el log técnico permite detectar.</w:t>
       </w:r>
     </w:p>
     <w:p>
       <w:pPr>
-        <w:pStyle w:val="Heading2"/>
+        <w:pStyle w:val="Heading1"/>
       </w:pPr>
       <w:r>
         <w:rPr>
@@ -3106,7 +3316,7 @@
     </w:p>
     <w:tbl>
       <w:tblPr>
-        <w:tblW w:type="dxa" w:w="9360"/>
+        <w:tblW w:type="dxa" w:w="10080"/>
         <w:tblBorders>
           <w:top w:val="single" w:color="auto" w:sz="4"/>
           <w:left w:val="single" w:color="auto" w:sz="4"/>
@@ -3117,39 +3327,45 @@
         </w:tblBorders>
       </w:tblPr>
       <w:tblGrid>
-        <w:gridCol w:w="3120"/>
-        <w:gridCol w:w="3120"/>
-        <w:gridCol w:w="3120"/>
+        <w:gridCol w:w="2016"/>
+        <w:gridCol w:w="4410"/>
+        <w:gridCol w:w="3654"/>
       </w:tblGrid>
       <w:tr>
         <w:trPr>
+          <w:cantSplit w:val="off"/>
           <w:tblHeader/>
         </w:trPr>
         <w:tc>
           <w:tcPr>
-            <w:tcW w:type="dxa" w:w="3120"/>
-            <w:tcBorders>
-              <w:top w:val="single" w:color="BBBBBB" w:sz="4"/>
-              <w:left w:val="single" w:color="BBBBBB" w:sz="4"/>
-              <w:bottom w:val="single" w:color="BBBBBB" w:sz="4"/>
-              <w:right w:val="single" w:color="BBBBBB" w:sz="4"/>
-            </w:tcBorders>
-            <w:shd w:fill="E6EEF5" w:val="clear"/>
-            <w:tcMar>
-              <w:top w:type="dxa" w:w="60"/>
-              <w:left w:type="dxa" w:w="100"/>
-              <w:bottom w:type="dxa" w:w="60"/>
-              <w:right w:type="dxa" w:w="100"/>
-            </w:tcMar>
-          </w:tcPr>
-          <w:p>
+            <w:tcW w:type="dxa" w:w="2016"/>
+            <w:tcBorders>
+              <w:top w:val="single" w:color="C9D6D3" w:sz="4"/>
+              <w:left w:val="single" w:color="C9D6D3" w:sz="4"/>
+              <w:bottom w:val="single" w:color="C9D6D3" w:sz="4"/>
+              <w:right w:val="single" w:color="C9D6D3" w:sz="4"/>
+            </w:tcBorders>
+            <w:shd w:fill="E3F1EF" w:color="auto" w:val="clear"/>
+            <w:tcMar>
+              <w:top w:type="dxa" w:w="60"/>
+              <w:left w:type="dxa" w:w="100"/>
+              <w:bottom w:type="dxa" w:w="60"/>
+              <w:right w:type="dxa" w:w="100"/>
+            </w:tcMar>
+          </w:tcPr>
+          <w:p>
+            <w:pPr>
+              <w:spacing w:after="40"/>
+              <w:jc w:val="left"/>
+            </w:pPr>
             <w:r>
               <w:rPr>
                 <w:rFonts w:ascii="Calibri" w:cs="Calibri" w:eastAsia="Calibri" w:hAnsi="Calibri"/>
                 <w:b/>
                 <w:bCs/>
-                <w:sz w:val="19"/>
-                <w:szCs w:val="19"/>
+                <w:color w:val="0F6E6A"/>
+                <w:sz w:val="18"/>
+                <w:szCs w:val="18"/>
               </w:rPr>
               <w:t xml:space="preserve">Rol</w:t>
             </w:r>
@@ -3157,29 +3373,34 @@
         </w:tc>
         <w:tc>
           <w:tcPr>
-            <w:tcW w:type="dxa" w:w="3120"/>
-            <w:tcBorders>
-              <w:top w:val="single" w:color="BBBBBB" w:sz="4"/>
-              <w:left w:val="single" w:color="BBBBBB" w:sz="4"/>
-              <w:bottom w:val="single" w:color="BBBBBB" w:sz="4"/>
-              <w:right w:val="single" w:color="BBBBBB" w:sz="4"/>
-            </w:tcBorders>
-            <w:shd w:fill="E6EEF5" w:val="clear"/>
-            <w:tcMar>
-              <w:top w:type="dxa" w:w="60"/>
-              <w:left w:type="dxa" w:w="100"/>
-              <w:bottom w:type="dxa" w:w="60"/>
-              <w:right w:type="dxa" w:w="100"/>
-            </w:tcMar>
-          </w:tcPr>
-          <w:p>
+            <w:tcW w:type="dxa" w:w="4410"/>
+            <w:tcBorders>
+              <w:top w:val="single" w:color="C9D6D3" w:sz="4"/>
+              <w:left w:val="single" w:color="C9D6D3" w:sz="4"/>
+              <w:bottom w:val="single" w:color="C9D6D3" w:sz="4"/>
+              <w:right w:val="single" w:color="C9D6D3" w:sz="4"/>
+            </w:tcBorders>
+            <w:shd w:fill="E3F1EF" w:color="auto" w:val="clear"/>
+            <w:tcMar>
+              <w:top w:type="dxa" w:w="60"/>
+              <w:left w:type="dxa" w:w="100"/>
+              <w:bottom w:type="dxa" w:w="60"/>
+              <w:right w:type="dxa" w:w="100"/>
+            </w:tcMar>
+          </w:tcPr>
+          <w:p>
+            <w:pPr>
+              <w:spacing w:after="40"/>
+              <w:jc w:val="left"/>
+            </w:pPr>
             <w:r>
               <w:rPr>
                 <w:rFonts w:ascii="Calibri" w:cs="Calibri" w:eastAsia="Calibri" w:hAnsi="Calibri"/>
                 <w:b/>
                 <w:bCs/>
-                <w:sz w:val="19"/>
-                <w:szCs w:val="19"/>
+                <w:color w:val="0F6E6A"/>
+                <w:sz w:val="18"/>
+                <w:szCs w:val="18"/>
               </w:rPr>
               <w:t xml:space="preserve">Lee la auditoría</w:t>
             </w:r>
@@ -3187,29 +3408,34 @@
         </w:tc>
         <w:tc>
           <w:tcPr>
-            <w:tcW w:type="dxa" w:w="3120"/>
-            <w:tcBorders>
-              <w:top w:val="single" w:color="BBBBBB" w:sz="4"/>
-              <w:left w:val="single" w:color="BBBBBB" w:sz="4"/>
-              <w:bottom w:val="single" w:color="BBBBBB" w:sz="4"/>
-              <w:right w:val="single" w:color="BBBBBB" w:sz="4"/>
-            </w:tcBorders>
-            <w:shd w:fill="E6EEF5" w:val="clear"/>
-            <w:tcMar>
-              <w:top w:type="dxa" w:w="60"/>
-              <w:left w:type="dxa" w:w="100"/>
-              <w:bottom w:type="dxa" w:w="60"/>
-              <w:right w:type="dxa" w:w="100"/>
-            </w:tcMar>
-          </w:tcPr>
-          <w:p>
+            <w:tcW w:type="dxa" w:w="3654"/>
+            <w:tcBorders>
+              <w:top w:val="single" w:color="C9D6D3" w:sz="4"/>
+              <w:left w:val="single" w:color="C9D6D3" w:sz="4"/>
+              <w:bottom w:val="single" w:color="C9D6D3" w:sz="4"/>
+              <w:right w:val="single" w:color="C9D6D3" w:sz="4"/>
+            </w:tcBorders>
+            <w:shd w:fill="E3F1EF" w:color="auto" w:val="clear"/>
+            <w:tcMar>
+              <w:top w:type="dxa" w:w="60"/>
+              <w:left w:type="dxa" w:w="100"/>
+              <w:bottom w:type="dxa" w:w="60"/>
+              <w:right w:type="dxa" w:w="100"/>
+            </w:tcMar>
+          </w:tcPr>
+          <w:p>
+            <w:pPr>
+              <w:spacing w:after="40"/>
+              <w:jc w:val="left"/>
+            </w:pPr>
             <w:r>
               <w:rPr>
                 <w:rFonts w:ascii="Calibri" w:cs="Calibri" w:eastAsia="Calibri" w:hAnsi="Calibri"/>
                 <w:b/>
                 <w:bCs/>
-                <w:sz w:val="19"/>
-                <w:szCs w:val="19"/>
+                <w:color w:val="0F6E6A"/>
+                <w:sz w:val="18"/>
+                <w:szCs w:val="18"/>
               </w:rPr>
               <w:t xml:space="preserve">Observación</w:t>
             </w:r>
@@ -3218,32 +3444,35 @@
       </w:tr>
       <w:tr>
         <w:trPr>
+          <w:cantSplit/>
           <w:tblHeader w:val="off"/>
         </w:trPr>
         <w:tc>
           <w:tcPr>
-            <w:tcW w:type="dxa" w:w="3120"/>
-            <w:tcBorders>
-              <w:top w:val="single" w:color="BBBBBB" w:sz="4"/>
-              <w:left w:val="single" w:color="BBBBBB" w:sz="4"/>
-              <w:bottom w:val="single" w:color="BBBBBB" w:sz="4"/>
-              <w:right w:val="single" w:color="BBBBBB" w:sz="4"/>
-            </w:tcBorders>
-            <w:tcMar>
-              <w:top w:type="dxa" w:w="60"/>
-              <w:left w:type="dxa" w:w="100"/>
-              <w:bottom w:type="dxa" w:w="60"/>
-              <w:right w:type="dxa" w:w="100"/>
-            </w:tcMar>
-          </w:tcPr>
-          <w:p>
-            <w:r>
-              <w:rPr>
-                <w:rFonts w:ascii="Calibri" w:cs="Calibri" w:eastAsia="Calibri" w:hAnsi="Calibri"/>
-                <w:b w:val="false"/>
-                <w:bCs w:val="false"/>
-                <w:sz w:val="19"/>
-                <w:szCs w:val="19"/>
+            <w:tcW w:type="dxa" w:w="2016"/>
+            <w:tcBorders>
+              <w:top w:val="single" w:color="C9D6D3" w:sz="4"/>
+              <w:left w:val="single" w:color="C9D6D3" w:sz="4"/>
+              <w:bottom w:val="single" w:color="C9D6D3" w:sz="4"/>
+              <w:right w:val="single" w:color="C9D6D3" w:sz="4"/>
+            </w:tcBorders>
+            <w:tcMar>
+              <w:top w:type="dxa" w:w="60"/>
+              <w:left w:type="dxa" w:w="100"/>
+              <w:bottom w:type="dxa" w:w="60"/>
+              <w:right w:type="dxa" w:w="100"/>
+            </w:tcMar>
+          </w:tcPr>
+          <w:p>
+            <w:pPr>
+              <w:spacing w:after="40"/>
+              <w:jc w:val="left"/>
+            </w:pPr>
+            <w:r>
+              <w:rPr>
+                <w:rFonts w:ascii="Calibri" w:cs="Calibri" w:eastAsia="Calibri" w:hAnsi="Calibri"/>
+                <w:sz w:val="18"/>
+                <w:szCs w:val="18"/>
               </w:rPr>
               <w:t xml:space="preserve">Encargado de privacidad</w:t>
             </w:r>
@@ -3251,28 +3480,30 @@
         </w:tc>
         <w:tc>
           <w:tcPr>
-            <w:tcW w:type="dxa" w:w="3120"/>
-            <w:tcBorders>
-              <w:top w:val="single" w:color="BBBBBB" w:sz="4"/>
-              <w:left w:val="single" w:color="BBBBBB" w:sz="4"/>
-              <w:bottom w:val="single" w:color="BBBBBB" w:sz="4"/>
-              <w:right w:val="single" w:color="BBBBBB" w:sz="4"/>
-            </w:tcBorders>
-            <w:tcMar>
-              <w:top w:type="dxa" w:w="60"/>
-              <w:left w:type="dxa" w:w="100"/>
-              <w:bottom w:type="dxa" w:w="60"/>
-              <w:right w:type="dxa" w:w="100"/>
-            </w:tcMar>
-          </w:tcPr>
-          <w:p>
-            <w:r>
-              <w:rPr>
-                <w:rFonts w:ascii="Calibri" w:cs="Calibri" w:eastAsia="Calibri" w:hAnsi="Calibri"/>
-                <w:b w:val="false"/>
-                <w:bCs w:val="false"/>
-                <w:sz w:val="19"/>
-                <w:szCs w:val="19"/>
+            <w:tcW w:type="dxa" w:w="4410"/>
+            <w:tcBorders>
+              <w:top w:val="single" w:color="C9D6D3" w:sz="4"/>
+              <w:left w:val="single" w:color="C9D6D3" w:sz="4"/>
+              <w:bottom w:val="single" w:color="C9D6D3" w:sz="4"/>
+              <w:right w:val="single" w:color="C9D6D3" w:sz="4"/>
+            </w:tcBorders>
+            <w:tcMar>
+              <w:top w:type="dxa" w:w="60"/>
+              <w:left w:type="dxa" w:w="100"/>
+              <w:bottom w:type="dxa" w:w="60"/>
+              <w:right w:type="dxa" w:w="100"/>
+            </w:tcMar>
+          </w:tcPr>
+          <w:p>
+            <w:pPr>
+              <w:spacing w:after="40"/>
+              <w:jc w:val="left"/>
+            </w:pPr>
+            <w:r>
+              <w:rPr>
+                <w:rFonts w:ascii="Calibri" w:cs="Calibri" w:eastAsia="Calibri" w:hAnsi="Calibri"/>
+                <w:sz w:val="18"/>
+                <w:szCs w:val="18"/>
               </w:rPr>
               <w:t xml:space="preserve">Sí (filtros por operación, resultado, actor, recurso y fechas, paginado)</w:t>
             </w:r>
@@ -3280,28 +3511,30 @@
         </w:tc>
         <w:tc>
           <w:tcPr>
-            <w:tcW w:type="dxa" w:w="3120"/>
-            <w:tcBorders>
-              <w:top w:val="single" w:color="BBBBBB" w:sz="4"/>
-              <w:left w:val="single" w:color="BBBBBB" w:sz="4"/>
-              <w:bottom w:val="single" w:color="BBBBBB" w:sz="4"/>
-              <w:right w:val="single" w:color="BBBBBB" w:sz="4"/>
-            </w:tcBorders>
-            <w:tcMar>
-              <w:top w:type="dxa" w:w="60"/>
-              <w:left w:type="dxa" w:w="100"/>
-              <w:bottom w:type="dxa" w:w="60"/>
-              <w:right w:type="dxa" w:w="100"/>
-            </w:tcMar>
-          </w:tcPr>
-          <w:p>
-            <w:r>
-              <w:rPr>
-                <w:rFonts w:ascii="Calibri" w:cs="Calibri" w:eastAsia="Calibri" w:hAnsi="Calibri"/>
-                <w:b w:val="false"/>
-                <w:bCs w:val="false"/>
-                <w:sz w:val="19"/>
-                <w:szCs w:val="19"/>
+            <w:tcW w:type="dxa" w:w="3654"/>
+            <w:tcBorders>
+              <w:top w:val="single" w:color="C9D6D3" w:sz="4"/>
+              <w:left w:val="single" w:color="C9D6D3" w:sz="4"/>
+              <w:bottom w:val="single" w:color="C9D6D3" w:sz="4"/>
+              <w:right w:val="single" w:color="C9D6D3" w:sz="4"/>
+            </w:tcBorders>
+            <w:tcMar>
+              <w:top w:type="dxa" w:w="60"/>
+              <w:left w:type="dxa" w:w="100"/>
+              <w:bottom w:type="dxa" w:w="60"/>
+              <w:right w:type="dxa" w:w="100"/>
+            </w:tcMar>
+          </w:tcPr>
+          <w:p>
+            <w:pPr>
+              <w:spacing w:after="40"/>
+              <w:jc w:val="left"/>
+            </w:pPr>
+            <w:r>
+              <w:rPr>
+                <w:rFonts w:ascii="Calibri" w:cs="Calibri" w:eastAsia="Calibri" w:hAnsi="Calibri"/>
+                <w:sz w:val="18"/>
+                <w:szCs w:val="18"/>
               </w:rPr>
               <w:t xml:space="preserve">Ve códigos seudónimos y números de cuenta, nunca identidad</w:t>
             </w:r>
@@ -3310,32 +3543,35 @@
       </w:tr>
       <w:tr>
         <w:trPr>
+          <w:cantSplit/>
           <w:tblHeader w:val="off"/>
         </w:trPr>
         <w:tc>
           <w:tcPr>
-            <w:tcW w:type="dxa" w:w="3120"/>
-            <w:tcBorders>
-              <w:top w:val="single" w:color="BBBBBB" w:sz="4"/>
-              <w:left w:val="single" w:color="BBBBBB" w:sz="4"/>
-              <w:bottom w:val="single" w:color="BBBBBB" w:sz="4"/>
-              <w:right w:val="single" w:color="BBBBBB" w:sz="4"/>
-            </w:tcBorders>
-            <w:tcMar>
-              <w:top w:type="dxa" w:w="60"/>
-              <w:left w:type="dxa" w:w="100"/>
-              <w:bottom w:type="dxa" w:w="60"/>
-              <w:right w:type="dxa" w:w="100"/>
-            </w:tcMar>
-          </w:tcPr>
-          <w:p>
-            <w:r>
-              <w:rPr>
-                <w:rFonts w:ascii="Calibri" w:cs="Calibri" w:eastAsia="Calibri" w:hAnsi="Calibri"/>
-                <w:b w:val="false"/>
-                <w:bCs w:val="false"/>
-                <w:sz w:val="19"/>
-                <w:szCs w:val="19"/>
+            <w:tcW w:type="dxa" w:w="2016"/>
+            <w:tcBorders>
+              <w:top w:val="single" w:color="C9D6D3" w:sz="4"/>
+              <w:left w:val="single" w:color="C9D6D3" w:sz="4"/>
+              <w:bottom w:val="single" w:color="C9D6D3" w:sz="4"/>
+              <w:right w:val="single" w:color="C9D6D3" w:sz="4"/>
+            </w:tcBorders>
+            <w:tcMar>
+              <w:top w:type="dxa" w:w="60"/>
+              <w:left w:type="dxa" w:w="100"/>
+              <w:bottom w:type="dxa" w:w="60"/>
+              <w:right w:type="dxa" w:w="100"/>
+            </w:tcMar>
+          </w:tcPr>
+          <w:p>
+            <w:pPr>
+              <w:spacing w:after="40"/>
+              <w:jc w:val="left"/>
+            </w:pPr>
+            <w:r>
+              <w:rPr>
+                <w:rFonts w:ascii="Calibri" w:cs="Calibri" w:eastAsia="Calibri" w:hAnsi="Calibri"/>
+                <w:sz w:val="18"/>
+                <w:szCs w:val="18"/>
               </w:rPr>
               <w:t xml:space="preserve">Administrador del sistema</w:t>
             </w:r>
@@ -3343,28 +3579,30 @@
         </w:tc>
         <w:tc>
           <w:tcPr>
-            <w:tcW w:type="dxa" w:w="3120"/>
-            <w:tcBorders>
-              <w:top w:val="single" w:color="BBBBBB" w:sz="4"/>
-              <w:left w:val="single" w:color="BBBBBB" w:sz="4"/>
-              <w:bottom w:val="single" w:color="BBBBBB" w:sz="4"/>
-              <w:right w:val="single" w:color="BBBBBB" w:sz="4"/>
-            </w:tcBorders>
-            <w:tcMar>
-              <w:top w:type="dxa" w:w="60"/>
-              <w:left w:type="dxa" w:w="100"/>
-              <w:bottom w:type="dxa" w:w="60"/>
-              <w:right w:type="dxa" w:w="100"/>
-            </w:tcMar>
-          </w:tcPr>
-          <w:p>
-            <w:r>
-              <w:rPr>
-                <w:rFonts w:ascii="Calibri" w:cs="Calibri" w:eastAsia="Calibri" w:hAnsi="Calibri"/>
-                <w:b w:val="false"/>
-                <w:bCs w:val="false"/>
-                <w:sz w:val="19"/>
-                <w:szCs w:val="19"/>
+            <w:tcW w:type="dxa" w:w="4410"/>
+            <w:tcBorders>
+              <w:top w:val="single" w:color="C9D6D3" w:sz="4"/>
+              <w:left w:val="single" w:color="C9D6D3" w:sz="4"/>
+              <w:bottom w:val="single" w:color="C9D6D3" w:sz="4"/>
+              <w:right w:val="single" w:color="C9D6D3" w:sz="4"/>
+            </w:tcBorders>
+            <w:tcMar>
+              <w:top w:type="dxa" w:w="60"/>
+              <w:left w:type="dxa" w:w="100"/>
+              <w:bottom w:type="dxa" w:w="60"/>
+              <w:right w:type="dxa" w:w="100"/>
+            </w:tcMar>
+          </w:tcPr>
+          <w:p>
+            <w:pPr>
+              <w:spacing w:after="40"/>
+              <w:jc w:val="left"/>
+            </w:pPr>
+            <w:r>
+              <w:rPr>
+                <w:rFonts w:ascii="Calibri" w:cs="Calibri" w:eastAsia="Calibri" w:hAnsi="Calibri"/>
+                <w:sz w:val="18"/>
+                <w:szCs w:val="18"/>
               </w:rPr>
               <w:t xml:space="preserve">No</w:t>
             </w:r>
@@ -3372,28 +3610,30 @@
         </w:tc>
         <w:tc>
           <w:tcPr>
-            <w:tcW w:type="dxa" w:w="3120"/>
-            <w:tcBorders>
-              <w:top w:val="single" w:color="BBBBBB" w:sz="4"/>
-              <w:left w:val="single" w:color="BBBBBB" w:sz="4"/>
-              <w:bottom w:val="single" w:color="BBBBBB" w:sz="4"/>
-              <w:right w:val="single" w:color="BBBBBB" w:sz="4"/>
-            </w:tcBorders>
-            <w:tcMar>
-              <w:top w:type="dxa" w:w="60"/>
-              <w:left w:type="dxa" w:w="100"/>
-              <w:bottom w:type="dxa" w:w="60"/>
-              <w:right w:type="dxa" w:w="100"/>
-            </w:tcMar>
-          </w:tcPr>
-          <w:p>
-            <w:r>
-              <w:rPr>
-                <w:rFonts w:ascii="Calibri" w:cs="Calibri" w:eastAsia="Calibri" w:hAnsi="Calibri"/>
-                <w:b w:val="false"/>
-                <w:bCs w:val="false"/>
-                <w:sz w:val="19"/>
-                <w:szCs w:val="19"/>
+            <w:tcW w:type="dxa" w:w="3654"/>
+            <w:tcBorders>
+              <w:top w:val="single" w:color="C9D6D3" w:sz="4"/>
+              <w:left w:val="single" w:color="C9D6D3" w:sz="4"/>
+              <w:bottom w:val="single" w:color="C9D6D3" w:sz="4"/>
+              <w:right w:val="single" w:color="C9D6D3" w:sz="4"/>
+            </w:tcBorders>
+            <w:tcMar>
+              <w:top w:type="dxa" w:w="60"/>
+              <w:left w:type="dxa" w:w="100"/>
+              <w:bottom w:type="dxa" w:w="60"/>
+              <w:right w:type="dxa" w:w="100"/>
+            </w:tcMar>
+          </w:tcPr>
+          <w:p>
+            <w:pPr>
+              <w:spacing w:after="40"/>
+              <w:jc w:val="left"/>
+            </w:pPr>
+            <w:r>
+              <w:rPr>
+                <w:rFonts w:ascii="Calibri" w:cs="Calibri" w:eastAsia="Calibri" w:hAnsi="Calibri"/>
+                <w:sz w:val="18"/>
+                <w:szCs w:val="18"/>
               </w:rPr>
               <w:t xml:space="preserve">Gestiona alertas y contención, pero no lee el registro</w:t>
             </w:r>
@@ -3402,32 +3642,35 @@
       </w:tr>
       <w:tr>
         <w:trPr>
+          <w:cantSplit/>
           <w:tblHeader w:val="off"/>
         </w:trPr>
         <w:tc>
           <w:tcPr>
-            <w:tcW w:type="dxa" w:w="3120"/>
-            <w:tcBorders>
-              <w:top w:val="single" w:color="BBBBBB" w:sz="4"/>
-              <w:left w:val="single" w:color="BBBBBB" w:sz="4"/>
-              <w:bottom w:val="single" w:color="BBBBBB" w:sz="4"/>
-              <w:right w:val="single" w:color="BBBBBB" w:sz="4"/>
-            </w:tcBorders>
-            <w:tcMar>
-              <w:top w:type="dxa" w:w="60"/>
-              <w:left w:type="dxa" w:w="100"/>
-              <w:bottom w:type="dxa" w:w="60"/>
-              <w:right w:type="dxa" w:w="100"/>
-            </w:tcMar>
-          </w:tcPr>
-          <w:p>
-            <w:r>
-              <w:rPr>
-                <w:rFonts w:ascii="Calibri" w:cs="Calibri" w:eastAsia="Calibri" w:hAnsi="Calibri"/>
-                <w:b w:val="false"/>
-                <w:bCs w:val="false"/>
-                <w:sz w:val="19"/>
-                <w:szCs w:val="19"/>
+            <w:tcW w:type="dxa" w:w="2016"/>
+            <w:tcBorders>
+              <w:top w:val="single" w:color="C9D6D3" w:sz="4"/>
+              <w:left w:val="single" w:color="C9D6D3" w:sz="4"/>
+              <w:bottom w:val="single" w:color="C9D6D3" w:sz="4"/>
+              <w:right w:val="single" w:color="C9D6D3" w:sz="4"/>
+            </w:tcBorders>
+            <w:tcMar>
+              <w:top w:type="dxa" w:w="60"/>
+              <w:left w:type="dxa" w:w="100"/>
+              <w:bottom w:type="dxa" w:w="60"/>
+              <w:right w:type="dxa" w:w="100"/>
+            </w:tcMar>
+          </w:tcPr>
+          <w:p>
+            <w:pPr>
+              <w:spacing w:after="40"/>
+              <w:jc w:val="left"/>
+            </w:pPr>
+            <w:r>
+              <w:rPr>
+                <w:rFonts w:ascii="Calibri" w:cs="Calibri" w:eastAsia="Calibri" w:hAnsi="Calibri"/>
+                <w:sz w:val="18"/>
+                <w:szCs w:val="18"/>
               </w:rPr>
               <w:t xml:space="preserve">Médico, administrativo, paciente</w:t>
             </w:r>
@@ -3435,28 +3678,30 @@
         </w:tc>
         <w:tc>
           <w:tcPr>
-            <w:tcW w:type="dxa" w:w="3120"/>
-            <w:tcBorders>
-              <w:top w:val="single" w:color="BBBBBB" w:sz="4"/>
-              <w:left w:val="single" w:color="BBBBBB" w:sz="4"/>
-              <w:bottom w:val="single" w:color="BBBBBB" w:sz="4"/>
-              <w:right w:val="single" w:color="BBBBBB" w:sz="4"/>
-            </w:tcBorders>
-            <w:tcMar>
-              <w:top w:type="dxa" w:w="60"/>
-              <w:left w:type="dxa" w:w="100"/>
-              <w:bottom w:type="dxa" w:w="60"/>
-              <w:right w:type="dxa" w:w="100"/>
-            </w:tcMar>
-          </w:tcPr>
-          <w:p>
-            <w:r>
-              <w:rPr>
-                <w:rFonts w:ascii="Calibri" w:cs="Calibri" w:eastAsia="Calibri" w:hAnsi="Calibri"/>
-                <w:b w:val="false"/>
-                <w:bCs w:val="false"/>
-                <w:sz w:val="19"/>
-                <w:szCs w:val="19"/>
+            <w:tcW w:type="dxa" w:w="4410"/>
+            <w:tcBorders>
+              <w:top w:val="single" w:color="C9D6D3" w:sz="4"/>
+              <w:left w:val="single" w:color="C9D6D3" w:sz="4"/>
+              <w:bottom w:val="single" w:color="C9D6D3" w:sz="4"/>
+              <w:right w:val="single" w:color="C9D6D3" w:sz="4"/>
+            </w:tcBorders>
+            <w:tcMar>
+              <w:top w:type="dxa" w:w="60"/>
+              <w:left w:type="dxa" w:w="100"/>
+              <w:bottom w:type="dxa" w:w="60"/>
+              <w:right w:type="dxa" w:w="100"/>
+            </w:tcMar>
+          </w:tcPr>
+          <w:p>
+            <w:pPr>
+              <w:spacing w:after="40"/>
+              <w:jc w:val="left"/>
+            </w:pPr>
+            <w:r>
+              <w:rPr>
+                <w:rFonts w:ascii="Calibri" w:cs="Calibri" w:eastAsia="Calibri" w:hAnsi="Calibri"/>
+                <w:sz w:val="18"/>
+                <w:szCs w:val="18"/>
               </w:rPr>
               <w:t xml:space="preserve">No</w:t>
             </w:r>
@@ -3464,28 +3709,30 @@
         </w:tc>
         <w:tc>
           <w:tcPr>
-            <w:tcW w:type="dxa" w:w="3120"/>
-            <w:tcBorders>
-              <w:top w:val="single" w:color="BBBBBB" w:sz="4"/>
-              <w:left w:val="single" w:color="BBBBBB" w:sz="4"/>
-              <w:bottom w:val="single" w:color="BBBBBB" w:sz="4"/>
-              <w:right w:val="single" w:color="BBBBBB" w:sz="4"/>
-            </w:tcBorders>
-            <w:tcMar>
-              <w:top w:type="dxa" w:w="60"/>
-              <w:left w:type="dxa" w:w="100"/>
-              <w:bottom w:type="dxa" w:w="60"/>
-              <w:right w:type="dxa" w:w="100"/>
-            </w:tcMar>
-          </w:tcPr>
-          <w:p>
-            <w:r>
-              <w:rPr>
-                <w:rFonts w:ascii="Calibri" w:cs="Calibri" w:eastAsia="Calibri" w:hAnsi="Calibri"/>
-                <w:b w:val="false"/>
-                <w:bCs w:val="false"/>
-                <w:sz w:val="19"/>
-                <w:szCs w:val="19"/>
+            <w:tcW w:type="dxa" w:w="3654"/>
+            <w:tcBorders>
+              <w:top w:val="single" w:color="C9D6D3" w:sz="4"/>
+              <w:left w:val="single" w:color="C9D6D3" w:sz="4"/>
+              <w:bottom w:val="single" w:color="C9D6D3" w:sz="4"/>
+              <w:right w:val="single" w:color="C9D6D3" w:sz="4"/>
+            </w:tcBorders>
+            <w:tcMar>
+              <w:top w:type="dxa" w:w="60"/>
+              <w:left w:type="dxa" w:w="100"/>
+              <w:bottom w:type="dxa" w:w="60"/>
+              <w:right w:type="dxa" w:w="100"/>
+            </w:tcMar>
+          </w:tcPr>
+          <w:p>
+            <w:pPr>
+              <w:spacing w:after="40"/>
+              <w:jc w:val="left"/>
+            </w:pPr>
+            <w:r>
+              <w:rPr>
+                <w:rFonts w:ascii="Calibri" w:cs="Calibri" w:eastAsia="Calibri" w:hAnsi="Calibri"/>
+                <w:sz w:val="18"/>
+                <w:szCs w:val="18"/>
               </w:rPr>
               <w:t xml:space="preserve">Reciben 403 y el intento se registra</w:t>
             </w:r>
@@ -3493,16 +3740,18 @@
         </w:tc>
       </w:tr>
     </w:tbl>
-    <w:p/>
     <w:p>
       <w:pPr>
         <w:spacing w:after="120"/>
       </w:pPr>
-      <w:r>
-        <w:rPr>
-          <w:rFonts w:ascii="Calibri" w:cs="Calibri" w:eastAsia="Calibri" w:hAnsi="Calibri"/>
-          <w:sz w:val="22"/>
-          <w:szCs w:val="22"/>
+    </w:p>
+    <w:p>
+      <w:pPr>
+        <w:spacing w:after="120" w:line="276"/>
+      </w:pPr>
+      <w:r>
+        <w:rPr>
+          <w:rFonts w:ascii="Calibri" w:cs="Calibri" w:eastAsia="Calibri" w:hAnsi="Calibri"/>
         </w:rPr>
         <w:t xml:space="preserve">Para investigar una alerta, el Encargado puede generar un </w:t>
       </w:r>
@@ -3511,23 +3760,19 @@
           <w:rFonts w:ascii="Calibri" w:cs="Calibri" w:eastAsia="Calibri" w:hAnsi="Calibri"/>
           <w:b/>
           <w:bCs/>
-          <w:sz w:val="22"/>
-          <w:szCs w:val="22"/>
         </w:rPr>
         <w:t xml:space="preserve">paquete de evidencia</w:t>
       </w:r>
       <w:r>
         <w:rPr>
           <w:rFonts w:ascii="Calibri" w:cs="Calibri" w:eastAsia="Calibri" w:hAnsi="Calibri"/>
-          <w:sz w:val="22"/>
-          <w:szCs w:val="22"/>
         </w:rPr>
         <w:t xml:space="preserve"> (JSON con los eventos del caso) con su huella SHA-256, que queda anotada en la alerta; esa huella es la que exige el plan de incidentes antes de dar por contenido un caso.</w:t>
       </w:r>
     </w:p>
     <w:p>
       <w:pPr>
-        <w:pStyle w:val="Heading2"/>
+        <w:pStyle w:val="Heading1"/>
       </w:pPr>
       <w:r>
         <w:rPr>
@@ -3543,38 +3788,35 @@
           <w:ilvl w:val="0"/>
           <w:numId w:val="2"/>
         </w:numPr>
+        <w:spacing w:after="60" w:line="264"/>
       </w:pPr>
       <w:r>
         <w:rPr>
           <w:rFonts w:ascii="Calibri" w:cs="Calibri" w:eastAsia="Calibri" w:hAnsi="Calibri"/>
           <w:b/>
           <w:bCs/>
-          <w:sz w:val="22"/>
-          <w:szCs w:val="22"/>
         </w:rPr>
         <w:t xml:space="preserve">Plazo:</w:t>
       </w:r>
       <w:r>
         <w:rPr>
           <w:rFonts w:ascii="Calibri" w:cs="Calibri" w:eastAsia="Calibri" w:hAnsi="Calibri"/>
-          <w:sz w:val="22"/>
-          <w:szCs w:val="22"/>
         </w:rPr>
         <w:t xml:space="preserve"> 24 meses (</w:t>
       </w:r>
       <w:r>
         <w:rPr>
           <w:rFonts w:ascii="Consolas" w:cs="Consolas" w:eastAsia="Consolas" w:hAnsi="Consolas"/>
-          <w:sz w:val="22"/>
-          <w:szCs w:val="22"/>
+          <w:b w:val="false"/>
+          <w:bCs w:val="false"/>
+          <w:sz w:val="19"/>
+          <w:szCs w:val="19"/>
         </w:rPr>
         <w:t xml:space="preserve">AUDITORIA_RETENCION_MESES</w:t>
       </w:r>
       <w:r>
         <w:rPr>
           <w:rFonts w:ascii="Calibri" w:cs="Calibri" w:eastAsia="Calibri" w:hAnsi="Calibri"/>
-          <w:sz w:val="22"/>
-          <w:szCs w:val="22"/>
         </w:rPr>
         <w:t xml:space="preserve">). Justificación: cubre un ciclo completo de reclamos, fiscalización y revisión anual, sin conservar indefinidamente un registro de uso de datos personales. La base de datos impone ese mínimo con el trigger; el plazo no es modificable desde la aplicación sin cambiar la migración.</w:t>
       </w:r>
@@ -3586,38 +3828,35 @@
           <w:ilvl w:val="0"/>
           <w:numId w:val="2"/>
         </w:numPr>
+        <w:spacing w:after="60" w:line="264"/>
       </w:pPr>
       <w:r>
         <w:rPr>
           <w:rFonts w:ascii="Calibri" w:cs="Calibri" w:eastAsia="Calibri" w:hAnsi="Calibri"/>
           <w:b/>
           <w:bCs/>
-          <w:sz w:val="22"/>
-          <w:szCs w:val="22"/>
         </w:rPr>
         <w:t xml:space="preserve">Cómo se elimina:</w:t>
       </w:r>
       <w:r>
         <w:rPr>
           <w:rFonts w:ascii="Calibri" w:cs="Calibri" w:eastAsia="Calibri" w:hAnsi="Calibri"/>
-          <w:sz w:val="22"/>
-          <w:szCs w:val="22"/>
         </w:rPr>
         <w:t xml:space="preserve"> con </w:t>
       </w:r>
       <w:r>
         <w:rPr>
           <w:rFonts w:ascii="Consolas" w:cs="Consolas" w:eastAsia="Consolas" w:hAnsi="Consolas"/>
-          <w:sz w:val="22"/>
-          <w:szCs w:val="22"/>
+          <w:b w:val="false"/>
+          <w:bCs w:val="false"/>
+          <w:sz w:val="19"/>
+          <w:szCs w:val="19"/>
         </w:rPr>
         <w:t xml:space="preserve">purgar_auditoria</w:t>
       </w:r>
       <w:r>
         <w:rPr>
           <w:rFonts w:ascii="Calibri" w:cs="Calibri" w:eastAsia="Calibri" w:hAnsi="Calibri"/>
-          <w:sz w:val="22"/>
-          <w:szCs w:val="22"/>
         </w:rPr>
         <w:t xml:space="preserve">, en bloque desde el evento más antiguo, dentro de una transacción que crea el punto de control antes de borrar. No hay borrado selectivo (no se puede eliminar un solo evento incómodo).</w:t>
       </w:r>
@@ -3629,38 +3868,35 @@
           <w:ilvl w:val="0"/>
           <w:numId w:val="2"/>
         </w:numPr>
+        <w:spacing w:after="60" w:line="264"/>
       </w:pPr>
       <w:r>
         <w:rPr>
           <w:rFonts w:ascii="Calibri" w:cs="Calibri" w:eastAsia="Calibri" w:hAnsi="Calibri"/>
           <w:b/>
           <w:bCs/>
-          <w:sz w:val="22"/>
-          <w:szCs w:val="22"/>
         </w:rPr>
         <w:t xml:space="preserve">Segura:</w:t>
       </w:r>
       <w:r>
         <w:rPr>
           <w:rFonts w:ascii="Calibri" w:cs="Calibri" w:eastAsia="Calibri" w:hAnsi="Calibri"/>
-          <w:sz w:val="22"/>
-          <w:szCs w:val="22"/>
         </w:rPr>
         <w:t xml:space="preserve"> en una base SQLite o PostgreSQL el </w:t>
       </w:r>
       <w:r>
         <w:rPr>
           <w:rFonts w:ascii="Consolas" w:cs="Consolas" w:eastAsia="Consolas" w:hAnsi="Consolas"/>
-          <w:sz w:val="22"/>
-          <w:szCs w:val="22"/>
+          <w:b w:val="false"/>
+          <w:bCs w:val="false"/>
+          <w:sz w:val="19"/>
+          <w:szCs w:val="19"/>
         </w:rPr>
         <w:t xml:space="preserve">DELETE</w:t>
       </w:r>
       <w:r>
         <w:rPr>
           <w:rFonts w:ascii="Calibri" w:cs="Calibri" w:eastAsia="Calibri" w:hAnsi="Calibri"/>
-          <w:sz w:val="22"/>
-          <w:szCs w:val="22"/>
         </w:rPr>
         <w:t xml:space="preserve"> no sobrescribe físicamente los datos. La eliminación segura real depende del cifrado del disco y de la política de respaldos del servidor. Como el contenido ya es seudónimo y sin datos clínicos, el riesgo residual es bajo, pero no es cero.</w:t>
       </w:r>
@@ -3672,19 +3908,18 @@
           <w:ilvl w:val="0"/>
           <w:numId w:val="2"/>
         </w:numPr>
-      </w:pPr>
-      <w:r>
-        <w:rPr>
-          <w:rFonts w:ascii="Calibri" w:cs="Calibri" w:eastAsia="Calibri" w:hAnsi="Calibri"/>
-          <w:sz w:val="22"/>
-          <w:szCs w:val="22"/>
+        <w:spacing w:after="60" w:line="264"/>
+      </w:pPr>
+      <w:r>
+        <w:rPr>
+          <w:rFonts w:ascii="Calibri" w:cs="Calibri" w:eastAsia="Calibri" w:hAnsi="Calibri"/>
         </w:rPr>
         <w:t xml:space="preserve">Los respaldos que contengan eventos vencidos deben destruirse bajo el mismo plazo; esto es un procedimiento operativo, no código.</w:t>
       </w:r>
     </w:p>
     <w:p>
       <w:pPr>
-        <w:pStyle w:val="Heading2"/>
+        <w:pStyle w:val="Heading1"/>
       </w:pPr>
       <w:r>
         <w:rPr>
@@ -3700,22 +3935,19 @@
           <w:ilvl w:val="0"/>
           <w:numId w:val="2"/>
         </w:numPr>
+        <w:spacing w:after="60" w:line="264"/>
       </w:pPr>
       <w:r>
         <w:rPr>
           <w:rFonts w:ascii="Calibri" w:cs="Calibri" w:eastAsia="Calibri" w:hAnsi="Calibri"/>
           <w:b/>
           <w:bCs/>
-          <w:sz w:val="22"/>
-          <w:szCs w:val="22"/>
         </w:rPr>
         <w:t xml:space="preserve">Hash encadenado en vez de solo permisos:</w:t>
       </w:r>
       <w:r>
         <w:rPr>
           <w:rFonts w:ascii="Calibri" w:cs="Calibri" w:eastAsia="Calibri" w:hAnsi="Calibri"/>
-          <w:sz w:val="22"/>
-          <w:szCs w:val="22"/>
         </w:rPr>
         <w:t xml:space="preserve"> los permisos protegen contra personal sin acceso a la base, pero no contra un administrador con acceso total; la cadena vuelve evidente la alteración.</w:t>
       </w:r>
@@ -3727,22 +3959,19 @@
           <w:ilvl w:val="0"/>
           <w:numId w:val="2"/>
         </w:numPr>
+        <w:spacing w:after="60" w:line="264"/>
       </w:pPr>
       <w:r>
         <w:rPr>
           <w:rFonts w:ascii="Calibri" w:cs="Calibri" w:eastAsia="Calibri" w:hAnsi="Calibri"/>
           <w:b/>
           <w:bCs/>
-          <w:sz w:val="22"/>
-          <w:szCs w:val="22"/>
         </w:rPr>
         <w:t xml:space="preserve">Llave separada:</w:t>
       </w:r>
       <w:r>
         <w:rPr>
           <w:rFonts w:ascii="Calibri" w:cs="Calibri" w:eastAsia="Calibri" w:hAnsi="Calibri"/>
-          <w:sz w:val="22"/>
-          <w:szCs w:val="22"/>
         </w:rPr>
         <w:t xml:space="preserve"> si se filtra la llave de cifrado de fichas no se debe poder falsificar la auditoría, ni al revés.</w:t>
       </w:r>
@@ -3754,22 +3983,19 @@
           <w:ilvl w:val="0"/>
           <w:numId w:val="2"/>
         </w:numPr>
+        <w:spacing w:after="60" w:line="264"/>
       </w:pPr>
       <w:r>
         <w:rPr>
           <w:rFonts w:ascii="Calibri" w:cs="Calibri" w:eastAsia="Calibri" w:hAnsi="Calibri"/>
           <w:b/>
           <w:bCs/>
-          <w:sz w:val="22"/>
-          <w:szCs w:val="22"/>
         </w:rPr>
         <w:t xml:space="preserve">Lista blanca de claves del detalle:</w:t>
       </w:r>
       <w:r>
         <w:rPr>
           <w:rFonts w:ascii="Calibri" w:cs="Calibri" w:eastAsia="Calibri" w:hAnsi="Calibri"/>
-          <w:sz w:val="22"/>
-          <w:szCs w:val="22"/>
         </w:rPr>
         <w:t xml:space="preserve"> en un registro que dura años, es más seguro prohibir todo y permitir lo mínimo que bloquear lo peligroso.</w:t>
       </w:r>
@@ -3781,22 +4007,19 @@
           <w:ilvl w:val="0"/>
           <w:numId w:val="2"/>
         </w:numPr>
+        <w:spacing w:after="60" w:line="264"/>
       </w:pPr>
       <w:r>
         <w:rPr>
           <w:rFonts w:ascii="Calibri" w:cs="Calibri" w:eastAsia="Calibri" w:hAnsi="Calibri"/>
           <w:b/>
           <w:bCs/>
-          <w:sz w:val="22"/>
-          <w:szCs w:val="22"/>
         </w:rPr>
         <w:t xml:space="preserve">Auditar la lectura de la auditoría:</w:t>
       </w:r>
       <w:r>
         <w:rPr>
           <w:rFonts w:ascii="Calibri" w:cs="Calibri" w:eastAsia="Calibri" w:hAnsi="Calibri"/>
-          <w:sz w:val="22"/>
-          <w:szCs w:val="22"/>
         </w:rPr>
         <w:t xml:space="preserve"> el control se aplica también a quien controla.</w:t>
       </w:r>
@@ -3808,29 +4031,26 @@
           <w:ilvl w:val="0"/>
           <w:numId w:val="2"/>
         </w:numPr>
+        <w:spacing w:after="60" w:line="264"/>
       </w:pPr>
       <w:r>
         <w:rPr>
           <w:rFonts w:ascii="Calibri" w:cs="Calibri" w:eastAsia="Calibri" w:hAnsi="Calibri"/>
           <w:b/>
           <w:bCs/>
-          <w:sz w:val="22"/>
-          <w:szCs w:val="22"/>
         </w:rPr>
         <w:t xml:space="preserve">Separar al Encargado del administrador:</w:t>
       </w:r>
       <w:r>
         <w:rPr>
           <w:rFonts w:ascii="Calibri" w:cs="Calibri" w:eastAsia="Calibri" w:hAnsi="Calibri"/>
-          <w:sz w:val="22"/>
-          <w:szCs w:val="22"/>
         </w:rPr>
         <w:t xml:space="preserve"> quien opera la infraestructura no es quien vigila su uso de los datos.</w:t>
       </w:r>
     </w:p>
     <w:p>
       <w:pPr>
-        <w:pStyle w:val="Heading2"/>
+        <w:pStyle w:val="Heading1"/>
       </w:pPr>
       <w:r>
         <w:rPr>
@@ -3841,94 +4061,88 @@
     </w:p>
     <w:p>
       <w:pPr>
-        <w:spacing w:after="120"/>
-      </w:pPr>
-      <w:r>
-        <w:rPr>
-          <w:rFonts w:ascii="Calibri" w:cs="Calibri" w:eastAsia="Calibri" w:hAnsi="Calibri"/>
-          <w:sz w:val="22"/>
-          <w:szCs w:val="22"/>
+        <w:spacing w:after="120" w:line="276"/>
+      </w:pPr>
+      <w:r>
+        <w:rPr>
+          <w:rFonts w:ascii="Calibri" w:cs="Calibri" w:eastAsia="Calibri" w:hAnsi="Calibri"/>
         </w:rPr>
         <w:t xml:space="preserve">Pruebas en </w:t>
       </w:r>
       <w:r>
         <w:rPr>
           <w:rFonts w:ascii="Consolas" w:cs="Consolas" w:eastAsia="Consolas" w:hAnsi="Consolas"/>
-          <w:sz w:val="22"/>
-          <w:szCs w:val="22"/>
+          <w:b w:val="false"/>
+          <w:bCs w:val="false"/>
+          <w:sz w:val="19"/>
+          <w:szCs w:val="19"/>
         </w:rPr>
         <w:t xml:space="preserve">tests/integracion/test_auditoria.py</w:t>
       </w:r>
       <w:r>
         <w:rPr>
           <w:rFonts w:ascii="Calibri" w:cs="Calibri" w:eastAsia="Calibri" w:hAnsi="Calibri"/>
-          <w:sz w:val="22"/>
-          <w:szCs w:val="22"/>
         </w:rPr>
         <w:t xml:space="preserve"> (40 pruebas) y </w:t>
       </w:r>
       <w:r>
         <w:rPr>
           <w:rFonts w:ascii="Consolas" w:cs="Consolas" w:eastAsia="Consolas" w:hAnsi="Consolas"/>
-          <w:sz w:val="22"/>
-          <w:szCs w:val="22"/>
+          <w:b w:val="false"/>
+          <w:bCs w:val="false"/>
+          <w:sz w:val="19"/>
+          <w:szCs w:val="19"/>
         </w:rPr>
         <w:t xml:space="preserve">test_alertas_contencion.py</w:t>
       </w:r>
       <w:r>
         <w:rPr>
           <w:rFonts w:ascii="Calibri" w:cs="Calibri" w:eastAsia="Calibri" w:hAnsi="Calibri"/>
-          <w:sz w:val="22"/>
-          <w:szCs w:val="22"/>
         </w:rPr>
         <w:t xml:space="preserve"> (37), entre ellas: cada campo del evento está cubierto por el hash (una prueba altera cada columna por SQL directo y exige que la verificación falle); alterar o borrar un evento del medio rompe la cadena; un evento falsificado sin llave no pasa; los triggers rechazan modificar y borrar con SQL directo; la purga respeta el mínimo, deja punto de control y la cadena sigue verificando; el detalle descarta claves no permitidas, claves con nombres de secretos y datos personales enmascarados; solo el Encargado lee y cada lectura se audita; las denegaciones se registran.</w:t>
       </w:r>
     </w:p>
     <w:p>
       <w:pPr>
-        <w:spacing w:after="120"/>
-      </w:pPr>
-      <w:r>
-        <w:rPr>
-          <w:rFonts w:ascii="Calibri" w:cs="Calibri" w:eastAsia="Calibri" w:hAnsi="Calibri"/>
-          <w:sz w:val="22"/>
-          <w:szCs w:val="22"/>
+        <w:spacing w:after="120" w:line="276"/>
+      </w:pPr>
+      <w:r>
+        <w:rPr>
+          <w:rFonts w:ascii="Calibri" w:cs="Calibri" w:eastAsia="Calibri" w:hAnsi="Calibri"/>
         </w:rPr>
         <w:t xml:space="preserve">Durante esta entrega esa prueba por columna detectó un defecto real que las demás no veían: un comentario mal ubicado había dejado el campo </w:t>
       </w:r>
       <w:r>
         <w:rPr>
           <w:rFonts w:ascii="Consolas" w:cs="Consolas" w:eastAsia="Consolas" w:hAnsi="Consolas"/>
-          <w:sz w:val="22"/>
-          <w:szCs w:val="22"/>
+          <w:b w:val="false"/>
+          <w:bCs w:val="false"/>
+          <w:sz w:val="19"/>
+          <w:szCs w:val="19"/>
         </w:rPr>
         <w:t xml:space="preserve">actor_id</w:t>
       </w:r>
       <w:r>
         <w:rPr>
           <w:rFonts w:ascii="Calibri" w:cs="Calibri" w:eastAsia="Calibri" w:hAnsi="Calibri"/>
-          <w:sz w:val="22"/>
-          <w:szCs w:val="22"/>
         </w:rPr>
         <w:t xml:space="preserve"> fuera del cálculo del hash, de modo que cambiar quién hizo una acción no rompía la cadena. Se corrigió y quedó cubierto por la prueba.</w:t>
       </w:r>
     </w:p>
     <w:p>
       <w:pPr>
-        <w:spacing w:after="120"/>
-      </w:pPr>
-      <w:r>
-        <w:rPr>
-          <w:rFonts w:ascii="Calibri" w:cs="Calibri" w:eastAsia="Calibri" w:hAnsi="Calibri"/>
-          <w:sz w:val="22"/>
-          <w:szCs w:val="22"/>
+        <w:spacing w:after="120" w:line="276"/>
+      </w:pPr>
+      <w:r>
+        <w:rPr>
+          <w:rFonts w:ascii="Calibri" w:cs="Calibri" w:eastAsia="Calibri" w:hAnsi="Calibri"/>
         </w:rPr>
         <w:t xml:space="preserve">Ejemplos de eventos reales: documento 05, sección 3.</w:t>
       </w:r>
     </w:p>
     <w:p>
       <w:pPr>
-        <w:pStyle w:val="Heading2"/>
+        <w:pStyle w:val="Heading1"/>
       </w:pPr>
       <w:r>
         <w:rPr>
@@ -3944,12 +4158,11 @@
           <w:ilvl w:val="0"/>
           <w:numId w:val="2"/>
         </w:numPr>
-      </w:pPr>
-      <w:r>
-        <w:rPr>
-          <w:rFonts w:ascii="Calibri" w:cs="Calibri" w:eastAsia="Calibri" w:hAnsi="Calibri"/>
-          <w:sz w:val="22"/>
-          <w:szCs w:val="22"/>
+        <w:spacing w:after="60" w:line="264"/>
+      </w:pPr>
+      <w:r>
+        <w:rPr>
+          <w:rFonts w:ascii="Calibri" w:cs="Calibri" w:eastAsia="Calibri" w:hAnsi="Calibri"/>
         </w:rPr>
         <w:t xml:space="preserve">Quien tenga a la vez acceso de escritura a la base </w:t>
       </w:r>
@@ -3958,32 +4171,28 @@
           <w:rFonts w:ascii="Calibri" w:cs="Calibri" w:eastAsia="Calibri" w:hAnsi="Calibri"/>
           <w:b/>
           <w:bCs/>
-          <w:sz w:val="22"/>
-          <w:szCs w:val="22"/>
         </w:rPr>
         <w:t xml:space="preserve">y</w:t>
       </w:r>
       <w:r>
         <w:rPr>
           <w:rFonts w:ascii="Calibri" w:cs="Calibri" w:eastAsia="Calibri" w:hAnsi="Calibri"/>
-          <w:sz w:val="22"/>
-          <w:szCs w:val="22"/>
         </w:rPr>
         <w:t xml:space="preserve"> la llave </w:t>
       </w:r>
       <w:r>
         <w:rPr>
           <w:rFonts w:ascii="Consolas" w:cs="Consolas" w:eastAsia="Consolas" w:hAnsi="Consolas"/>
-          <w:sz w:val="22"/>
-          <w:szCs w:val="22"/>
+          <w:b w:val="false"/>
+          <w:bCs w:val="false"/>
+          <w:sz w:val="19"/>
+          <w:szCs w:val="19"/>
         </w:rPr>
         <w:t xml:space="preserve">CLAVE_AUDITORIA</w:t>
       </w:r>
       <w:r>
         <w:rPr>
           <w:rFonts w:ascii="Calibri" w:cs="Calibri" w:eastAsia="Calibri" w:hAnsi="Calibri"/>
-          <w:sz w:val="22"/>
-          <w:szCs w:val="22"/>
         </w:rPr>
         <w:t xml:space="preserve"> podría recalcular toda la cadena. Mitigaciones no implementadas: anclar periódicamente el último hash fuera del servidor (correo al Encargado, papel, sellado de tiempo externo) y guardar la llave en un gestor de secretos separado.</w:t>
       </w:r>
@@ -3995,12 +4204,11 @@
           <w:ilvl w:val="0"/>
           <w:numId w:val="2"/>
         </w:numPr>
-      </w:pPr>
-      <w:r>
-        <w:rPr>
-          <w:rFonts w:ascii="Calibri" w:cs="Calibri" w:eastAsia="Calibri" w:hAnsi="Calibri"/>
-          <w:sz w:val="22"/>
-          <w:szCs w:val="22"/>
+        <w:spacing w:after="60" w:line="264"/>
+      </w:pPr>
+      <w:r>
+        <w:rPr>
+          <w:rFonts w:ascii="Calibri" w:cs="Calibri" w:eastAsia="Calibri" w:hAnsi="Calibri"/>
         </w:rPr>
         <w:t xml:space="preserve">La hora es la del servidor; un reloj manipulado afectaría las fechas.</w:t>
       </w:r>
@@ -4012,12 +4220,11 @@
           <w:ilvl w:val="0"/>
           <w:numId w:val="2"/>
         </w:numPr>
-      </w:pPr>
-      <w:r>
-        <w:rPr>
-          <w:rFonts w:ascii="Calibri" w:cs="Calibri" w:eastAsia="Calibri" w:hAnsi="Calibri"/>
-          <w:sz w:val="22"/>
-          <w:szCs w:val="22"/>
+        <w:spacing w:after="60" w:line="264"/>
+      </w:pPr>
+      <w:r>
+        <w:rPr>
+          <w:rFonts w:ascii="Calibri" w:cs="Calibri" w:eastAsia="Calibri" w:hAnsi="Calibri"/>
         </w:rPr>
         <w:t xml:space="preserve">Triggers probados solo en SQLite; la variante de PostgreSQL requiere pruebas antes de producción.</w:t>
       </w:r>
@@ -4029,12 +4236,11 @@
           <w:ilvl w:val="0"/>
           <w:numId w:val="2"/>
         </w:numPr>
-      </w:pPr>
-      <w:r>
-        <w:rPr>
-          <w:rFonts w:ascii="Calibri" w:cs="Calibri" w:eastAsia="Calibri" w:hAnsi="Calibri"/>
-          <w:sz w:val="22"/>
-          <w:szCs w:val="22"/>
+        <w:spacing w:after="60" w:line="264"/>
+      </w:pPr>
+      <w:r>
+        <w:rPr>
+          <w:rFonts w:ascii="Calibri" w:cs="Calibri" w:eastAsia="Calibri" w:hAnsi="Calibri"/>
         </w:rPr>
         <w:t xml:space="preserve">La verificación recorre toda la cadena; con años de eventos conviene verificar por tramos o programarla fuera de horario.</w:t>
       </w:r>
@@ -4046,20 +4252,20 @@
           <w:ilvl w:val="0"/>
           <w:numId w:val="2"/>
         </w:numPr>
-      </w:pPr>
-      <w:r>
-        <w:rPr>
-          <w:rFonts w:ascii="Calibri" w:cs="Calibri" w:eastAsia="Calibri" w:hAnsi="Calibri"/>
-          <w:sz w:val="22"/>
-          <w:szCs w:val="22"/>
+        <w:spacing w:after="60" w:line="264"/>
+      </w:pPr>
+      <w:r>
+        <w:rPr>
+          <w:rFonts w:ascii="Calibri" w:cs="Calibri" w:eastAsia="Calibri" w:hAnsi="Calibri"/>
         </w:rPr>
         <w:t xml:space="preserve">El registro es "fail-open": un fallo al escribir no detiene la operación y puede dejar un hueco registrado solo en el log técnico.</w:t>
       </w:r>
     </w:p>
     <w:sectPr>
-      <w:footerReference w:type="default" r:id="rId6"/>
+      <w:headerReference w:type="default" r:id="rId6"/>
+      <w:footerReference w:type="default" r:id="rId7"/>
       <w:pgSz w:w="12240" w:h="15840" w:orient="portrait"/>
-      <w:pgMar w:top="1300" w:right="1440" w:bottom="1300" w:left="1440" w:header="708" w:footer="708" w:gutter="0"/>
+      <w:pgMar w:top="1080" w:right="1080" w:bottom="1080" w:left="1080" w:header="708" w:footer="708" w:gutter="0"/>
       <w:pgNumType/>
       <w:docGrid w:linePitch="360"/>
     </w:sectPr>
@@ -4113,14 +4319,16 @@
     <w:r>
       <w:rPr>
         <w:rFonts w:ascii="Calibri" w:cs="Calibri" w:eastAsia="Calibri" w:hAnsi="Calibri"/>
+        <w:color w:val="55666A"/>
         <w:sz w:val="16"/>
         <w:szCs w:val="16"/>
       </w:rPr>
-      <w:t xml:space="preserve">Centro Médico Altavida · IIT421W Seguridad y Protección de Datos · página </w:t>
+      <w:t xml:space="preserve">Página </w:t>
     </w:r>
     <w:r>
       <w:rPr>
         <w:rFonts w:ascii="Calibri" w:cs="Calibri" w:eastAsia="Calibri" w:hAnsi="Calibri"/>
+        <w:color w:val="55666A"/>
         <w:sz w:val="16"/>
         <w:szCs w:val="16"/>
       </w:rPr>
@@ -4129,6 +4337,7 @@
     <w:r>
       <w:rPr>
         <w:rFonts w:ascii="Calibri" w:cs="Calibri" w:eastAsia="Calibri" w:hAnsi="Calibri"/>
+        <w:color w:val="55666A"/>
         <w:sz w:val="16"/>
         <w:szCs w:val="16"/>
       </w:rPr>
@@ -4137,6 +4346,7 @@
     <w:r>
       <w:rPr>
         <w:rFonts w:ascii="Calibri" w:cs="Calibri" w:eastAsia="Calibri" w:hAnsi="Calibri"/>
+        <w:color w:val="55666A"/>
         <w:sz w:val="16"/>
         <w:szCs w:val="16"/>
       </w:rPr>
@@ -4145,6 +4355,7 @@
     <w:r>
       <w:rPr>
         <w:rFonts w:ascii="Calibri" w:cs="Calibri" w:eastAsia="Calibri" w:hAnsi="Calibri"/>
+        <w:color w:val="55666A"/>
         <w:sz w:val="16"/>
         <w:szCs w:val="16"/>
       </w:rPr>
@@ -4191,6 +4402,25 @@
 </w:footnotes>
 </file>
 
+<file path=word/header1.xml><?xml version="1.0" encoding="utf-8"?>
+<w:hdr xmlns:wpc="http://schemas.microsoft.com/office/word/2010/wordprocessingCanvas" xmlns:mc="http://schemas.openxmlformats.org/markup-compatibility/2006" xmlns:o="urn:schemas-microsoft-com:office:office" xmlns:r="http://schemas.openxmlformats.org/officeDocument/2006/relationships" xmlns:m="http://schemas.openxmlformats.org/officeDocument/2006/math" xmlns:v="urn:schemas-microsoft-com:vml" xmlns:wp14="http://schemas.microsoft.com/office/word/2010/wordprocessingDrawing" xmlns:wp="http://schemas.openxmlformats.org/drawingml/2006/wordprocessingDrawing" xmlns:w10="urn:schemas-microsoft-com:office:word" xmlns:w="http://schemas.openxmlformats.org/wordprocessingml/2006/main" xmlns:w14="http://schemas.microsoft.com/office/word/2010/wordml" xmlns:w15="http://schemas.microsoft.com/office/word/2012/wordml" xmlns:wpg="http://schemas.microsoft.com/office/word/2010/wordprocessingGroup" xmlns:wpi="http://schemas.microsoft.com/office/word/2010/wordprocessingInk" xmlns:wne="http://schemas.microsoft.com/office/word/2006/wordml" xmlns:wps="http://schemas.microsoft.com/office/word/2010/wordprocessingShape" xmlns:cx="http://schemas.microsoft.com/office/drawing/2014/chartex" xmlns:cx1="http://schemas.microsoft.com/office/drawing/2015/9/8/chartex" xmlns:cx2="http://schemas.microsoft.com/office/drawing/2015/10/21/chartex" xmlns:cx3="http://schemas.microsoft.com/office/drawing/2016/5/9/chartex" xmlns:cx4="http://schemas.microsoft.com/office/drawing/2016/5/10/chartex" xmlns:cx5="http://schemas.microsoft.com/office/drawing/2016/5/11/chartex" xmlns:cx6="http://schemas.microsoft.com/office/drawing/2016/5/12/chartex" xmlns:cx7="http://schemas.microsoft.com/office/drawing/2016/5/13/chartex" xmlns:cx8="http://schemas.microsoft.com/office/drawing/2016/5/14/chartex" xmlns:w16cid="http://schemas.microsoft.com/office/word/2016/wordml/cid" xmlns:w16se="http://schemas.microsoft.com/office/word/2015/wordml/symex">
+  <w:p>
+    <w:pPr>
+      <w:jc w:val="right"/>
+    </w:pPr>
+    <w:r>
+      <w:rPr>
+        <w:rFonts w:ascii="Calibri" w:cs="Calibri" w:eastAsia="Calibri" w:hAnsi="Calibri"/>
+        <w:color w:val="55666A"/>
+        <w:sz w:val="16"/>
+        <w:szCs w:val="16"/>
+      </w:rPr>
+      <w:t xml:space="preserve">Centro Médico Altavida · Protección de datos</w:t>
+    </w:r>
+  </w:p>
+</w:hdr>
+</file>
+
 <file path=word/numbering.xml><?xml version="1.0" encoding="utf-8"?>
 <w:numbering xmlns:wpc="http://schemas.microsoft.com/office/word/2010/wordprocessingCanvas" xmlns:mc="http://schemas.openxmlformats.org/markup-compatibility/2006" xmlns:o="urn:schemas-microsoft-com:office:office" xmlns:r="http://schemas.openxmlformats.org/officeDocument/2006/relationships" xmlns:m="http://schemas.openxmlformats.org/officeDocument/2006/math" xmlns:v="urn:schemas-microsoft-com:vml" xmlns:wp14="http://schemas.microsoft.com/office/word/2010/wordprocessingDrawing" xmlns:wp="http://schemas.openxmlformats.org/drawingml/2006/wordprocessingDrawing" xmlns:w10="urn:schemas-microsoft-com:office:word" xmlns:w="http://schemas.openxmlformats.org/wordprocessingml/2006/main" xmlns:w14="http://schemas.microsoft.com/office/word/2010/wordml" xmlns:w15="http://schemas.microsoft.com/office/word/2012/wordml" xmlns:wpg="http://schemas.microsoft.com/office/word/2010/wordprocessingGroup" xmlns:wpi="http://schemas.microsoft.com/office/word/2010/wordprocessingInk" xmlns:wne="http://schemas.microsoft.com/office/word/2006/wordml" xmlns:wps="http://schemas.microsoft.com/office/word/2010/wordprocessingShape" mc:Ignorable="w14 w15 wp14">
   <w:abstractNum w:abstractNumId="1" w15:restartNumberingAfterBreak="0">
@@ -4282,7 +4512,7 @@
     <w:lvl w:ilvl="0" w:tentative="1">
       <w:start w:val="1"/>
       <w:numFmt w:val="bullet"/>
-      <w:lvlText w:val="•"/>
+      <w:lvlText w:val="●"/>
       <w:lvlJc w:val="left"/>
       <w:pPr>
         <w:ind w:left="720" w:hanging="360"/>
@@ -4310,8 +4540,8 @@
     <w:rPrDefault>
       <w:rPr>
         <w:rFonts w:ascii="Calibri" w:cs="Calibri" w:eastAsia="Calibri" w:hAnsi="Calibri"/>
-        <w:sz w:val="22"/>
-        <w:szCs w:val="22"/>
+        <w:sz w:val="21"/>
+        <w:szCs w:val="21"/>
       </w:rPr>
     </w:rPrDefault>
     <w:pPrDefault/>
@@ -4343,6 +4573,17 @@
     <w:rPr>
       <w:sz w:val="56"/>
       <w:szCs w:val="56"/>
+    </w:rPr>
+  </w:style>
+  <w:style w:type="paragraph" w:styleId="Heading3">
+    <w:name w:val="Heading 3"/>
+    <w:basedOn w:val="Normal"/>
+    <w:next w:val="Normal"/>
+    <w:qFormat/>
+    <w:rPr>
+      <w:color w:val="1F4D78"/>
+      <w:sz w:val="24"/>
+      <w:szCs w:val="24"/>
     </w:rPr>
   </w:style>
   <w:style w:type="paragraph" w:styleId="Heading4">
@@ -4383,11 +4624,6 @@
       <w:b/>
       <w:bCs/>
     </w:rPr>
-  </w:style>
-  <w:style w:type="paragraph" w:styleId="ListParagraph">
-    <w:name w:val="List Paragraph"/>
-    <w:basedOn w:val="Normal"/>
-    <w:qFormat/>
   </w:style>
   <w:style w:type="paragraph" w:styleId="Caption">
     <w:name w:val="caption"/>
@@ -4435,7 +4671,7 @@
     <w:unhideWhenUsed/>
     <w:pPr>
       <w:spacing w:after="100"/>
-      <w:ind w:left="220"/>
+      <w:ind w:left="210"/>
     </w:pPr>
   </w:style>
   <w:style w:type="paragraph" w:styleId="TOC3">
@@ -4447,7 +4683,7 @@
     <w:unhideWhenUsed/>
     <w:pPr>
       <w:spacing w:after="100"/>
-      <w:ind w:left="440"/>
+      <w:ind w:left="420"/>
     </w:pPr>
   </w:style>
   <w:style w:type="paragraph" w:styleId="TOC4">
@@ -4459,7 +4695,7 @@
     <w:unhideWhenUsed/>
     <w:pPr>
       <w:spacing w:after="100"/>
-      <w:ind w:left="660"/>
+      <w:ind w:left="630"/>
     </w:pPr>
   </w:style>
   <w:style w:type="paragraph" w:styleId="TOC5">
@@ -4471,7 +4707,7 @@
     <w:unhideWhenUsed/>
     <w:pPr>
       <w:spacing w:after="100"/>
-      <w:ind w:left="880"/>
+      <w:ind w:left="840"/>
     </w:pPr>
   </w:style>
   <w:style w:type="paragraph" w:styleId="TOC6">
@@ -4483,7 +4719,7 @@
     <w:unhideWhenUsed/>
     <w:pPr>
       <w:spacing w:after="100"/>
-      <w:ind w:left="1100"/>
+      <w:ind w:left="1050"/>
     </w:pPr>
   </w:style>
   <w:style w:type="paragraph" w:styleId="TOC7">
@@ -4495,7 +4731,7 @@
     <w:unhideWhenUsed/>
     <w:pPr>
       <w:spacing w:after="100"/>
-      <w:ind w:left="1320"/>
+      <w:ind w:left="1260"/>
     </w:pPr>
   </w:style>
   <w:style w:type="paragraph" w:styleId="TOC8">
@@ -4507,7 +4743,7 @@
     <w:unhideWhenUsed/>
     <w:pPr>
       <w:spacing w:after="100"/>
-      <w:ind w:left="1540"/>
+      <w:ind w:left="1470"/>
     </w:pPr>
   </w:style>
   <w:style w:type="paragraph" w:styleId="TOC9">
@@ -4519,7 +4755,7 @@
     <w:unhideWhenUsed/>
     <w:pPr>
       <w:spacing w:after="100"/>
-      <w:ind w:left="1760"/>
+      <w:ind w:left="1680"/>
     </w:pPr>
   </w:style>
   <w:style w:type="character" w:styleId="Hyperlink">
@@ -4619,16 +4855,16 @@
     <w:next w:val="Normal"/>
     <w:qFormat/>
     <w:pPr>
-      <w:spacing w:after="160" w:before="300"/>
+      <w:spacing w:after="160" w:before="360"/>
       <w:outlineLvl w:val="0"/>
     </w:pPr>
     <w:rPr>
       <w:rFonts w:ascii="Calibri" w:cs="Calibri" w:eastAsia="Calibri" w:hAnsi="Calibri"/>
       <w:b/>
       <w:bCs/>
-      <w:color w:val="1F3A5F"/>
-      <w:sz w:val="34"/>
-      <w:szCs w:val="34"/>
+      <w:color w:val="0F6E6A"/>
+      <w:sz w:val="32"/>
+      <w:szCs w:val="32"/>
     </w:rPr>
   </w:style>
   <w:style w:type="paragraph" w:styleId="Heading2">
@@ -4637,34 +4873,22 @@
     <w:next w:val="Normal"/>
     <w:qFormat/>
     <w:pPr>
-      <w:spacing w:after="120" w:before="240"/>
+      <w:spacing w:after="100" w:before="240"/>
       <w:outlineLvl w:val="1"/>
     </w:pPr>
     <w:rPr>
       <w:rFonts w:ascii="Calibri" w:cs="Calibri" w:eastAsia="Calibri" w:hAnsi="Calibri"/>
       <w:b/>
       <w:bCs/>
-      <w:color w:val="1F3A5F"/>
-      <w:sz w:val="28"/>
-      <w:szCs w:val="28"/>
+      <w:color w:val="1B2A2F"/>
+      <w:sz w:val="25"/>
+      <w:szCs w:val="25"/>
     </w:rPr>
   </w:style>
-  <w:style w:type="paragraph" w:styleId="Heading3">
-    <w:name w:val="Heading 3"/>
+  <w:style w:type="paragraph" w:styleId="ListParagraph">
+    <w:name w:val="List Paragraph"/>
     <w:basedOn w:val="Normal"/>
-    <w:next w:val="Normal"/>
     <w:qFormat/>
-    <w:pPr>
-      <w:spacing w:after="100" w:before="180"/>
-      <w:outlineLvl w:val="2"/>
-    </w:pPr>
-    <w:rPr>
-      <w:rFonts w:ascii="Calibri" w:cs="Calibri" w:eastAsia="Calibri" w:hAnsi="Calibri"/>
-      <w:b/>
-      <w:bCs/>
-      <w:sz w:val="24"/>
-      <w:szCs w:val="24"/>
-    </w:rPr>
   </w:style>
 </w:styles>
 </file>
